--- a/docs/FYP_Thesis_2026-07-02_humanized.docx
+++ b/docs/FYP_Thesis_2026-07-02_humanized.docx
@@ -593,7 +593,7 @@
           <w:sz w:val="24"/>
           <w:szCs w:val="24"/>
         </w:rPr>
-        <w:t xml:space="preserve">Figure 1  Scorer validation: judge ASR vs regex proxy, and judge-vs-proxy Cohen’s κ.</w:t>
+        <w:t xml:space="preserve">Figure 1  Study design: matched pairs, the precision arm, the benchmark battery, and the inference pipeline.</w:t>
       </w:r>
     </w:p>
     <w:p>
@@ -607,7 +607,7 @@
           <w:sz w:val="24"/>
           <w:szCs w:val="24"/>
         </w:rPr>
-        <w:t xml:space="preserve">Figure 2  The capability-anchored safety space (ΔMMLU vs judge ΔASR, with label regions).</w:t>
+        <w:t xml:space="preserve">Figure 2  System architecture: configuration, execution, benchmark plugins, scoring, and analysis.</w:t>
       </w:r>
     </w:p>
     <w:p>
@@ -621,7 +621,49 @@
           <w:sz w:val="24"/>
           <w:szCs w:val="24"/>
         </w:rPr>
-        <w:t xml:space="preserve">Figure 3  Precision sweep fp16 → INT8 → NF4 (HarmBench ASR, MMLU, ARC).</w:t>
+        <w:t xml:space="preserve">Figure 3  TC1 execution model: workstation, head node, GPU compute node, and the return path.</w:t>
+      </w:r>
+    </w:p>
+    <w:p>
+      <w:pPr>
+        <w:spacing w:after="60" w:line="276"/>
+        <w:jc w:val="left"/>
+      </w:pPr>
+      <w:r>
+        <w:rPr>
+          <w:rFonts w:ascii="Times New Roman" w:cs="Times New Roman" w:eastAsia="Times New Roman" w:hAnsi="Times New Roman"/>
+          <w:sz w:val="24"/>
+          <w:szCs w:val="24"/>
+        </w:rPr>
+        <w:t xml:space="preserve">Figure 4  Scorer validation: judge ASR vs regex proxy, and judge-vs-proxy Cohen’s κ.</w:t>
+      </w:r>
+    </w:p>
+    <w:p>
+      <w:pPr>
+        <w:spacing w:after="60" w:line="276"/>
+        <w:jc w:val="left"/>
+      </w:pPr>
+      <w:r>
+        <w:rPr>
+          <w:rFonts w:ascii="Times New Roman" w:cs="Times New Roman" w:eastAsia="Times New Roman" w:hAnsi="Times New Roman"/>
+          <w:sz w:val="24"/>
+          <w:szCs w:val="24"/>
+        </w:rPr>
+        <w:t xml:space="preserve">Figure 5  The capability-anchored safety space (ΔMMLU vs judge ΔASR, with label regions).</w:t>
+      </w:r>
+    </w:p>
+    <w:p>
+      <w:pPr>
+        <w:spacing w:after="60" w:line="276"/>
+        <w:jc w:val="left"/>
+      </w:pPr>
+      <w:r>
+        <w:rPr>
+          <w:rFonts w:ascii="Times New Roman" w:cs="Times New Roman" w:eastAsia="Times New Roman" w:hAnsi="Times New Roman"/>
+          <w:sz w:val="24"/>
+          <w:szCs w:val="24"/>
+        </w:rPr>
+        <w:t xml:space="preserve">Figure 6  Precision sweep fp16 → INT8 → NF4 (HarmBench ASR, MMLU, ARC).</w:t>
       </w:r>
     </w:p>
     <w:p>
@@ -1824,2615 +1866,13 @@
     </w:p>
     <w:p>
       <w:pPr>
-        <w:pStyle w:val="Heading2"/>
-        <w:spacing w:after="140" w:before="200"/>
-      </w:pPr>
-      <w:r>
-        <w:rPr>
-          <w:rFonts w:ascii="Times New Roman" w:cs="Times New Roman" w:eastAsia="Times New Roman" w:hAnsi="Times New Roman"/>
-          <w:b/>
-          <w:bCs/>
-          <w:sz w:val="27"/>
-          <w:szCs w:val="27"/>
-        </w:rPr>
-        <w:t xml:space="preserve">3.2  Quantization methods and the precision sweep</w:t>
-      </w:r>
-    </w:p>
-    <w:p>
-      <w:pPr>
-        <w:spacing w:after="160" w:line="276"/>
-        <w:jc w:val="both"/>
-      </w:pPr>
-      <w:r>
-        <w:rPr>
-          <w:rFonts w:ascii="Times New Roman" w:cs="Times New Roman" w:eastAsia="Times New Roman" w:hAnsi="Times New Roman"/>
-          <w:sz w:val="24"/>
-          <w:szCs w:val="24"/>
-        </w:rPr>
-        <w:t xml:space="preserve">The main study compares fp16 against NF4 four-bit quantization. A separate precision point adds INT8 (LLM.int8), so each pair can be traced across fp16 → INT8 → NF4. INT8 is a distinct mixed-precision method, not a lower-bit NF4; treating it as a separate precision dimension lets the study ask whether degradation is graded with bit-width or concentrated at a particular method. To keep the evaluated main study untouched, the INT8 members live in a separate configuration and are analysed by a dedicated precision-sweep script rather than entering the base-versus-4bit pairwise pipeline.</w:t>
-      </w:r>
-    </w:p>
-    <w:p>
-      <w:pPr>
-        <w:pStyle w:val="Heading2"/>
-        <w:spacing w:after="140" w:before="200"/>
-      </w:pPr>
-      <w:r>
-        <w:rPr>
-          <w:rFonts w:ascii="Times New Roman" w:cs="Times New Roman" w:eastAsia="Times New Roman" w:hAnsi="Times New Roman"/>
-          <w:b/>
-          <w:bCs/>
-          <w:sz w:val="27"/>
-          <w:szCs w:val="27"/>
-        </w:rPr>
-        <w:t xml:space="preserve">3.3  Benchmarks and metrics</w:t>
-      </w:r>
-    </w:p>
-    <w:p>
-      <w:pPr>
-        <w:spacing w:after="160" w:line="276"/>
-        <w:jc w:val="both"/>
-      </w:pPr>
-      <w:r>
-        <w:rPr>
-          <w:rFonts w:ascii="Times New Roman" w:cs="Times New Roman" w:eastAsia="Times New Roman" w:hAnsi="Times New Roman"/>
-          <w:sz w:val="24"/>
-          <w:szCs w:val="24"/>
-        </w:rPr>
-        <w:t xml:space="preserve">Four benchmarks span the two axes of interest. Harmful compliance (HarmBench [3]) and over-refusal (XSTest [9]) capture safety; MMLU [13] and ARC-Challenge [14] capture capability, using two independent benchmarks so that capability claims do not rest on a single test.</w:t>
-      </w:r>
-    </w:p>
-    <w:tbl>
-      <w:tblPr>
-        <w:tblW w:type="dxa" w:w="9360"/>
-        <w:tblBorders>
-          <w:top w:val="single" w:color="auto" w:sz="4"/>
-          <w:left w:val="single" w:color="auto" w:sz="4"/>
-          <w:bottom w:val="single" w:color="auto" w:sz="4"/>
-          <w:right w:val="single" w:color="auto" w:sz="4"/>
-          <w:insideH w:val="single" w:color="auto" w:sz="4"/>
-          <w:insideV w:val="single" w:color="auto" w:sz="4"/>
-        </w:tblBorders>
-      </w:tblPr>
-      <w:tblGrid>
-        <w:gridCol w:w="2400"/>
-        <w:gridCol w:w="2560"/>
-        <w:gridCol w:w="2600"/>
-        <w:gridCol w:w="1800"/>
-      </w:tblGrid>
-      <w:tr>
-        <w:trPr>
-          <w:tblHeader/>
-        </w:trPr>
-        <w:tc>
-          <w:tcPr>
-            <w:tcW w:type="dxa" w:w="2400"/>
-            <w:tcBorders>
-              <w:top w:val="single" w:color="999999" w:sz="1"/>
-              <w:left w:val="single" w:color="999999" w:sz="1"/>
-              <w:bottom w:val="single" w:color="999999" w:sz="1"/>
-              <w:right w:val="single" w:color="999999" w:sz="1"/>
-            </w:tcBorders>
-            <w:shd w:fill="D9E2F3" w:val="clear"/>
-            <w:tcMar>
-              <w:top w:type="dxa" w:w="60"/>
-              <w:left w:type="dxa" w:w="100"/>
-              <w:bottom w:type="dxa" w:w="60"/>
-              <w:right w:type="dxa" w:w="100"/>
-            </w:tcMar>
-          </w:tcPr>
-          <w:p>
-            <w:r>
-              <w:rPr>
-                <w:rFonts w:ascii="Times New Roman" w:cs="Times New Roman" w:eastAsia="Times New Roman" w:hAnsi="Times New Roman"/>
-                <w:b/>
-                <w:bCs/>
-                <w:sz w:val="20"/>
-                <w:szCs w:val="20"/>
-              </w:rPr>
-              <w:t xml:space="preserve">Benchmark</w:t>
-            </w:r>
-          </w:p>
-        </w:tc>
-        <w:tc>
-          <w:tcPr>
-            <w:tcW w:type="dxa" w:w="2560"/>
-            <w:tcBorders>
-              <w:top w:val="single" w:color="999999" w:sz="1"/>
-              <w:left w:val="single" w:color="999999" w:sz="1"/>
-              <w:bottom w:val="single" w:color="999999" w:sz="1"/>
-              <w:right w:val="single" w:color="999999" w:sz="1"/>
-            </w:tcBorders>
-            <w:shd w:fill="D9E2F3" w:val="clear"/>
-            <w:tcMar>
-              <w:top w:type="dxa" w:w="60"/>
-              <w:left w:type="dxa" w:w="100"/>
-              <w:bottom w:type="dxa" w:w="60"/>
-              <w:right w:type="dxa" w:w="100"/>
-            </w:tcMar>
-          </w:tcPr>
-          <w:p>
-            <w:r>
-              <w:rPr>
-                <w:rFonts w:ascii="Times New Roman" w:cs="Times New Roman" w:eastAsia="Times New Roman" w:hAnsi="Times New Roman"/>
-                <w:b/>
-                <w:bCs/>
-                <w:sz w:val="20"/>
-                <w:szCs w:val="20"/>
-              </w:rPr>
-              <w:t xml:space="preserve">Axis</w:t>
-            </w:r>
-          </w:p>
-        </w:tc>
-        <w:tc>
-          <w:tcPr>
-            <w:tcW w:type="dxa" w:w="2600"/>
-            <w:tcBorders>
-              <w:top w:val="single" w:color="999999" w:sz="1"/>
-              <w:left w:val="single" w:color="999999" w:sz="1"/>
-              <w:bottom w:val="single" w:color="999999" w:sz="1"/>
-              <w:right w:val="single" w:color="999999" w:sz="1"/>
-            </w:tcBorders>
-            <w:shd w:fill="D9E2F3" w:val="clear"/>
-            <w:tcMar>
-              <w:top w:type="dxa" w:w="60"/>
-              <w:left w:type="dxa" w:w="100"/>
-              <w:bottom w:type="dxa" w:w="60"/>
-              <w:right w:type="dxa" w:w="100"/>
-            </w:tcMar>
-          </w:tcPr>
-          <w:p>
-            <w:r>
-              <w:rPr>
-                <w:rFonts w:ascii="Times New Roman" w:cs="Times New Roman" w:eastAsia="Times New Roman" w:hAnsi="Times New Roman"/>
-                <w:b/>
-                <w:bCs/>
-                <w:sz w:val="20"/>
-                <w:szCs w:val="20"/>
-              </w:rPr>
-              <w:t xml:space="preserve">Primary metric</w:t>
-            </w:r>
-          </w:p>
-        </w:tc>
-        <w:tc>
-          <w:tcPr>
-            <w:tcW w:type="dxa" w:w="1800"/>
-            <w:tcBorders>
-              <w:top w:val="single" w:color="999999" w:sz="1"/>
-              <w:left w:val="single" w:color="999999" w:sz="1"/>
-              <w:bottom w:val="single" w:color="999999" w:sz="1"/>
-              <w:right w:val="single" w:color="999999" w:sz="1"/>
-            </w:tcBorders>
-            <w:shd w:fill="D9E2F3" w:val="clear"/>
-            <w:tcMar>
-              <w:top w:type="dxa" w:w="60"/>
-              <w:left w:type="dxa" w:w="100"/>
-              <w:bottom w:type="dxa" w:w="60"/>
-              <w:right w:type="dxa" w:w="100"/>
-            </w:tcMar>
-          </w:tcPr>
-          <w:p>
-            <w:r>
-              <w:rPr>
-                <w:rFonts w:ascii="Times New Roman" w:cs="Times New Roman" w:eastAsia="Times New Roman" w:hAnsi="Times New Roman"/>
-                <w:b/>
-                <w:bCs/>
-                <w:sz w:val="20"/>
-                <w:szCs w:val="20"/>
-              </w:rPr>
-              <w:t xml:space="preserve">n</w:t>
-            </w:r>
-          </w:p>
-        </w:tc>
-      </w:tr>
-      <w:tr>
-        <w:tc>
-          <w:tcPr>
-            <w:tcW w:type="dxa" w:w="2400"/>
-            <w:tcBorders>
-              <w:top w:val="single" w:color="999999" w:sz="1"/>
-              <w:left w:val="single" w:color="999999" w:sz="1"/>
-              <w:bottom w:val="single" w:color="999999" w:sz="1"/>
-              <w:right w:val="single" w:color="999999" w:sz="1"/>
-            </w:tcBorders>
-            <w:tcMar>
-              <w:top w:type="dxa" w:w="60"/>
-              <w:left w:type="dxa" w:w="100"/>
-              <w:bottom w:type="dxa" w:w="60"/>
-              <w:right w:type="dxa" w:w="100"/>
-            </w:tcMar>
-          </w:tcPr>
-          <w:p>
-            <w:r>
-              <w:rPr>
-                <w:rFonts w:ascii="Times New Roman" w:cs="Times New Roman" w:eastAsia="Times New Roman" w:hAnsi="Times New Roman"/>
-                <w:sz w:val="20"/>
-                <w:szCs w:val="20"/>
-              </w:rPr>
-              <w:t xml:space="preserve">HarmBench</w:t>
-            </w:r>
-          </w:p>
-        </w:tc>
-        <w:tc>
-          <w:tcPr>
-            <w:tcW w:type="dxa" w:w="2560"/>
-            <w:tcBorders>
-              <w:top w:val="single" w:color="999999" w:sz="1"/>
-              <w:left w:val="single" w:color="999999" w:sz="1"/>
-              <w:bottom w:val="single" w:color="999999" w:sz="1"/>
-              <w:right w:val="single" w:color="999999" w:sz="1"/>
-            </w:tcBorders>
-            <w:tcMar>
-              <w:top w:type="dxa" w:w="60"/>
-              <w:left w:type="dxa" w:w="100"/>
-              <w:bottom w:type="dxa" w:w="60"/>
-              <w:right w:type="dxa" w:w="100"/>
-            </w:tcMar>
-          </w:tcPr>
-          <w:p>
-            <w:r>
-              <w:rPr>
-                <w:rFonts w:ascii="Times New Roman" w:cs="Times New Roman" w:eastAsia="Times New Roman" w:hAnsi="Times New Roman"/>
-                <w:sz w:val="20"/>
-                <w:szCs w:val="20"/>
-              </w:rPr>
-              <w:t xml:space="preserve">Harmful compliance</w:t>
-            </w:r>
-          </w:p>
-        </w:tc>
-        <w:tc>
-          <w:tcPr>
-            <w:tcW w:type="dxa" w:w="2600"/>
-            <w:tcBorders>
-              <w:top w:val="single" w:color="999999" w:sz="1"/>
-              <w:left w:val="single" w:color="999999" w:sz="1"/>
-              <w:bottom w:val="single" w:color="999999" w:sz="1"/>
-              <w:right w:val="single" w:color="999999" w:sz="1"/>
-            </w:tcBorders>
-            <w:tcMar>
-              <w:top w:type="dxa" w:w="60"/>
-              <w:left w:type="dxa" w:w="100"/>
-              <w:bottom w:type="dxa" w:w="60"/>
-              <w:right w:type="dxa" w:w="100"/>
-            </w:tcMar>
-          </w:tcPr>
-          <w:p>
-            <w:r>
-              <w:rPr>
-                <w:rFonts w:ascii="Times New Roman" w:cs="Times New Roman" w:eastAsia="Times New Roman" w:hAnsi="Times New Roman"/>
-                <w:sz w:val="20"/>
-                <w:szCs w:val="20"/>
-              </w:rPr>
-              <w:t xml:space="preserve">Attack Success Rate</w:t>
-            </w:r>
-          </w:p>
-        </w:tc>
-        <w:tc>
-          <w:tcPr>
-            <w:tcW w:type="dxa" w:w="1800"/>
-            <w:tcBorders>
-              <w:top w:val="single" w:color="999999" w:sz="1"/>
-              <w:left w:val="single" w:color="999999" w:sz="1"/>
-              <w:bottom w:val="single" w:color="999999" w:sz="1"/>
-              <w:right w:val="single" w:color="999999" w:sz="1"/>
-            </w:tcBorders>
-            <w:tcMar>
-              <w:top w:type="dxa" w:w="60"/>
-              <w:left w:type="dxa" w:w="100"/>
-              <w:bottom w:type="dxa" w:w="60"/>
-              <w:right w:type="dxa" w:w="100"/>
-            </w:tcMar>
-          </w:tcPr>
-          <w:p>
-            <w:r>
-              <w:rPr>
-                <w:rFonts w:ascii="Times New Roman" w:cs="Times New Roman" w:eastAsia="Times New Roman" w:hAnsi="Times New Roman"/>
-                <w:sz w:val="20"/>
-                <w:szCs w:val="20"/>
-              </w:rPr>
-              <w:t xml:space="preserve">200</w:t>
-            </w:r>
-          </w:p>
-        </w:tc>
-      </w:tr>
-      <w:tr>
-        <w:tc>
-          <w:tcPr>
-            <w:tcW w:type="dxa" w:w="2400"/>
-            <w:tcBorders>
-              <w:top w:val="single" w:color="999999" w:sz="1"/>
-              <w:left w:val="single" w:color="999999" w:sz="1"/>
-              <w:bottom w:val="single" w:color="999999" w:sz="1"/>
-              <w:right w:val="single" w:color="999999" w:sz="1"/>
-            </w:tcBorders>
-            <w:tcMar>
-              <w:top w:type="dxa" w:w="60"/>
-              <w:left w:type="dxa" w:w="100"/>
-              <w:bottom w:type="dxa" w:w="60"/>
-              <w:right w:type="dxa" w:w="100"/>
-            </w:tcMar>
-          </w:tcPr>
-          <w:p>
-            <w:r>
-              <w:rPr>
-                <w:rFonts w:ascii="Times New Roman" w:cs="Times New Roman" w:eastAsia="Times New Roman" w:hAnsi="Times New Roman"/>
-                <w:sz w:val="20"/>
-                <w:szCs w:val="20"/>
-              </w:rPr>
-              <w:t xml:space="preserve">XSTest</w:t>
-            </w:r>
-          </w:p>
-        </w:tc>
-        <w:tc>
-          <w:tcPr>
-            <w:tcW w:type="dxa" w:w="2560"/>
-            <w:tcBorders>
-              <w:top w:val="single" w:color="999999" w:sz="1"/>
-              <w:left w:val="single" w:color="999999" w:sz="1"/>
-              <w:bottom w:val="single" w:color="999999" w:sz="1"/>
-              <w:right w:val="single" w:color="999999" w:sz="1"/>
-            </w:tcBorders>
-            <w:tcMar>
-              <w:top w:type="dxa" w:w="60"/>
-              <w:left w:type="dxa" w:w="100"/>
-              <w:bottom w:type="dxa" w:w="60"/>
-              <w:right w:type="dxa" w:w="100"/>
-            </w:tcMar>
-          </w:tcPr>
-          <w:p>
-            <w:r>
-              <w:rPr>
-                <w:rFonts w:ascii="Times New Roman" w:cs="Times New Roman" w:eastAsia="Times New Roman" w:hAnsi="Times New Roman"/>
-                <w:sz w:val="20"/>
-                <w:szCs w:val="20"/>
-              </w:rPr>
-              <w:t xml:space="preserve">Over-refusal</w:t>
-            </w:r>
-          </w:p>
-        </w:tc>
-        <w:tc>
-          <w:tcPr>
-            <w:tcW w:type="dxa" w:w="2600"/>
-            <w:tcBorders>
-              <w:top w:val="single" w:color="999999" w:sz="1"/>
-              <w:left w:val="single" w:color="999999" w:sz="1"/>
-              <w:bottom w:val="single" w:color="999999" w:sz="1"/>
-              <w:right w:val="single" w:color="999999" w:sz="1"/>
-            </w:tcBorders>
-            <w:tcMar>
-              <w:top w:type="dxa" w:w="60"/>
-              <w:left w:type="dxa" w:w="100"/>
-              <w:bottom w:type="dxa" w:w="60"/>
-              <w:right w:type="dxa" w:w="100"/>
-            </w:tcMar>
-          </w:tcPr>
-          <w:p>
-            <w:r>
-              <w:rPr>
-                <w:rFonts w:ascii="Times New Roman" w:cs="Times New Roman" w:eastAsia="Times New Roman" w:hAnsi="Times New Roman"/>
-                <w:sz w:val="20"/>
-                <w:szCs w:val="20"/>
-              </w:rPr>
-              <w:t xml:space="preserve">Over-refusal rate</w:t>
-            </w:r>
-          </w:p>
-        </w:tc>
-        <w:tc>
-          <w:tcPr>
-            <w:tcW w:type="dxa" w:w="1800"/>
-            <w:tcBorders>
-              <w:top w:val="single" w:color="999999" w:sz="1"/>
-              <w:left w:val="single" w:color="999999" w:sz="1"/>
-              <w:bottom w:val="single" w:color="999999" w:sz="1"/>
-              <w:right w:val="single" w:color="999999" w:sz="1"/>
-            </w:tcBorders>
-            <w:tcMar>
-              <w:top w:type="dxa" w:w="60"/>
-              <w:left w:type="dxa" w:w="100"/>
-              <w:bottom w:type="dxa" w:w="60"/>
-              <w:right w:type="dxa" w:w="100"/>
-            </w:tcMar>
-          </w:tcPr>
-          <w:p>
-            <w:r>
-              <w:rPr>
-                <w:rFonts w:ascii="Times New Roman" w:cs="Times New Roman" w:eastAsia="Times New Roman" w:hAnsi="Times New Roman"/>
-                <w:sz w:val="20"/>
-                <w:szCs w:val="20"/>
-              </w:rPr>
-              <w:t xml:space="preserve">250</w:t>
-            </w:r>
-          </w:p>
-        </w:tc>
-      </w:tr>
-      <w:tr>
-        <w:tc>
-          <w:tcPr>
-            <w:tcW w:type="dxa" w:w="2400"/>
-            <w:tcBorders>
-              <w:top w:val="single" w:color="999999" w:sz="1"/>
-              <w:left w:val="single" w:color="999999" w:sz="1"/>
-              <w:bottom w:val="single" w:color="999999" w:sz="1"/>
-              <w:right w:val="single" w:color="999999" w:sz="1"/>
-            </w:tcBorders>
-            <w:tcMar>
-              <w:top w:type="dxa" w:w="60"/>
-              <w:left w:type="dxa" w:w="100"/>
-              <w:bottom w:type="dxa" w:w="60"/>
-              <w:right w:type="dxa" w:w="100"/>
-            </w:tcMar>
-          </w:tcPr>
-          <w:p>
-            <w:r>
-              <w:rPr>
-                <w:rFonts w:ascii="Times New Roman" w:cs="Times New Roman" w:eastAsia="Times New Roman" w:hAnsi="Times New Roman"/>
-                <w:sz w:val="20"/>
-                <w:szCs w:val="20"/>
-              </w:rPr>
-              <w:t xml:space="preserve">MMLU (subset)</w:t>
-            </w:r>
-          </w:p>
-        </w:tc>
-        <w:tc>
-          <w:tcPr>
-            <w:tcW w:type="dxa" w:w="2560"/>
-            <w:tcBorders>
-              <w:top w:val="single" w:color="999999" w:sz="1"/>
-              <w:left w:val="single" w:color="999999" w:sz="1"/>
-              <w:bottom w:val="single" w:color="999999" w:sz="1"/>
-              <w:right w:val="single" w:color="999999" w:sz="1"/>
-            </w:tcBorders>
-            <w:tcMar>
-              <w:top w:type="dxa" w:w="60"/>
-              <w:left w:type="dxa" w:w="100"/>
-              <w:bottom w:type="dxa" w:w="60"/>
-              <w:right w:type="dxa" w:w="100"/>
-            </w:tcMar>
-          </w:tcPr>
-          <w:p>
-            <w:r>
-              <w:rPr>
-                <w:rFonts w:ascii="Times New Roman" w:cs="Times New Roman" w:eastAsia="Times New Roman" w:hAnsi="Times New Roman"/>
-                <w:sz w:val="20"/>
-                <w:szCs w:val="20"/>
-              </w:rPr>
-              <w:t xml:space="preserve">Capability</w:t>
-            </w:r>
-          </w:p>
-        </w:tc>
-        <w:tc>
-          <w:tcPr>
-            <w:tcW w:type="dxa" w:w="2600"/>
-            <w:tcBorders>
-              <w:top w:val="single" w:color="999999" w:sz="1"/>
-              <w:left w:val="single" w:color="999999" w:sz="1"/>
-              <w:bottom w:val="single" w:color="999999" w:sz="1"/>
-              <w:right w:val="single" w:color="999999" w:sz="1"/>
-            </w:tcBorders>
-            <w:tcMar>
-              <w:top w:type="dxa" w:w="60"/>
-              <w:left w:type="dxa" w:w="100"/>
-              <w:bottom w:type="dxa" w:w="60"/>
-              <w:right w:type="dxa" w:w="100"/>
-            </w:tcMar>
-          </w:tcPr>
-          <w:p>
-            <w:r>
-              <w:rPr>
-                <w:rFonts w:ascii="Times New Roman" w:cs="Times New Roman" w:eastAsia="Times New Roman" w:hAnsi="Times New Roman"/>
-                <w:sz w:val="20"/>
-                <w:szCs w:val="20"/>
-              </w:rPr>
-              <w:t xml:space="preserve">Accuracy</w:t>
-            </w:r>
-          </w:p>
-        </w:tc>
-        <w:tc>
-          <w:tcPr>
-            <w:tcW w:type="dxa" w:w="1800"/>
-            <w:tcBorders>
-              <w:top w:val="single" w:color="999999" w:sz="1"/>
-              <w:left w:val="single" w:color="999999" w:sz="1"/>
-              <w:bottom w:val="single" w:color="999999" w:sz="1"/>
-              <w:right w:val="single" w:color="999999" w:sz="1"/>
-            </w:tcBorders>
-            <w:tcMar>
-              <w:top w:type="dxa" w:w="60"/>
-              <w:left w:type="dxa" w:w="100"/>
-              <w:bottom w:type="dxa" w:w="60"/>
-              <w:right w:type="dxa" w:w="100"/>
-            </w:tcMar>
-          </w:tcPr>
-          <w:p>
-            <w:r>
-              <w:rPr>
-                <w:rFonts w:ascii="Times New Roman" w:cs="Times New Roman" w:eastAsia="Times New Roman" w:hAnsi="Times New Roman"/>
-                <w:sz w:val="20"/>
-                <w:szCs w:val="20"/>
-              </w:rPr>
-              <w:t xml:space="preserve">300</w:t>
-            </w:r>
-          </w:p>
-        </w:tc>
-      </w:tr>
-      <w:tr>
-        <w:tc>
-          <w:tcPr>
-            <w:tcW w:type="dxa" w:w="2400"/>
-            <w:tcBorders>
-              <w:top w:val="single" w:color="999999" w:sz="1"/>
-              <w:left w:val="single" w:color="999999" w:sz="1"/>
-              <w:bottom w:val="single" w:color="999999" w:sz="1"/>
-              <w:right w:val="single" w:color="999999" w:sz="1"/>
-            </w:tcBorders>
-            <w:tcMar>
-              <w:top w:type="dxa" w:w="60"/>
-              <w:left w:type="dxa" w:w="100"/>
-              <w:bottom w:type="dxa" w:w="60"/>
-              <w:right w:type="dxa" w:w="100"/>
-            </w:tcMar>
-          </w:tcPr>
-          <w:p>
-            <w:r>
-              <w:rPr>
-                <w:rFonts w:ascii="Times New Roman" w:cs="Times New Roman" w:eastAsia="Times New Roman" w:hAnsi="Times New Roman"/>
-                <w:sz w:val="20"/>
-                <w:szCs w:val="20"/>
-              </w:rPr>
-              <w:t xml:space="preserve">ARC-Challenge</w:t>
-            </w:r>
-          </w:p>
-        </w:tc>
-        <w:tc>
-          <w:tcPr>
-            <w:tcW w:type="dxa" w:w="2560"/>
-            <w:tcBorders>
-              <w:top w:val="single" w:color="999999" w:sz="1"/>
-              <w:left w:val="single" w:color="999999" w:sz="1"/>
-              <w:bottom w:val="single" w:color="999999" w:sz="1"/>
-              <w:right w:val="single" w:color="999999" w:sz="1"/>
-            </w:tcBorders>
-            <w:tcMar>
-              <w:top w:type="dxa" w:w="60"/>
-              <w:left w:type="dxa" w:w="100"/>
-              <w:bottom w:type="dxa" w:w="60"/>
-              <w:right w:type="dxa" w:w="100"/>
-            </w:tcMar>
-          </w:tcPr>
-          <w:p>
-            <w:r>
-              <w:rPr>
-                <w:rFonts w:ascii="Times New Roman" w:cs="Times New Roman" w:eastAsia="Times New Roman" w:hAnsi="Times New Roman"/>
-                <w:sz w:val="20"/>
-                <w:szCs w:val="20"/>
-              </w:rPr>
-              <w:t xml:space="preserve">Capability</w:t>
-            </w:r>
-          </w:p>
-        </w:tc>
-        <w:tc>
-          <w:tcPr>
-            <w:tcW w:type="dxa" w:w="2600"/>
-            <w:tcBorders>
-              <w:top w:val="single" w:color="999999" w:sz="1"/>
-              <w:left w:val="single" w:color="999999" w:sz="1"/>
-              <w:bottom w:val="single" w:color="999999" w:sz="1"/>
-              <w:right w:val="single" w:color="999999" w:sz="1"/>
-            </w:tcBorders>
-            <w:tcMar>
-              <w:top w:type="dxa" w:w="60"/>
-              <w:left w:type="dxa" w:w="100"/>
-              <w:bottom w:type="dxa" w:w="60"/>
-              <w:right w:type="dxa" w:w="100"/>
-            </w:tcMar>
-          </w:tcPr>
-          <w:p>
-            <w:r>
-              <w:rPr>
-                <w:rFonts w:ascii="Times New Roman" w:cs="Times New Roman" w:eastAsia="Times New Roman" w:hAnsi="Times New Roman"/>
-                <w:sz w:val="20"/>
-                <w:szCs w:val="20"/>
-              </w:rPr>
-              <w:t xml:space="preserve">Accuracy</w:t>
-            </w:r>
-          </w:p>
-        </w:tc>
-        <w:tc>
-          <w:tcPr>
-            <w:tcW w:type="dxa" w:w="1800"/>
-            <w:tcBorders>
-              <w:top w:val="single" w:color="999999" w:sz="1"/>
-              <w:left w:val="single" w:color="999999" w:sz="1"/>
-              <w:bottom w:val="single" w:color="999999" w:sz="1"/>
-              <w:right w:val="single" w:color="999999" w:sz="1"/>
-            </w:tcBorders>
-            <w:tcMar>
-              <w:top w:type="dxa" w:w="60"/>
-              <w:left w:type="dxa" w:w="100"/>
-              <w:bottom w:type="dxa" w:w="60"/>
-              <w:right w:type="dxa" w:w="100"/>
-            </w:tcMar>
-          </w:tcPr>
-          <w:p>
-            <w:r>
-              <w:rPr>
-                <w:rFonts w:ascii="Times New Roman" w:cs="Times New Roman" w:eastAsia="Times New Roman" w:hAnsi="Times New Roman"/>
-                <w:sz w:val="20"/>
-                <w:szCs w:val="20"/>
-              </w:rPr>
-              <w:t xml:space="preserve">1172</w:t>
-            </w:r>
-          </w:p>
-        </w:tc>
-      </w:tr>
-    </w:tbl>
-    <w:p>
-      <w:pPr>
-        <w:spacing w:after="200" w:before="60"/>
-        <w:jc w:val="center"/>
-      </w:pPr>
-      <w:r>
-        <w:rPr>
-          <w:rFonts w:ascii="Times New Roman" w:cs="Times New Roman" w:eastAsia="Times New Roman" w:hAnsi="Times New Roman"/>
-          <w:i/>
-          <w:iCs/>
-          <w:sz w:val="20"/>
-          <w:szCs w:val="20"/>
-        </w:rPr>
-        <w:t xml:space="preserve">Table 3.2  Benchmarks, primary metrics, and sample budgets.</w:t>
-      </w:r>
-    </w:p>
-    <w:p>
-      <w:pPr>
-        <w:spacing w:after="160" w:line="276"/>
-        <w:jc w:val="both"/>
-      </w:pPr>
-      <w:r>
-        <w:rPr>
-          <w:rFonts w:ascii="Times New Roman" w:cs="Times New Roman" w:eastAsia="Times New Roman" w:hAnsi="Times New Roman"/>
-          <w:sz w:val="24"/>
-          <w:szCs w:val="24"/>
-        </w:rPr>
-        <w:t xml:space="preserve">A threat-model boundary applies to the safety axis. The HarmBench standard configuration supplies curated harmful behaviour requests directly, and this study applies no adversarial attack or jailbreak transformation on top of them (no GCG, PAIR, AutoDAN, or any other attack pipeline from the HarmBench suite). Attack Success Rate in this thesis therefore measures harmful compliance under direct requests, equivalent to HarmBench’s DirectRequest baseline and the weakest threat model in its taxonomy, not robustness to optimised adversarial attack. Attack-augmented evaluation is future work (Chapter 9).</w:t>
-      </w:r>
-    </w:p>
-    <w:p>
-      <w:pPr>
-        <w:pStyle w:val="Heading2"/>
-        <w:spacing w:after="140" w:before="200"/>
-      </w:pPr>
-      <w:r>
-        <w:rPr>
-          <w:rFonts w:ascii="Times New Roman" w:cs="Times New Roman" w:eastAsia="Times New Roman" w:hAnsi="Times New Roman"/>
-          <w:b/>
-          <w:bCs/>
-          <w:sz w:val="27"/>
-          <w:szCs w:val="27"/>
-        </w:rPr>
-        <w:t xml:space="preserve">3.4  Scoring: classifier-primary, regex-as-foil</w:t>
-      </w:r>
-    </w:p>
-    <w:p>
-      <w:pPr>
-        <w:spacing w:after="160" w:line="276"/>
-        <w:jc w:val="both"/>
-      </w:pPr>
-      <w:r>
-        <w:rPr>
-          <w:rFonts w:ascii="Times New Roman" w:cs="Times New Roman" w:eastAsia="Times New Roman" w:hAnsi="Times New Roman"/>
-          <w:sz w:val="24"/>
-          <w:szCs w:val="24"/>
-        </w:rPr>
-        <w:t xml:space="preserve">HarmBench Attack Success Rate is scored by the official HarmBench classifier (cais/HarmBench-Llama-2-13b-cls) [3] — prompted with the Hugging Face model-card template rather than the GitHub evaluation-harness variant, so absolute ASR levels are not directly harness-comparable while matched-pair deltas are unaffected — run in full precision so that the reference instrument is not itself confounded by quantization. A second, architecturally independent judge (GPT-4o; run 2026-06-14 — the API alias’s dated snapshot was not recorded, so the revision-pinned open-weight LlamaGuard third judge is the reproducible arm) re-scores the same generations as a robustness check [11], [12]; it applies a condensed one-sentence yes/no rubric that encodes the same harmful-behaviour criterion as the HarmBench classifier, not that classifier’s full enumerated template. A deterministic refusal regex is retained only as a secondary, transparent proxy. This choice is itself a research object: the thesis reports the agreement between scorers and shows that the regex over-counts, which is why it is demoted. MMLU and ARC use deterministic exact match; XSTest over-refusal uses the regex as its primary scorer, cross-checked by an independent three-class refusal judge as a sensitivity layer (§7.2) (the HarmBench classifier judges harmful compliance only). XSTest’s own protocol scores over-refusal with LLM-based three-way labelling (full compliance / partial refusal / full refusal); this study instead retains a deterministic binary refusal regex as the primary scorer, a deliberate, reproducibility-motivated deviation that yields a coarser refusal / non-refusal construct, and adds that three-way judge back only as a sensitivity cross-check.</w:t>
-      </w:r>
-    </w:p>
-    <w:p>
-      <w:pPr>
-        <w:pStyle w:val="Heading2"/>
-        <w:spacing w:after="140" w:before="200"/>
-      </w:pPr>
-      <w:r>
-        <w:rPr>
-          <w:rFonts w:ascii="Times New Roman" w:cs="Times New Roman" w:eastAsia="Times New Roman" w:hAnsi="Times New Roman"/>
-          <w:b/>
-          <w:bCs/>
-          <w:sz w:val="27"/>
-          <w:szCs w:val="27"/>
-        </w:rPr>
-        <w:t xml:space="preserve">3.5  Capability-anchored interpretation</w:t>
-      </w:r>
-    </w:p>
-    <w:p>
-      <w:pPr>
-        <w:spacing w:after="160" w:line="276"/>
-        <w:jc w:val="both"/>
-      </w:pPr>
-      <w:r>
-        <w:rPr>
-          <w:rFonts w:ascii="Times New Roman" w:cs="Times New Roman" w:eastAsia="Times New Roman" w:hAnsi="Times New Roman"/>
-          <w:sz w:val="24"/>
-          <w:szCs w:val="24"/>
-        </w:rPr>
-        <w:t xml:space="preserve">A rule-based interpretation layer combines the safety and capability deltas into a single diagnostic label, so that a rise in harmful compliance accompanied by a capability drop is not mistaken for a pure alignment shift, and vice versa. Table 3.3 lists the labels. The anchor is what licenses reading a safety move as alignment rather than capability artefact: if capability is preserved, a safety move is a candidate alignment shift; if capability collapses, an apparent safety "improvement" may merely be the model becoming less coherent.</w:t>
-      </w:r>
-    </w:p>
-    <w:tbl>
-      <w:tblPr>
-        <w:tblW w:type="dxa" w:w="9360"/>
-        <w:tblBorders>
-          <w:top w:val="single" w:color="auto" w:sz="4"/>
-          <w:left w:val="single" w:color="auto" w:sz="4"/>
-          <w:bottom w:val="single" w:color="auto" w:sz="4"/>
-          <w:right w:val="single" w:color="auto" w:sz="4"/>
-          <w:insideH w:val="single" w:color="auto" w:sz="4"/>
-          <w:insideV w:val="single" w:color="auto" w:sz="4"/>
-        </w:tblBorders>
-      </w:tblPr>
-      <w:tblGrid>
-        <w:gridCol w:w="4200"/>
-        <w:gridCol w:w="5160"/>
-      </w:tblGrid>
-      <w:tr>
-        <w:trPr>
-          <w:tblHeader/>
-        </w:trPr>
-        <w:tc>
-          <w:tcPr>
-            <w:tcW w:type="dxa" w:w="4200"/>
-            <w:tcBorders>
-              <w:top w:val="single" w:color="999999" w:sz="1"/>
-              <w:left w:val="single" w:color="999999" w:sz="1"/>
-              <w:bottom w:val="single" w:color="999999" w:sz="1"/>
-              <w:right w:val="single" w:color="999999" w:sz="1"/>
-            </w:tcBorders>
-            <w:shd w:fill="D9E2F3" w:val="clear"/>
-            <w:tcMar>
-              <w:top w:type="dxa" w:w="60"/>
-              <w:left w:type="dxa" w:w="100"/>
-              <w:bottom w:type="dxa" w:w="60"/>
-              <w:right w:type="dxa" w:w="100"/>
-            </w:tcMar>
-          </w:tcPr>
-          <w:p>
-            <w:r>
-              <w:rPr>
-                <w:rFonts w:ascii="Times New Roman" w:cs="Times New Roman" w:eastAsia="Times New Roman" w:hAnsi="Times New Roman"/>
-                <w:b/>
-                <w:bCs/>
-                <w:sz w:val="20"/>
-                <w:szCs w:val="20"/>
-              </w:rPr>
-              <w:t xml:space="preserve">Label</w:t>
-            </w:r>
-          </w:p>
-        </w:tc>
-        <w:tc>
-          <w:tcPr>
-            <w:tcW w:type="dxa" w:w="5160"/>
-            <w:tcBorders>
-              <w:top w:val="single" w:color="999999" w:sz="1"/>
-              <w:left w:val="single" w:color="999999" w:sz="1"/>
-              <w:bottom w:val="single" w:color="999999" w:sz="1"/>
-              <w:right w:val="single" w:color="999999" w:sz="1"/>
-            </w:tcBorders>
-            <w:shd w:fill="D9E2F3" w:val="clear"/>
-            <w:tcMar>
-              <w:top w:type="dxa" w:w="60"/>
-              <w:left w:type="dxa" w:w="100"/>
-              <w:bottom w:type="dxa" w:w="60"/>
-              <w:right w:type="dxa" w:w="100"/>
-            </w:tcMar>
-          </w:tcPr>
-          <w:p>
-            <w:r>
-              <w:rPr>
-                <w:rFonts w:ascii="Times New Roman" w:cs="Times New Roman" w:eastAsia="Times New Roman" w:hAnsi="Times New Roman"/>
-                <w:b/>
-                <w:bCs/>
-                <w:sz w:val="20"/>
-                <w:szCs w:val="20"/>
-              </w:rPr>
-              <w:t xml:space="preserve">Reading</w:t>
-            </w:r>
-          </w:p>
-        </w:tc>
-      </w:tr>
-      <w:tr>
-        <w:tc>
-          <w:tcPr>
-            <w:tcW w:type="dxa" w:w="4200"/>
-            <w:tcBorders>
-              <w:top w:val="single" w:color="999999" w:sz="1"/>
-              <w:left w:val="single" w:color="999999" w:sz="1"/>
-              <w:bottom w:val="single" w:color="999999" w:sz="1"/>
-              <w:right w:val="single" w:color="999999" w:sz="1"/>
-            </w:tcBorders>
-            <w:tcMar>
-              <w:top w:type="dxa" w:w="60"/>
-              <w:left w:type="dxa" w:w="100"/>
-              <w:bottom w:type="dxa" w:w="60"/>
-              <w:right w:type="dxa" w:w="100"/>
-            </w:tcMar>
-          </w:tcPr>
-          <w:p>
-            <w:r>
-              <w:rPr>
-                <w:rFonts w:ascii="Times New Roman" w:cs="Times New Roman" w:eastAsia="Times New Roman" w:hAnsi="Times New Roman"/>
-                <w:sz w:val="20"/>
-                <w:szCs w:val="20"/>
-              </w:rPr>
-              <w:t xml:space="preserve">broad_degradation</w:t>
-            </w:r>
-          </w:p>
-        </w:tc>
-        <w:tc>
-          <w:tcPr>
-            <w:tcW w:type="dxa" w:w="5160"/>
-            <w:tcBorders>
-              <w:top w:val="single" w:color="999999" w:sz="1"/>
-              <w:left w:val="single" w:color="999999" w:sz="1"/>
-              <w:bottom w:val="single" w:color="999999" w:sz="1"/>
-              <w:right w:val="single" w:color="999999" w:sz="1"/>
-            </w:tcBorders>
-            <w:tcMar>
-              <w:top w:type="dxa" w:w="60"/>
-              <w:left w:type="dxa" w:w="100"/>
-              <w:bottom w:type="dxa" w:w="60"/>
-              <w:right w:type="dxa" w:w="100"/>
-            </w:tcMar>
-          </w:tcPr>
-          <w:p>
-            <w:r>
-              <w:rPr>
-                <w:rFonts w:ascii="Times New Roman" w:cs="Times New Roman" w:eastAsia="Times New Roman" w:hAnsi="Times New Roman"/>
-                <w:sz w:val="20"/>
-                <w:szCs w:val="20"/>
-              </w:rPr>
-              <w:t xml:space="preserve">Worsens on both safety and capability axes.</w:t>
-            </w:r>
-          </w:p>
-        </w:tc>
-      </w:tr>
-      <w:tr>
-        <w:tc>
-          <w:tcPr>
-            <w:tcW w:type="dxa" w:w="4200"/>
-            <w:tcBorders>
-              <w:top w:val="single" w:color="999999" w:sz="1"/>
-              <w:left w:val="single" w:color="999999" w:sz="1"/>
-              <w:bottom w:val="single" w:color="999999" w:sz="1"/>
-              <w:right w:val="single" w:color="999999" w:sz="1"/>
-            </w:tcBorders>
-            <w:tcMar>
-              <w:top w:type="dxa" w:w="60"/>
-              <w:left w:type="dxa" w:w="100"/>
-              <w:bottom w:type="dxa" w:w="60"/>
-              <w:right w:type="dxa" w:w="100"/>
-            </w:tcMar>
-          </w:tcPr>
-          <w:p>
-            <w:r>
-              <w:rPr>
-                <w:rFonts w:ascii="Times New Roman" w:cs="Times New Roman" w:eastAsia="Times New Roman" w:hAnsi="Times New Roman"/>
-                <w:sz w:val="20"/>
-                <w:szCs w:val="20"/>
-              </w:rPr>
-              <w:t xml:space="preserve">alignment_degradation</w:t>
-            </w:r>
-          </w:p>
-        </w:tc>
-        <w:tc>
-          <w:tcPr>
-            <w:tcW w:type="dxa" w:w="5160"/>
-            <w:tcBorders>
-              <w:top w:val="single" w:color="999999" w:sz="1"/>
-              <w:left w:val="single" w:color="999999" w:sz="1"/>
-              <w:bottom w:val="single" w:color="999999" w:sz="1"/>
-              <w:right w:val="single" w:color="999999" w:sz="1"/>
-            </w:tcBorders>
-            <w:tcMar>
-              <w:top w:type="dxa" w:w="60"/>
-              <w:left w:type="dxa" w:w="100"/>
-              <w:bottom w:type="dxa" w:w="60"/>
-              <w:right w:type="dxa" w:w="100"/>
-            </w:tcMar>
-          </w:tcPr>
-          <w:p>
-            <w:r>
-              <w:rPr>
-                <w:rFonts w:ascii="Times New Roman" w:cs="Times New Roman" w:eastAsia="Times New Roman" w:hAnsi="Times New Roman"/>
-                <w:sz w:val="20"/>
-                <w:szCs w:val="20"/>
-              </w:rPr>
-              <w:t xml:space="preserve">Safety worsens, capability preserved (candidate alignment shift).</w:t>
-            </w:r>
-          </w:p>
-        </w:tc>
-      </w:tr>
-      <w:tr>
-        <w:tc>
-          <w:tcPr>
-            <w:tcW w:type="dxa" w:w="4200"/>
-            <w:tcBorders>
-              <w:top w:val="single" w:color="999999" w:sz="1"/>
-              <w:left w:val="single" w:color="999999" w:sz="1"/>
-              <w:bottom w:val="single" w:color="999999" w:sz="1"/>
-              <w:right w:val="single" w:color="999999" w:sz="1"/>
-            </w:tcBorders>
-            <w:tcMar>
-              <w:top w:type="dxa" w:w="60"/>
-              <w:left w:type="dxa" w:w="100"/>
-              <w:bottom w:type="dxa" w:w="60"/>
-              <w:right w:type="dxa" w:w="100"/>
-            </w:tcMar>
-          </w:tcPr>
-          <w:p>
-            <w:r>
-              <w:rPr>
-                <w:rFonts w:ascii="Times New Roman" w:cs="Times New Roman" w:eastAsia="Times New Roman" w:hAnsi="Times New Roman"/>
-                <w:sz w:val="20"/>
-                <w:szCs w:val="20"/>
-              </w:rPr>
-              <w:t xml:space="preserve">alignment_improvement</w:t>
-            </w:r>
-          </w:p>
-        </w:tc>
-        <w:tc>
-          <w:tcPr>
-            <w:tcW w:type="dxa" w:w="5160"/>
-            <w:tcBorders>
-              <w:top w:val="single" w:color="999999" w:sz="1"/>
-              <w:left w:val="single" w:color="999999" w:sz="1"/>
-              <w:bottom w:val="single" w:color="999999" w:sz="1"/>
-              <w:right w:val="single" w:color="999999" w:sz="1"/>
-            </w:tcBorders>
-            <w:tcMar>
-              <w:top w:type="dxa" w:w="60"/>
-              <w:left w:type="dxa" w:w="100"/>
-              <w:bottom w:type="dxa" w:w="60"/>
-              <w:right w:type="dxa" w:w="100"/>
-            </w:tcMar>
-          </w:tcPr>
-          <w:p>
-            <w:r>
-              <w:rPr>
-                <w:rFonts w:ascii="Times New Roman" w:cs="Times New Roman" w:eastAsia="Times New Roman" w:hAnsi="Times New Roman"/>
-                <w:sz w:val="20"/>
-                <w:szCs w:val="20"/>
-              </w:rPr>
-              <w:t xml:space="preserve">Harmful compliance falls, capability preserved.</w:t>
-            </w:r>
-          </w:p>
-        </w:tc>
-      </w:tr>
-      <w:tr>
-        <w:tc>
-          <w:tcPr>
-            <w:tcW w:type="dxa" w:w="4200"/>
-            <w:tcBorders>
-              <w:top w:val="single" w:color="999999" w:sz="1"/>
-              <w:left w:val="single" w:color="999999" w:sz="1"/>
-              <w:bottom w:val="single" w:color="999999" w:sz="1"/>
-              <w:right w:val="single" w:color="999999" w:sz="1"/>
-            </w:tcBorders>
-            <w:tcMar>
-              <w:top w:type="dxa" w:w="60"/>
-              <w:left w:type="dxa" w:w="100"/>
-              <w:bottom w:type="dxa" w:w="60"/>
-              <w:right w:type="dxa" w:w="100"/>
-            </w:tcMar>
-          </w:tcPr>
-          <w:p>
-            <w:r>
-              <w:rPr>
-                <w:rFonts w:ascii="Times New Roman" w:cs="Times New Roman" w:eastAsia="Times New Roman" w:hAnsi="Times New Roman"/>
-                <w:sz w:val="20"/>
-                <w:szCs w:val="20"/>
-              </w:rPr>
-              <w:t xml:space="preserve">capability_collapse_masquerading_as_safety</w:t>
-            </w:r>
-          </w:p>
-        </w:tc>
-        <w:tc>
-          <w:tcPr>
-            <w:tcW w:type="dxa" w:w="5160"/>
-            <w:tcBorders>
-              <w:top w:val="single" w:color="999999" w:sz="1"/>
-              <w:left w:val="single" w:color="999999" w:sz="1"/>
-              <w:bottom w:val="single" w:color="999999" w:sz="1"/>
-              <w:right w:val="single" w:color="999999" w:sz="1"/>
-            </w:tcBorders>
-            <w:tcMar>
-              <w:top w:type="dxa" w:w="60"/>
-              <w:left w:type="dxa" w:w="100"/>
-              <w:bottom w:type="dxa" w:w="60"/>
-              <w:right w:type="dxa" w:w="100"/>
-            </w:tcMar>
-          </w:tcPr>
-          <w:p>
-            <w:r>
-              <w:rPr>
-                <w:rFonts w:ascii="Times New Roman" w:cs="Times New Roman" w:eastAsia="Times New Roman" w:hAnsi="Times New Roman"/>
-                <w:sz w:val="20"/>
-                <w:szCs w:val="20"/>
-              </w:rPr>
-              <w:t xml:space="preserve">Apparent safety gain driven by capability loss.</w:t>
-            </w:r>
-          </w:p>
-        </w:tc>
-      </w:tr>
-      <w:tr>
-        <w:tc>
-          <w:tcPr>
-            <w:tcW w:type="dxa" w:w="4200"/>
-            <w:tcBorders>
-              <w:top w:val="single" w:color="999999" w:sz="1"/>
-              <w:left w:val="single" w:color="999999" w:sz="1"/>
-              <w:bottom w:val="single" w:color="999999" w:sz="1"/>
-              <w:right w:val="single" w:color="999999" w:sz="1"/>
-            </w:tcBorders>
-            <w:tcMar>
-              <w:top w:type="dxa" w:w="60"/>
-              <w:left w:type="dxa" w:w="100"/>
-              <w:bottom w:type="dxa" w:w="60"/>
-              <w:right w:type="dxa" w:w="100"/>
-            </w:tcMar>
-          </w:tcPr>
-          <w:p>
-            <w:r>
-              <w:rPr>
-                <w:rFonts w:ascii="Times New Roman" w:cs="Times New Roman" w:eastAsia="Times New Roman" w:hAnsi="Times New Roman"/>
-                <w:sz w:val="20"/>
-                <w:szCs w:val="20"/>
-              </w:rPr>
-              <w:t xml:space="preserve">over_refusal_regression</w:t>
-            </w:r>
-          </w:p>
-        </w:tc>
-        <w:tc>
-          <w:tcPr>
-            <w:tcW w:type="dxa" w:w="5160"/>
-            <w:tcBorders>
-              <w:top w:val="single" w:color="999999" w:sz="1"/>
-              <w:left w:val="single" w:color="999999" w:sz="1"/>
-              <w:bottom w:val="single" w:color="999999" w:sz="1"/>
-              <w:right w:val="single" w:color="999999" w:sz="1"/>
-            </w:tcBorders>
-            <w:tcMar>
-              <w:top w:type="dxa" w:w="60"/>
-              <w:left w:type="dxa" w:w="100"/>
-              <w:bottom w:type="dxa" w:w="60"/>
-              <w:right w:type="dxa" w:w="100"/>
-            </w:tcMar>
-          </w:tcPr>
-          <w:p>
-            <w:r>
-              <w:rPr>
-                <w:rFonts w:ascii="Times New Roman" w:cs="Times New Roman" w:eastAsia="Times New Roman" w:hAnsi="Times New Roman"/>
-                <w:sz w:val="20"/>
-                <w:szCs w:val="20"/>
-              </w:rPr>
-              <w:t xml:space="preserve">Over-refusal rises, capability preserved.</w:t>
-            </w:r>
-          </w:p>
-        </w:tc>
-      </w:tr>
-      <w:tr>
-        <w:tc>
-          <w:tcPr>
-            <w:tcW w:type="dxa" w:w="4200"/>
-            <w:tcBorders>
-              <w:top w:val="single" w:color="999999" w:sz="1"/>
-              <w:left w:val="single" w:color="999999" w:sz="1"/>
-              <w:bottom w:val="single" w:color="999999" w:sz="1"/>
-              <w:right w:val="single" w:color="999999" w:sz="1"/>
-            </w:tcBorders>
-            <w:tcMar>
-              <w:top w:type="dxa" w:w="60"/>
-              <w:left w:type="dxa" w:w="100"/>
-              <w:bottom w:type="dxa" w:w="60"/>
-              <w:right w:type="dxa" w:w="100"/>
-            </w:tcMar>
-          </w:tcPr>
-          <w:p>
-            <w:r>
-              <w:rPr>
-                <w:rFonts w:ascii="Times New Roman" w:cs="Times New Roman" w:eastAsia="Times New Roman" w:hAnsi="Times New Roman"/>
-                <w:sz w:val="20"/>
-                <w:szCs w:val="20"/>
-              </w:rPr>
-              <w:t xml:space="preserve">robust_preservation</w:t>
-            </w:r>
-          </w:p>
-        </w:tc>
-        <w:tc>
-          <w:tcPr>
-            <w:tcW w:type="dxa" w:w="5160"/>
-            <w:tcBorders>
-              <w:top w:val="single" w:color="999999" w:sz="1"/>
-              <w:left w:val="single" w:color="999999" w:sz="1"/>
-              <w:bottom w:val="single" w:color="999999" w:sz="1"/>
-              <w:right w:val="single" w:color="999999" w:sz="1"/>
-            </w:tcBorders>
-            <w:tcMar>
-              <w:top w:type="dxa" w:w="60"/>
-              <w:left w:type="dxa" w:w="100"/>
-              <w:bottom w:type="dxa" w:w="60"/>
-              <w:right w:type="dxa" w:w="100"/>
-            </w:tcMar>
-          </w:tcPr>
-          <w:p>
-            <w:r>
-              <w:rPr>
-                <w:rFonts w:ascii="Times New Roman" w:cs="Times New Roman" w:eastAsia="Times New Roman" w:hAnsi="Times New Roman"/>
-                <w:sz w:val="20"/>
-                <w:szCs w:val="20"/>
-              </w:rPr>
-              <w:t xml:space="preserve">No material change on any axis.</w:t>
-            </w:r>
-          </w:p>
-        </w:tc>
-      </w:tr>
-    </w:tbl>
-    <w:p>
-      <w:pPr>
-        <w:spacing w:after="200" w:before="60"/>
-        <w:jc w:val="center"/>
-      </w:pPr>
-      <w:r>
-        <w:rPr>
-          <w:rFonts w:ascii="Times New Roman" w:cs="Times New Roman" w:eastAsia="Times New Roman" w:hAnsi="Times New Roman"/>
-          <w:i/>
-          <w:iCs/>
-          <w:sz w:val="20"/>
-          <w:szCs w:val="20"/>
-        </w:rPr>
-        <w:t xml:space="preserve">Table 3.3  Interpretation labels derived from combined deltas.</w:t>
-      </w:r>
-    </w:p>
-    <w:p>
-      <w:pPr>
-        <w:pStyle w:val="Heading2"/>
-        <w:spacing w:after="140" w:before="200"/>
-      </w:pPr>
-      <w:r>
-        <w:rPr>
-          <w:rFonts w:ascii="Times New Roman" w:cs="Times New Roman" w:eastAsia="Times New Roman" w:hAnsi="Times New Roman"/>
-          <w:b/>
-          <w:bCs/>
-          <w:sz w:val="27"/>
-          <w:szCs w:val="27"/>
-        </w:rPr>
-        <w:t xml:space="preserve">3.6  Decoding controls and statistics</w:t>
-      </w:r>
-    </w:p>
-    <w:p>
-      <w:pPr>
-        <w:spacing w:after="160" w:line="276"/>
-        <w:jc w:val="both"/>
-      </w:pPr>
-      <w:r>
-        <w:rPr>
-          <w:rFonts w:ascii="Times New Roman" w:cs="Times New Roman" w:eastAsia="Times New Roman" w:hAnsi="Times New Roman"/>
-          <w:sz w:val="24"/>
-          <w:szCs w:val="24"/>
-        </w:rPr>
-        <w:t xml:space="preserve">All inference uses greedy decoding at temperature 0.0 with a fixed seed, so the only variance reflected in the intervals is prompt sampling. Generation uses HarmBench’s standardized 512-token evaluation budget as the primary configuration: the HarmBench authors show the number of tokens generated during evaluation can change the measured attack-success rate by up to 30 percent and standardize the parameter to N = 512 for exactly that reason [3]. An initial 128-token run is retained, unchanged, as a controlled generation-length comparison (§6.3). Deltas carry paired-bootstrap 95% confidence intervals [15] (2,000 resamples, seed 42), resampled by prompt identity so that both members of a pair see the same prompts in the same order. (One reproducibility detail: the judge HarmBench ASR intervals in the 128-vs-512 comparison of §6.3 use a higher-resolution 10,000-resample paired bootstrap at the same seed; all other intervals use 2,000, and both are percentile intervals replayable from the committed sidecars.) Every HarmBench contrast is tested with McNemar’s exact paired test [16]; significance is reported both uncorrected and under a Benjamini-Hochberg false-discovery-rate correction [17] over the twenty-contrast primary family; a power analysis (Connor’s normal-approximation treatment of the paired McNemar design [18]) reports the minimum detectable effect (about 0.06 at n = 200 for the representative pair, with the five pairs spanning 0.044 to 0.086); and a multi-seed sensitivity arm (temperature 0.7, five seeds, all five pairs) estimates generation-level variance.</w:t>
-      </w:r>
-    </w:p>
-    <w:p>
-      <w:pPr>
-        <w:pStyle w:val="Heading1"/>
-        <w:pageBreakBefore/>
-        <w:spacing w:after="200"/>
-      </w:pPr>
-      <w:r>
-        <w:rPr>
-          <w:rFonts w:ascii="Times New Roman" w:cs="Times New Roman" w:eastAsia="Times New Roman" w:hAnsi="Times New Roman"/>
-          <w:b/>
-          <w:bCs/>
-          <w:sz w:val="32"/>
-          <w:szCs w:val="32"/>
-        </w:rPr>
-        <w:t xml:space="preserve">Chapter 4  System Design and Implementation</w:t>
-      </w:r>
-    </w:p>
-    <w:p>
-      <w:pPr>
-        <w:pStyle w:val="Heading2"/>
-        <w:spacing w:after="140" w:before="200"/>
-      </w:pPr>
-      <w:r>
-        <w:rPr>
-          <w:rFonts w:ascii="Times New Roman" w:cs="Times New Roman" w:eastAsia="Times New Roman" w:hAnsi="Times New Roman"/>
-          <w:b/>
-          <w:bCs/>
-          <w:sz w:val="27"/>
-          <w:szCs w:val="27"/>
-        </w:rPr>
-        <w:t xml:space="preserve">4.1  Architecture</w:t>
-      </w:r>
-    </w:p>
-    <w:p>
-      <w:pPr>
-        <w:spacing w:after="160" w:line="276"/>
-        <w:jc w:val="both"/>
-      </w:pPr>
-      <w:r>
-        <w:rPr>
-          <w:rFonts w:ascii="Times New Roman" w:cs="Times New Roman" w:eastAsia="Times New Roman" w:hAnsi="Times New Roman"/>
-          <w:sz w:val="24"/>
-          <w:szCs w:val="24"/>
-        </w:rPr>
-        <w:t xml:space="preserve">The framework is a Python package organised around plugins and configuration. A YAML configuration, validated by a Pydantic schema, declares the models, decoding settings, benchmarks, and cluster parameters. A model loader resolves dtype and device and applies quantization on the fly; a shared text generator batches prompts through the model using the tokenizer’s chat template; benchmark plugins implement a common contract for loading items, building prompts, scoring responses, and aggregating metrics; and an analysis layer computes pairwise deltas, confidence intervals, and interpretation labels.</w:t>
-      </w:r>
-    </w:p>
-    <w:p>
-      <w:pPr>
-        <w:pStyle w:val="Heading2"/>
-        <w:spacing w:after="140" w:before="200"/>
-      </w:pPr>
-      <w:r>
-        <w:rPr>
-          <w:rFonts w:ascii="Times New Roman" w:cs="Times New Roman" w:eastAsia="Times New Roman" w:hAnsi="Times New Roman"/>
-          <w:b/>
-          <w:bCs/>
-          <w:sz w:val="27"/>
-          <w:szCs w:val="27"/>
-        </w:rPr>
-        <w:t xml:space="preserve">4.2  Extensibility and the plugin contract</w:t>
-      </w:r>
-    </w:p>
-    <w:p>
-      <w:pPr>
-        <w:spacing w:after="160" w:line="276"/>
-        <w:jc w:val="both"/>
-      </w:pPr>
-      <w:r>
-        <w:rPr>
-          <w:rFonts w:ascii="Times New Roman" w:cs="Times New Roman" w:eastAsia="Times New Roman" w:hAnsi="Times New Roman"/>
-          <w:sz w:val="24"/>
-          <w:szCs w:val="24"/>
-        </w:rPr>
-        <w:t xml:space="preserve">Adding a model requires only a configuration entry; adding a benchmark requires implementing four methods (load, build prompt, score, aggregate) and registering one line; adding a quantization method extends the loader’s method branch. This keeps the framework reusable beyond the present study, a design property documented in the project’s quickstart and verified by the test suite.</w:t>
-      </w:r>
-    </w:p>
-    <w:p>
-      <w:pPr>
-        <w:pStyle w:val="Heading2"/>
-        <w:spacing w:after="140" w:before="200"/>
-      </w:pPr>
-      <w:r>
-        <w:rPr>
-          <w:rFonts w:ascii="Times New Roman" w:cs="Times New Roman" w:eastAsia="Times New Roman" w:hAnsi="Times New Roman"/>
-          <w:b/>
-          <w:bCs/>
-          <w:sz w:val="27"/>
-          <w:szCs w:val="27"/>
-        </w:rPr>
-        <w:t xml:space="preserve">4.3  Reliability safeguards</w:t>
-      </w:r>
-    </w:p>
-    <w:p>
-      <w:pPr>
-        <w:spacing w:after="160" w:line="276"/>
-        <w:jc w:val="both"/>
-      </w:pPr>
-      <w:r>
-        <w:rPr>
-          <w:rFonts w:ascii="Times New Roman" w:cs="Times New Roman" w:eastAsia="Times New Roman" w:hAnsi="Times New Roman"/>
-          <w:sz w:val="24"/>
-          <w:szCs w:val="24"/>
-        </w:rPr>
-        <w:t xml:space="preserve">Several safeguards protect result integrity. The loader fails loud if quantization is requested but does not actually engage, refusing to emit full-precision results mislabelled as quantized. Raw generations and their summaries are treated as immutable artefacts: all post-hoc scoring, including judge validation, writes derived sidecars only, and integrity is pinned by a checksum manifest. Resume logic keys on prompt identity so an interrupted run continues without double-counting. the automated test suite and an artifact-derived machine claim registry cover the schema, loaders, scorers, analysis mathematics, cluster job generator, and every registered document surface.</w:t>
-      </w:r>
-    </w:p>
-    <w:p>
-      <w:pPr>
-        <w:pStyle w:val="Heading2"/>
-        <w:spacing w:after="140" w:before="200"/>
-      </w:pPr>
-      <w:r>
-        <w:rPr>
-          <w:rFonts w:ascii="Times New Roman" w:cs="Times New Roman" w:eastAsia="Times New Roman" w:hAnsi="Times New Roman"/>
-          <w:b/>
-          <w:bCs/>
-          <w:sz w:val="27"/>
-          <w:szCs w:val="27"/>
-        </w:rPr>
-        <w:t xml:space="preserve">4.4  Privacy discipline</w:t>
-      </w:r>
-    </w:p>
-    <w:p>
-      <w:pPr>
-        <w:spacing w:after="160" w:line="276"/>
-        <w:jc w:val="both"/>
-      </w:pPr>
-      <w:r>
-        <w:rPr>
-          <w:rFonts w:ascii="Times New Roman" w:cs="Times New Roman" w:eastAsia="Times New Roman" w:hAnsi="Times New Roman"/>
-          <w:sz w:val="24"/>
-          <w:szCs w:val="24"/>
-        </w:rPr>
-        <w:t xml:space="preserve">Because the study handles harmful prompts and responses, committed artefacts are redacted: prompt identifiers, boolean labels, scalar scores, and run metadata only, never prompt or response text. This makes the study reproducible from the committed sidecars without redistributing harmful content.</w:t>
-      </w:r>
-    </w:p>
-    <w:p>
-      <w:pPr>
-        <w:pStyle w:val="Heading1"/>
-        <w:pageBreakBefore/>
-        <w:spacing w:after="200"/>
-      </w:pPr>
-      <w:r>
-        <w:rPr>
-          <w:rFonts w:ascii="Times New Roman" w:cs="Times New Roman" w:eastAsia="Times New Roman" w:hAnsi="Times New Roman"/>
-          <w:b/>
-          <w:bCs/>
-          <w:sz w:val="32"/>
-          <w:szCs w:val="32"/>
-        </w:rPr>
-        <w:t xml:space="preserve">Chapter 5  Experimental Setup</w:t>
-      </w:r>
-    </w:p>
-    <w:p>
-      <w:pPr>
-        <w:spacing w:after="160" w:line="276"/>
-        <w:jc w:val="both"/>
-      </w:pPr>
-      <w:r>
-        <w:rPr>
-          <w:rFonts w:ascii="Times New Roman" w:cs="Times New Roman" w:eastAsia="Times New Roman" w:hAnsi="Times New Roman"/>
-          <w:sz w:val="24"/>
-          <w:szCs w:val="24"/>
-        </w:rPr>
-        <w:t xml:space="preserve">All experiments ran on the NTU TC1 GPU cluster (NVIDIA Tesla V100, 32 GB) under a strict offline, batch-submission policy: datasets and weights are pre-cached on the head node, and all compute is dispatched via SLURM. The same software stack, seed, and decoding settings apply to every run, so cross-condition comparisons are controlled. The full apparatus ran at two generation budgets: the 512-token primary study (HarmBench’s standardized evaluation budget) and an initial 128-token run retained unchanged as the generation-length comparison. Table 5.1 summarises the configuration.</w:t>
-      </w:r>
-    </w:p>
-    <w:tbl>
-      <w:tblPr>
-        <w:tblW w:type="dxa" w:w="9360"/>
-        <w:tblBorders>
-          <w:top w:val="single" w:color="auto" w:sz="4"/>
-          <w:left w:val="single" w:color="auto" w:sz="4"/>
-          <w:bottom w:val="single" w:color="auto" w:sz="4"/>
-          <w:right w:val="single" w:color="auto" w:sz="4"/>
-          <w:insideH w:val="single" w:color="auto" w:sz="4"/>
-          <w:insideV w:val="single" w:color="auto" w:sz="4"/>
-        </w:tblBorders>
-      </w:tblPr>
-      <w:tblGrid>
-        <w:gridCol w:w="3600"/>
-        <w:gridCol w:w="5760"/>
-      </w:tblGrid>
-      <w:tr>
-        <w:trPr>
-          <w:tblHeader/>
-        </w:trPr>
-        <w:tc>
-          <w:tcPr>
-            <w:tcW w:type="dxa" w:w="3600"/>
-            <w:tcBorders>
-              <w:top w:val="single" w:color="999999" w:sz="1"/>
-              <w:left w:val="single" w:color="999999" w:sz="1"/>
-              <w:bottom w:val="single" w:color="999999" w:sz="1"/>
-              <w:right w:val="single" w:color="999999" w:sz="1"/>
-            </w:tcBorders>
-            <w:shd w:fill="D9E2F3" w:val="clear"/>
-            <w:tcMar>
-              <w:top w:type="dxa" w:w="60"/>
-              <w:left w:type="dxa" w:w="100"/>
-              <w:bottom w:type="dxa" w:w="60"/>
-              <w:right w:type="dxa" w:w="100"/>
-            </w:tcMar>
-          </w:tcPr>
-          <w:p>
-            <w:r>
-              <w:rPr>
-                <w:rFonts w:ascii="Times New Roman" w:cs="Times New Roman" w:eastAsia="Times New Roman" w:hAnsi="Times New Roman"/>
-                <w:b/>
-                <w:bCs/>
-                <w:sz w:val="20"/>
-                <w:szCs w:val="20"/>
-              </w:rPr>
-              <w:t xml:space="preserve">Parameter</w:t>
-            </w:r>
-          </w:p>
-        </w:tc>
-        <w:tc>
-          <w:tcPr>
-            <w:tcW w:type="dxa" w:w="5760"/>
-            <w:tcBorders>
-              <w:top w:val="single" w:color="999999" w:sz="1"/>
-              <w:left w:val="single" w:color="999999" w:sz="1"/>
-              <w:bottom w:val="single" w:color="999999" w:sz="1"/>
-              <w:right w:val="single" w:color="999999" w:sz="1"/>
-            </w:tcBorders>
-            <w:shd w:fill="D9E2F3" w:val="clear"/>
-            <w:tcMar>
-              <w:top w:type="dxa" w:w="60"/>
-              <w:left w:type="dxa" w:w="100"/>
-              <w:bottom w:type="dxa" w:w="60"/>
-              <w:right w:type="dxa" w:w="100"/>
-            </w:tcMar>
-          </w:tcPr>
-          <w:p>
-            <w:r>
-              <w:rPr>
-                <w:rFonts w:ascii="Times New Roman" w:cs="Times New Roman" w:eastAsia="Times New Roman" w:hAnsi="Times New Roman"/>
-                <w:b/>
-                <w:bCs/>
-                <w:sz w:val="20"/>
-                <w:szCs w:val="20"/>
-              </w:rPr>
-              <w:t xml:space="preserve">Value</w:t>
-            </w:r>
-          </w:p>
-        </w:tc>
-      </w:tr>
-      <w:tr>
-        <w:tc>
-          <w:tcPr>
-            <w:tcW w:type="dxa" w:w="3600"/>
-            <w:tcBorders>
-              <w:top w:val="single" w:color="999999" w:sz="1"/>
-              <w:left w:val="single" w:color="999999" w:sz="1"/>
-              <w:bottom w:val="single" w:color="999999" w:sz="1"/>
-              <w:right w:val="single" w:color="999999" w:sz="1"/>
-            </w:tcBorders>
-            <w:tcMar>
-              <w:top w:type="dxa" w:w="60"/>
-              <w:left w:type="dxa" w:w="100"/>
-              <w:bottom w:type="dxa" w:w="60"/>
-              <w:right w:type="dxa" w:w="100"/>
-            </w:tcMar>
-          </w:tcPr>
-          <w:p>
-            <w:r>
-              <w:rPr>
-                <w:rFonts w:ascii="Times New Roman" w:cs="Times New Roman" w:eastAsia="Times New Roman" w:hAnsi="Times New Roman"/>
-                <w:sz w:val="20"/>
-                <w:szCs w:val="20"/>
-              </w:rPr>
-              <w:t xml:space="preserve">Pairs / models / families</w:t>
-            </w:r>
-          </w:p>
-        </w:tc>
-        <w:tc>
-          <w:tcPr>
-            <w:tcW w:type="dxa" w:w="5760"/>
-            <w:tcBorders>
-              <w:top w:val="single" w:color="999999" w:sz="1"/>
-              <w:left w:val="single" w:color="999999" w:sz="1"/>
-              <w:bottom w:val="single" w:color="999999" w:sz="1"/>
-              <w:right w:val="single" w:color="999999" w:sz="1"/>
-            </w:tcBorders>
-            <w:tcMar>
-              <w:top w:type="dxa" w:w="60"/>
-              <w:left w:type="dxa" w:w="100"/>
-              <w:bottom w:type="dxa" w:w="60"/>
-              <w:right w:type="dxa" w:w="100"/>
-            </w:tcMar>
-          </w:tcPr>
-          <w:p>
-            <w:r>
-              <w:rPr>
-                <w:rFonts w:ascii="Times New Roman" w:cs="Times New Roman" w:eastAsia="Times New Roman" w:hAnsi="Times New Roman"/>
-                <w:sz w:val="20"/>
-                <w:szCs w:val="20"/>
-              </w:rPr>
-              <w:t xml:space="preserve">5 / 10 / 4</w:t>
-            </w:r>
-          </w:p>
-        </w:tc>
-      </w:tr>
-      <w:tr>
-        <w:tc>
-          <w:tcPr>
-            <w:tcW w:type="dxa" w:w="3600"/>
-            <w:tcBorders>
-              <w:top w:val="single" w:color="999999" w:sz="1"/>
-              <w:left w:val="single" w:color="999999" w:sz="1"/>
-              <w:bottom w:val="single" w:color="999999" w:sz="1"/>
-              <w:right w:val="single" w:color="999999" w:sz="1"/>
-            </w:tcBorders>
-            <w:tcMar>
-              <w:top w:type="dxa" w:w="60"/>
-              <w:left w:type="dxa" w:w="100"/>
-              <w:bottom w:type="dxa" w:w="60"/>
-              <w:right w:type="dxa" w:w="100"/>
-            </w:tcMar>
-          </w:tcPr>
-          <w:p>
-            <w:r>
-              <w:rPr>
-                <w:rFonts w:ascii="Times New Roman" w:cs="Times New Roman" w:eastAsia="Times New Roman" w:hAnsi="Times New Roman"/>
-                <w:sz w:val="20"/>
-                <w:szCs w:val="20"/>
-              </w:rPr>
-              <w:t xml:space="preserve">Precisions</w:t>
-            </w:r>
-          </w:p>
-        </w:tc>
-        <w:tc>
-          <w:tcPr>
-            <w:tcW w:type="dxa" w:w="5760"/>
-            <w:tcBorders>
-              <w:top w:val="single" w:color="999999" w:sz="1"/>
-              <w:left w:val="single" w:color="999999" w:sz="1"/>
-              <w:bottom w:val="single" w:color="999999" w:sz="1"/>
-              <w:right w:val="single" w:color="999999" w:sz="1"/>
-            </w:tcBorders>
-            <w:tcMar>
-              <w:top w:type="dxa" w:w="60"/>
-              <w:left w:type="dxa" w:w="100"/>
-              <w:bottom w:type="dxa" w:w="60"/>
-              <w:right w:type="dxa" w:w="100"/>
-            </w:tcMar>
-          </w:tcPr>
-          <w:p>
-            <w:r>
-              <w:rPr>
-                <w:rFonts w:ascii="Times New Roman" w:cs="Times New Roman" w:eastAsia="Times New Roman" w:hAnsi="Times New Roman"/>
-                <w:sz w:val="20"/>
-                <w:szCs w:val="20"/>
-              </w:rPr>
-              <w:t xml:space="preserve">fp16, INT8 (LLM.int8), NF4 (4-bit)</w:t>
-            </w:r>
-          </w:p>
-        </w:tc>
-      </w:tr>
-      <w:tr>
-        <w:tc>
-          <w:tcPr>
-            <w:tcW w:type="dxa" w:w="3600"/>
-            <w:tcBorders>
-              <w:top w:val="single" w:color="999999" w:sz="1"/>
-              <w:left w:val="single" w:color="999999" w:sz="1"/>
-              <w:bottom w:val="single" w:color="999999" w:sz="1"/>
-              <w:right w:val="single" w:color="999999" w:sz="1"/>
-            </w:tcBorders>
-            <w:tcMar>
-              <w:top w:type="dxa" w:w="60"/>
-              <w:left w:type="dxa" w:w="100"/>
-              <w:bottom w:type="dxa" w:w="60"/>
-              <w:right w:type="dxa" w:w="100"/>
-            </w:tcMar>
-          </w:tcPr>
-          <w:p>
-            <w:r>
-              <w:rPr>
-                <w:rFonts w:ascii="Times New Roman" w:cs="Times New Roman" w:eastAsia="Times New Roman" w:hAnsi="Times New Roman"/>
-                <w:sz w:val="20"/>
-                <w:szCs w:val="20"/>
-              </w:rPr>
-              <w:t xml:space="preserve">Benchmarks</w:t>
-            </w:r>
-          </w:p>
-        </w:tc>
-        <w:tc>
-          <w:tcPr>
-            <w:tcW w:type="dxa" w:w="5760"/>
-            <w:tcBorders>
-              <w:top w:val="single" w:color="999999" w:sz="1"/>
-              <w:left w:val="single" w:color="999999" w:sz="1"/>
-              <w:bottom w:val="single" w:color="999999" w:sz="1"/>
-              <w:right w:val="single" w:color="999999" w:sz="1"/>
-            </w:tcBorders>
-            <w:tcMar>
-              <w:top w:type="dxa" w:w="60"/>
-              <w:left w:type="dxa" w:w="100"/>
-              <w:bottom w:type="dxa" w:w="60"/>
-              <w:right w:type="dxa" w:w="100"/>
-            </w:tcMar>
-          </w:tcPr>
-          <w:p>
-            <w:r>
-              <w:rPr>
-                <w:rFonts w:ascii="Times New Roman" w:cs="Times New Roman" w:eastAsia="Times New Roman" w:hAnsi="Times New Roman"/>
-                <w:sz w:val="20"/>
-                <w:szCs w:val="20"/>
-              </w:rPr>
-              <w:t xml:space="preserve">HarmBench, XSTest, MMLU, ARC-Challenge</w:t>
-            </w:r>
-          </w:p>
-        </w:tc>
-      </w:tr>
-      <w:tr>
-        <w:tc>
-          <w:tcPr>
-            <w:tcW w:type="dxa" w:w="3600"/>
-            <w:tcBorders>
-              <w:top w:val="single" w:color="999999" w:sz="1"/>
-              <w:left w:val="single" w:color="999999" w:sz="1"/>
-              <w:bottom w:val="single" w:color="999999" w:sz="1"/>
-              <w:right w:val="single" w:color="999999" w:sz="1"/>
-            </w:tcBorders>
-            <w:tcMar>
-              <w:top w:type="dxa" w:w="60"/>
-              <w:left w:type="dxa" w:w="100"/>
-              <w:bottom w:type="dxa" w:w="60"/>
-              <w:right w:type="dxa" w:w="100"/>
-            </w:tcMar>
-          </w:tcPr>
-          <w:p>
-            <w:r>
-              <w:rPr>
-                <w:rFonts w:ascii="Times New Roman" w:cs="Times New Roman" w:eastAsia="Times New Roman" w:hAnsi="Times New Roman"/>
-                <w:sz w:val="20"/>
-                <w:szCs w:val="20"/>
-              </w:rPr>
-              <w:t xml:space="preserve">Threat model</w:t>
-            </w:r>
-          </w:p>
-        </w:tc>
-        <w:tc>
-          <w:tcPr>
-            <w:tcW w:type="dxa" w:w="5760"/>
-            <w:tcBorders>
-              <w:top w:val="single" w:color="999999" w:sz="1"/>
-              <w:left w:val="single" w:color="999999" w:sz="1"/>
-              <w:bottom w:val="single" w:color="999999" w:sz="1"/>
-              <w:right w:val="single" w:color="999999" w:sz="1"/>
-            </w:tcBorders>
-            <w:tcMar>
-              <w:top w:type="dxa" w:w="60"/>
-              <w:left w:type="dxa" w:w="100"/>
-              <w:bottom w:type="dxa" w:w="60"/>
-              <w:right w:type="dxa" w:w="100"/>
-            </w:tcMar>
-          </w:tcPr>
-          <w:p>
-            <w:r>
-              <w:rPr>
-                <w:rFonts w:ascii="Times New Roman" w:cs="Times New Roman" w:eastAsia="Times New Roman" w:hAnsi="Times New Roman"/>
-                <w:sz w:val="20"/>
-                <w:szCs w:val="20"/>
-              </w:rPr>
-              <w:t xml:space="preserve">direct requests (HarmBench standard config; no attack augmentation)</w:t>
-            </w:r>
-          </w:p>
-        </w:tc>
-      </w:tr>
-      <w:tr>
-        <w:tc>
-          <w:tcPr>
-            <w:tcW w:type="dxa" w:w="3600"/>
-            <w:tcBorders>
-              <w:top w:val="single" w:color="999999" w:sz="1"/>
-              <w:left w:val="single" w:color="999999" w:sz="1"/>
-              <w:bottom w:val="single" w:color="999999" w:sz="1"/>
-              <w:right w:val="single" w:color="999999" w:sz="1"/>
-            </w:tcBorders>
-            <w:tcMar>
-              <w:top w:type="dxa" w:w="60"/>
-              <w:left w:type="dxa" w:w="100"/>
-              <w:bottom w:type="dxa" w:w="60"/>
-              <w:right w:type="dxa" w:w="100"/>
-            </w:tcMar>
-          </w:tcPr>
-          <w:p>
-            <w:r>
-              <w:rPr>
-                <w:rFonts w:ascii="Times New Roman" w:cs="Times New Roman" w:eastAsia="Times New Roman" w:hAnsi="Times New Roman"/>
-                <w:sz w:val="20"/>
-                <w:szCs w:val="20"/>
-              </w:rPr>
-              <w:t xml:space="preserve">Decoding</w:t>
-            </w:r>
-          </w:p>
-        </w:tc>
-        <w:tc>
-          <w:tcPr>
-            <w:tcW w:type="dxa" w:w="5760"/>
-            <w:tcBorders>
-              <w:top w:val="single" w:color="999999" w:sz="1"/>
-              <w:left w:val="single" w:color="999999" w:sz="1"/>
-              <w:bottom w:val="single" w:color="999999" w:sz="1"/>
-              <w:right w:val="single" w:color="999999" w:sz="1"/>
-            </w:tcBorders>
-            <w:tcMar>
-              <w:top w:type="dxa" w:w="60"/>
-              <w:left w:type="dxa" w:w="100"/>
-              <w:bottom w:type="dxa" w:w="60"/>
-              <w:right w:type="dxa" w:w="100"/>
-            </w:tcMar>
-          </w:tcPr>
-          <w:p>
-            <w:r>
-              <w:rPr>
-                <w:rFonts w:ascii="Times New Roman" w:cs="Times New Roman" w:eastAsia="Times New Roman" w:hAnsi="Times New Roman"/>
-                <w:sz w:val="20"/>
-                <w:szCs w:val="20"/>
-              </w:rPr>
-              <w:t xml:space="preserve">greedy, temperature 0.0, seed 42, max_new_tokens 512 (primary; 128 retained as comparison)</w:t>
-            </w:r>
-          </w:p>
-        </w:tc>
-      </w:tr>
-      <w:tr>
-        <w:tc>
-          <w:tcPr>
-            <w:tcW w:type="dxa" w:w="3600"/>
-            <w:tcBorders>
-              <w:top w:val="single" w:color="999999" w:sz="1"/>
-              <w:left w:val="single" w:color="999999" w:sz="1"/>
-              <w:bottom w:val="single" w:color="999999" w:sz="1"/>
-              <w:right w:val="single" w:color="999999" w:sz="1"/>
-            </w:tcBorders>
-            <w:tcMar>
-              <w:top w:type="dxa" w:w="60"/>
-              <w:left w:type="dxa" w:w="100"/>
-              <w:bottom w:type="dxa" w:w="60"/>
-              <w:right w:type="dxa" w:w="100"/>
-            </w:tcMar>
-          </w:tcPr>
-          <w:p>
-            <w:r>
-              <w:rPr>
-                <w:rFonts w:ascii="Times New Roman" w:cs="Times New Roman" w:eastAsia="Times New Roman" w:hAnsi="Times New Roman"/>
-                <w:sz w:val="20"/>
-                <w:szCs w:val="20"/>
-              </w:rPr>
-              <w:t xml:space="preserve">Primary HarmBench scorer</w:t>
-            </w:r>
-          </w:p>
-        </w:tc>
-        <w:tc>
-          <w:tcPr>
-            <w:tcW w:type="dxa" w:w="5760"/>
-            <w:tcBorders>
-              <w:top w:val="single" w:color="999999" w:sz="1"/>
-              <w:left w:val="single" w:color="999999" w:sz="1"/>
-              <w:bottom w:val="single" w:color="999999" w:sz="1"/>
-              <w:right w:val="single" w:color="999999" w:sz="1"/>
-            </w:tcBorders>
-            <w:tcMar>
-              <w:top w:type="dxa" w:w="60"/>
-              <w:left w:type="dxa" w:w="100"/>
-              <w:bottom w:type="dxa" w:w="60"/>
-              <w:right w:type="dxa" w:w="100"/>
-            </w:tcMar>
-          </w:tcPr>
-          <w:p>
-            <w:r>
-              <w:rPr>
-                <w:rFonts w:ascii="Times New Roman" w:cs="Times New Roman" w:eastAsia="Times New Roman" w:hAnsi="Times New Roman"/>
-                <w:sz w:val="20"/>
-                <w:szCs w:val="20"/>
-              </w:rPr>
-              <w:t xml:space="preserve">official HarmBench classifier (fp16)</w:t>
-            </w:r>
-          </w:p>
-        </w:tc>
-      </w:tr>
-      <w:tr>
-        <w:tc>
-          <w:tcPr>
-            <w:tcW w:type="dxa" w:w="3600"/>
-            <w:tcBorders>
-              <w:top w:val="single" w:color="999999" w:sz="1"/>
-              <w:left w:val="single" w:color="999999" w:sz="1"/>
-              <w:bottom w:val="single" w:color="999999" w:sz="1"/>
-              <w:right w:val="single" w:color="999999" w:sz="1"/>
-            </w:tcBorders>
-            <w:tcMar>
-              <w:top w:type="dxa" w:w="60"/>
-              <w:left w:type="dxa" w:w="100"/>
-              <w:bottom w:type="dxa" w:w="60"/>
-              <w:right w:type="dxa" w:w="100"/>
-            </w:tcMar>
-          </w:tcPr>
-          <w:p>
-            <w:r>
-              <w:rPr>
-                <w:rFonts w:ascii="Times New Roman" w:cs="Times New Roman" w:eastAsia="Times New Roman" w:hAnsi="Times New Roman"/>
-                <w:sz w:val="20"/>
-                <w:szCs w:val="20"/>
-              </w:rPr>
-              <w:t xml:space="preserve">Second judge</w:t>
-            </w:r>
-          </w:p>
-        </w:tc>
-        <w:tc>
-          <w:tcPr>
-            <w:tcW w:type="dxa" w:w="5760"/>
-            <w:tcBorders>
-              <w:top w:val="single" w:color="999999" w:sz="1"/>
-              <w:left w:val="single" w:color="999999" w:sz="1"/>
-              <w:bottom w:val="single" w:color="999999" w:sz="1"/>
-              <w:right w:val="single" w:color="999999" w:sz="1"/>
-            </w:tcBorders>
-            <w:tcMar>
-              <w:top w:type="dxa" w:w="60"/>
-              <w:left w:type="dxa" w:w="100"/>
-              <w:bottom w:type="dxa" w:w="60"/>
-              <w:right w:type="dxa" w:w="100"/>
-            </w:tcMar>
-          </w:tcPr>
-          <w:p>
-            <w:r>
-              <w:rPr>
-                <w:rFonts w:ascii="Times New Roman" w:cs="Times New Roman" w:eastAsia="Times New Roman" w:hAnsi="Times New Roman"/>
-                <w:sz w:val="20"/>
-                <w:szCs w:val="20"/>
-              </w:rPr>
-              <w:t xml:space="preserve">GPT-4o (architecturally independent)</w:t>
-            </w:r>
-          </w:p>
-        </w:tc>
-      </w:tr>
-      <w:tr>
-        <w:tc>
-          <w:tcPr>
-            <w:tcW w:type="dxa" w:w="3600"/>
-            <w:tcBorders>
-              <w:top w:val="single" w:color="999999" w:sz="1"/>
-              <w:left w:val="single" w:color="999999" w:sz="1"/>
-              <w:bottom w:val="single" w:color="999999" w:sz="1"/>
-              <w:right w:val="single" w:color="999999" w:sz="1"/>
-            </w:tcBorders>
-            <w:tcMar>
-              <w:top w:type="dxa" w:w="60"/>
-              <w:left w:type="dxa" w:w="100"/>
-              <w:bottom w:type="dxa" w:w="60"/>
-              <w:right w:type="dxa" w:w="100"/>
-            </w:tcMar>
-          </w:tcPr>
-          <w:p>
-            <w:r>
-              <w:rPr>
-                <w:rFonts w:ascii="Times New Roman" w:cs="Times New Roman" w:eastAsia="Times New Roman" w:hAnsi="Times New Roman"/>
-                <w:sz w:val="20"/>
-                <w:szCs w:val="20"/>
-              </w:rPr>
-              <w:t xml:space="preserve">Third judge</w:t>
-            </w:r>
-          </w:p>
-        </w:tc>
-        <w:tc>
-          <w:tcPr>
-            <w:tcW w:type="dxa" w:w="5760"/>
-            <w:tcBorders>
-              <w:top w:val="single" w:color="999999" w:sz="1"/>
-              <w:left w:val="single" w:color="999999" w:sz="1"/>
-              <w:bottom w:val="single" w:color="999999" w:sz="1"/>
-              <w:right w:val="single" w:color="999999" w:sz="1"/>
-            </w:tcBorders>
-            <w:tcMar>
-              <w:top w:type="dxa" w:w="60"/>
-              <w:left w:type="dxa" w:w="100"/>
-              <w:bottom w:type="dxa" w:w="60"/>
-              <w:right w:type="dxa" w:w="100"/>
-            </w:tcMar>
-          </w:tcPr>
-          <w:p>
-            <w:r>
-              <w:rPr>
-                <w:rFonts w:ascii="Times New Roman" w:cs="Times New Roman" w:eastAsia="Times New Roman" w:hAnsi="Times New Roman"/>
-                <w:sz w:val="20"/>
-                <w:szCs w:val="20"/>
-              </w:rPr>
-              <w:t xml:space="preserve">Llama-Guard-3-8B (open-weight, revision-pinned)</w:t>
-            </w:r>
-          </w:p>
-        </w:tc>
-      </w:tr>
-      <w:tr>
-        <w:tc>
-          <w:tcPr>
-            <w:tcW w:type="dxa" w:w="3600"/>
-            <w:tcBorders>
-              <w:top w:val="single" w:color="999999" w:sz="1"/>
-              <w:left w:val="single" w:color="999999" w:sz="1"/>
-              <w:bottom w:val="single" w:color="999999" w:sz="1"/>
-              <w:right w:val="single" w:color="999999" w:sz="1"/>
-            </w:tcBorders>
-            <w:tcMar>
-              <w:top w:type="dxa" w:w="60"/>
-              <w:left w:type="dxa" w:w="100"/>
-              <w:bottom w:type="dxa" w:w="60"/>
-              <w:right w:type="dxa" w:w="100"/>
-            </w:tcMar>
-          </w:tcPr>
-          <w:p>
-            <w:r>
-              <w:rPr>
-                <w:rFonts w:ascii="Times New Roman" w:cs="Times New Roman" w:eastAsia="Times New Roman" w:hAnsi="Times New Roman"/>
-                <w:sz w:val="20"/>
-                <w:szCs w:val="20"/>
-              </w:rPr>
-              <w:t xml:space="preserve">Statistics</w:t>
-            </w:r>
-          </w:p>
-        </w:tc>
-        <w:tc>
-          <w:tcPr>
-            <w:tcW w:type="dxa" w:w="5760"/>
-            <w:tcBorders>
-              <w:top w:val="single" w:color="999999" w:sz="1"/>
-              <w:left w:val="single" w:color="999999" w:sz="1"/>
-              <w:bottom w:val="single" w:color="999999" w:sz="1"/>
-              <w:right w:val="single" w:color="999999" w:sz="1"/>
-            </w:tcBorders>
-            <w:tcMar>
-              <w:top w:type="dxa" w:w="60"/>
-              <w:left w:type="dxa" w:w="100"/>
-              <w:bottom w:type="dxa" w:w="60"/>
-              <w:right w:type="dxa" w:w="100"/>
-            </w:tcMar>
-          </w:tcPr>
-          <w:p>
-            <w:r>
-              <w:rPr>
-                <w:rFonts w:ascii="Times New Roman" w:cs="Times New Roman" w:eastAsia="Times New Roman" w:hAnsi="Times New Roman"/>
-                <w:sz w:val="20"/>
-                <w:szCs w:val="20"/>
-              </w:rPr>
-              <w:t xml:space="preserve">paired bootstrap 95% CI (2000 resamples) + McNemar exact + BH-FDR</w:t>
-            </w:r>
-          </w:p>
-        </w:tc>
-      </w:tr>
-      <w:tr>
-        <w:tc>
-          <w:tcPr>
-            <w:tcW w:type="dxa" w:w="3600"/>
-            <w:tcBorders>
-              <w:top w:val="single" w:color="999999" w:sz="1"/>
-              <w:left w:val="single" w:color="999999" w:sz="1"/>
-              <w:bottom w:val="single" w:color="999999" w:sz="1"/>
-              <w:right w:val="single" w:color="999999" w:sz="1"/>
-            </w:tcBorders>
-            <w:tcMar>
-              <w:top w:type="dxa" w:w="60"/>
-              <w:left w:type="dxa" w:w="100"/>
-              <w:bottom w:type="dxa" w:w="60"/>
-              <w:right w:type="dxa" w:w="100"/>
-            </w:tcMar>
-          </w:tcPr>
-          <w:p>
-            <w:r>
-              <w:rPr>
-                <w:rFonts w:ascii="Times New Roman" w:cs="Times New Roman" w:eastAsia="Times New Roman" w:hAnsi="Times New Roman"/>
-                <w:sz w:val="20"/>
-                <w:szCs w:val="20"/>
-              </w:rPr>
-              <w:t xml:space="preserve">Hardware</w:t>
-            </w:r>
-          </w:p>
-        </w:tc>
-        <w:tc>
-          <w:tcPr>
-            <w:tcW w:type="dxa" w:w="5760"/>
-            <w:tcBorders>
-              <w:top w:val="single" w:color="999999" w:sz="1"/>
-              <w:left w:val="single" w:color="999999" w:sz="1"/>
-              <w:bottom w:val="single" w:color="999999" w:sz="1"/>
-              <w:right w:val="single" w:color="999999" w:sz="1"/>
-            </w:tcBorders>
-            <w:tcMar>
-              <w:top w:type="dxa" w:w="60"/>
-              <w:left w:type="dxa" w:w="100"/>
-              <w:bottom w:type="dxa" w:w="60"/>
-              <w:right w:type="dxa" w:w="100"/>
-            </w:tcMar>
-          </w:tcPr>
-          <w:p>
-            <w:r>
-              <w:rPr>
-                <w:rFonts w:ascii="Times New Roman" w:cs="Times New Roman" w:eastAsia="Times New Roman" w:hAnsi="Times New Roman"/>
-                <w:sz w:val="20"/>
-                <w:szCs w:val="20"/>
-              </w:rPr>
-              <w:t xml:space="preserve">NVIDIA Tesla V100-32GB (TC1)</w:t>
-            </w:r>
-          </w:p>
-        </w:tc>
-      </w:tr>
-      <w:tr>
-        <w:tc>
-          <w:tcPr>
-            <w:tcW w:type="dxa" w:w="3600"/>
-            <w:tcBorders>
-              <w:top w:val="single" w:color="999999" w:sz="1"/>
-              <w:left w:val="single" w:color="999999" w:sz="1"/>
-              <w:bottom w:val="single" w:color="999999" w:sz="1"/>
-              <w:right w:val="single" w:color="999999" w:sz="1"/>
-            </w:tcBorders>
-            <w:tcMar>
-              <w:top w:type="dxa" w:w="60"/>
-              <w:left w:type="dxa" w:w="100"/>
-              <w:bottom w:type="dxa" w:w="60"/>
-              <w:right w:type="dxa" w:w="100"/>
-            </w:tcMar>
-          </w:tcPr>
-          <w:p>
-            <w:r>
-              <w:rPr>
-                <w:rFonts w:ascii="Times New Roman" w:cs="Times New Roman" w:eastAsia="Times New Roman" w:hAnsi="Times New Roman"/>
-                <w:sz w:val="20"/>
-                <w:szCs w:val="20"/>
-              </w:rPr>
-              <w:t xml:space="preserve">Verification</w:t>
-            </w:r>
-          </w:p>
-        </w:tc>
-        <w:tc>
-          <w:tcPr>
-            <w:tcW w:type="dxa" w:w="5760"/>
-            <w:tcBorders>
-              <w:top w:val="single" w:color="999999" w:sz="1"/>
-              <w:left w:val="single" w:color="999999" w:sz="1"/>
-              <w:bottom w:val="single" w:color="999999" w:sz="1"/>
-              <w:right w:val="single" w:color="999999" w:sz="1"/>
-            </w:tcBorders>
-            <w:tcMar>
-              <w:top w:type="dxa" w:w="60"/>
-              <w:left w:type="dxa" w:w="100"/>
-              <w:bottom w:type="dxa" w:w="60"/>
-              <w:right w:type="dxa" w:w="100"/>
-            </w:tcMar>
-          </w:tcPr>
-          <w:p>
-            <w:r>
-              <w:rPr>
-                <w:rFonts w:ascii="Times New Roman" w:cs="Times New Roman" w:eastAsia="Times New Roman" w:hAnsi="Times New Roman"/>
-                <w:sz w:val="20"/>
-                <w:szCs w:val="20"/>
-              </w:rPr>
-              <w:t xml:space="preserve">automated test suite + artifact-derived claim registry</w:t>
-            </w:r>
-          </w:p>
-        </w:tc>
-      </w:tr>
-    </w:tbl>
-    <w:p>
-      <w:pPr>
-        <w:spacing w:after="200" w:before="60"/>
-        <w:jc w:val="center"/>
-      </w:pPr>
-      <w:r>
-        <w:rPr>
-          <w:rFonts w:ascii="Times New Roman" w:cs="Times New Roman" w:eastAsia="Times New Roman" w:hAnsi="Times New Roman"/>
-          <w:i/>
-          <w:iCs/>
-          <w:sz w:val="20"/>
-          <w:szCs w:val="20"/>
-        </w:rPr>
-        <w:t xml:space="preserve">Table 5.1  Experimental configuration summary.</w:t>
-      </w:r>
-    </w:p>
-    <w:p>
-      <w:pPr>
-        <w:spacing w:after="160" w:line="276"/>
-        <w:jc w:val="both"/>
-      </w:pPr>
-      <w:r>
-        <w:rPr>
-          <w:rFonts w:ascii="Times New Roman" w:cs="Times New Roman" w:eastAsia="Times New Roman" w:hAnsi="Times New Roman"/>
-          <w:sz w:val="24"/>
-          <w:szCs w:val="24"/>
-        </w:rPr>
-        <w:t xml:space="preserve">The five NF4 pairs, the INT8 precision point, both judge validations, and the multi-seed sensitivity arm all ran at the 512-token reference budget (the primary study throughout, with zero classifier parse errors over 3,000 judged generations); the 128-token artefacts are retained unchanged for the generation-length comparison. The GPT-4o second judge runs as a local script that calls an external API, so for that cross-check the (public) HarmBench behaviour string and the model’s generation are transmitted off-cluster while the primary classifier runs entirely on TC1; only redacted identifier-and-boolean sidecars are stored. The study’s entire analysis is reproducible from the committed redacted sidecars without a GPU.</w:t>
-      </w:r>
-    </w:p>
-    <w:p>
-      <w:pPr>
-        <w:pStyle w:val="Heading1"/>
-        <w:pageBreakBefore/>
-        <w:spacing w:after="200"/>
-      </w:pPr>
-      <w:r>
-        <w:rPr>
-          <w:rFonts w:ascii="Times New Roman" w:cs="Times New Roman" w:eastAsia="Times New Roman" w:hAnsi="Times New Roman"/>
-          <w:b/>
-          <w:bCs/>
-          <w:sz w:val="32"/>
-          <w:szCs w:val="32"/>
-        </w:rPr>
-        <w:t xml:space="preserve">Chapter 6  Results and Analysis</w:t>
-      </w:r>
-    </w:p>
-    <w:p>
-      <w:pPr>
-        <w:pStyle w:val="Heading2"/>
-        <w:spacing w:after="140" w:before="200"/>
-      </w:pPr>
-      <w:r>
-        <w:rPr>
-          <w:rFonts w:ascii="Times New Roman" w:cs="Times New Roman" w:eastAsia="Times New Roman" w:hAnsi="Times New Roman"/>
-          <w:b/>
-          <w:bCs/>
-          <w:sz w:val="27"/>
-          <w:szCs w:val="27"/>
-        </w:rPr>
-        <w:t xml:space="preserve">6.1  Scoring validity: the regex over-counts</w:t>
-      </w:r>
-    </w:p>
-    <w:p>
-      <w:pPr>
-        <w:spacing w:after="160" w:line="276"/>
-        <w:jc w:val="both"/>
-      </w:pPr>
-      <w:r>
-        <w:rPr>
-          <w:rFonts w:ascii="Times New Roman" w:cs="Times New Roman" w:eastAsia="Times New Roman" w:hAnsi="Times New Roman"/>
-          <w:sz w:val="24"/>
-          <w:szCs w:val="24"/>
-        </w:rPr>
-        <w:t xml:space="preserve">The first result concerns the instrument. The refusal regex reports far higher Attack Success Rates than the HarmBench classifier, and the gap is uneven by family. Cohen’s κ [19] between the regex and the classifier at the 512-token reference budget is fair-to-moderate for the Qwen and Mistral models and substantial or better for Llama and Phi (verbal bands per Landis and Koch [20]) (Table 6.1), because models that produce a large volume of ambiguous, non-refusing-but-benign text are exactly those the regex mis-scores. In aggregate the classifier’s harmful set is a near-strict subset of the regex’s (28 judge-only labels against 325 regex-only across the ten models), so the disagreement is overwhelmingly one-directional over-counting. At the retired 128-token budget, adopting the classifier had moved the significant increases wholesale: the regex placed them on Qwen3-4B and Mistral, the classifier on Qwen3-1.7B alone. At the reference budget it removes every significant increase entirely (§6.2). A stratified human-label audit (200 items, single annotator) confirms the direction against truth rather than against another model: the classifier agrees with a human annotator at Cohen’s κ 0.59 (moderate) while the regex agrees at only 0.11 (slight), against the human’s 200 labels the regex over-flagged 101 responses as harmful to the classifier’s 18, and the human, flagging 37, applied the highest bar of the three, so refusal-counting over-states harmful compliance relative to human judgment, not merely relative to the classifier; the classifier is a better scorer, though at moderate agreement, not a perfect human proxy. In safety evaluation the choice of scorer is not a detail: it can change the conclusion.</w:t>
-      </w:r>
-    </w:p>
-    <w:tbl>
-      <w:tblPr>
-        <w:tblW w:type="dxa" w:w="9360"/>
-        <w:tblBorders>
-          <w:top w:val="single" w:color="auto" w:sz="4"/>
-          <w:left w:val="single" w:color="auto" w:sz="4"/>
-          <w:bottom w:val="single" w:color="auto" w:sz="4"/>
-          <w:right w:val="single" w:color="auto" w:sz="4"/>
-          <w:insideH w:val="single" w:color="auto" w:sz="4"/>
-          <w:insideV w:val="single" w:color="auto" w:sz="4"/>
-        </w:tblBorders>
-      </w:tblPr>
-      <w:tblGrid>
-        <w:gridCol w:w="1900"/>
-        <w:gridCol w:w="3660"/>
-        <w:gridCol w:w="3800"/>
-      </w:tblGrid>
-      <w:tr>
-        <w:trPr>
-          <w:tblHeader/>
-        </w:trPr>
-        <w:tc>
-          <w:tcPr>
-            <w:tcW w:type="dxa" w:w="1900"/>
-            <w:tcBorders>
-              <w:top w:val="single" w:color="999999" w:sz="1"/>
-              <w:left w:val="single" w:color="999999" w:sz="1"/>
-              <w:bottom w:val="single" w:color="999999" w:sz="1"/>
-              <w:right w:val="single" w:color="999999" w:sz="1"/>
-            </w:tcBorders>
-            <w:shd w:fill="D9E2F3" w:val="clear"/>
-            <w:tcMar>
-              <w:top w:type="dxa" w:w="60"/>
-              <w:left w:type="dxa" w:w="100"/>
-              <w:bottom w:type="dxa" w:w="60"/>
-              <w:right w:type="dxa" w:w="100"/>
-            </w:tcMar>
-          </w:tcPr>
-          <w:p>
-            <w:r>
-              <w:rPr>
-                <w:rFonts w:ascii="Times New Roman" w:cs="Times New Roman" w:eastAsia="Times New Roman" w:hAnsi="Times New Roman"/>
-                <w:b/>
-                <w:bCs/>
-                <w:sz w:val="20"/>
-                <w:szCs w:val="20"/>
-              </w:rPr>
-              <w:t xml:space="preserve">Family</w:t>
-            </w:r>
-          </w:p>
-        </w:tc>
-        <w:tc>
-          <w:tcPr>
-            <w:tcW w:type="dxa" w:w="3660"/>
-            <w:tcBorders>
-              <w:top w:val="single" w:color="999999" w:sz="1"/>
-              <w:left w:val="single" w:color="999999" w:sz="1"/>
-              <w:bottom w:val="single" w:color="999999" w:sz="1"/>
-              <w:right w:val="single" w:color="999999" w:sz="1"/>
-            </w:tcBorders>
-            <w:shd w:fill="D9E2F3" w:val="clear"/>
-            <w:tcMar>
-              <w:top w:type="dxa" w:w="60"/>
-              <w:left w:type="dxa" w:w="100"/>
-              <w:bottom w:type="dxa" w:w="60"/>
-              <w:right w:type="dxa" w:w="100"/>
-            </w:tcMar>
-          </w:tcPr>
-          <w:p>
-            <w:r>
-              <w:rPr>
-                <w:rFonts w:ascii="Times New Roman" w:cs="Times New Roman" w:eastAsia="Times New Roman" w:hAnsi="Times New Roman"/>
-                <w:b/>
-                <w:bCs/>
-                <w:sz w:val="20"/>
-                <w:szCs w:val="20"/>
-              </w:rPr>
-              <w:t xml:space="preserve">Cohen’s κ (regex vs classifier)</w:t>
-            </w:r>
-          </w:p>
-        </w:tc>
-        <w:tc>
-          <w:tcPr>
-            <w:tcW w:type="dxa" w:w="3800"/>
-            <w:tcBorders>
-              <w:top w:val="single" w:color="999999" w:sz="1"/>
-              <w:left w:val="single" w:color="999999" w:sz="1"/>
-              <w:bottom w:val="single" w:color="999999" w:sz="1"/>
-              <w:right w:val="single" w:color="999999" w:sz="1"/>
-            </w:tcBorders>
-            <w:shd w:fill="D9E2F3" w:val="clear"/>
-            <w:tcMar>
-              <w:top w:type="dxa" w:w="60"/>
-              <w:left w:type="dxa" w:w="100"/>
-              <w:bottom w:type="dxa" w:w="60"/>
-              <w:right w:type="dxa" w:w="100"/>
-            </w:tcMar>
-          </w:tcPr>
-          <w:p>
-            <w:r>
-              <w:rPr>
-                <w:rFonts w:ascii="Times New Roman" w:cs="Times New Roman" w:eastAsia="Times New Roman" w:hAnsi="Times New Roman"/>
-                <w:b/>
-                <w:bCs/>
-                <w:sz w:val="20"/>
-                <w:szCs w:val="20"/>
-              </w:rPr>
-              <w:t xml:space="preserve">Reading</w:t>
-            </w:r>
-          </w:p>
-        </w:tc>
-      </w:tr>
-      <w:tr>
-        <w:tc>
-          <w:tcPr>
-            <w:tcW w:type="dxa" w:w="1900"/>
-            <w:tcBorders>
-              <w:top w:val="single" w:color="999999" w:sz="1"/>
-              <w:left w:val="single" w:color="999999" w:sz="1"/>
-              <w:bottom w:val="single" w:color="999999" w:sz="1"/>
-              <w:right w:val="single" w:color="999999" w:sz="1"/>
-            </w:tcBorders>
-            <w:tcMar>
-              <w:top w:type="dxa" w:w="60"/>
-              <w:left w:type="dxa" w:w="100"/>
-              <w:bottom w:type="dxa" w:w="60"/>
-              <w:right w:type="dxa" w:w="100"/>
-            </w:tcMar>
-          </w:tcPr>
-          <w:p>
-            <w:r>
-              <w:rPr>
-                <w:rFonts w:ascii="Times New Roman" w:cs="Times New Roman" w:eastAsia="Times New Roman" w:hAnsi="Times New Roman"/>
-                <w:sz w:val="20"/>
-                <w:szCs w:val="20"/>
-              </w:rPr>
-              <w:t xml:space="preserve">Qwen</w:t>
-            </w:r>
-          </w:p>
-        </w:tc>
-        <w:tc>
-          <w:tcPr>
-            <w:tcW w:type="dxa" w:w="3660"/>
-            <w:tcBorders>
-              <w:top w:val="single" w:color="999999" w:sz="1"/>
-              <w:left w:val="single" w:color="999999" w:sz="1"/>
-              <w:bottom w:val="single" w:color="999999" w:sz="1"/>
-              <w:right w:val="single" w:color="999999" w:sz="1"/>
-            </w:tcBorders>
-            <w:tcMar>
-              <w:top w:type="dxa" w:w="60"/>
-              <w:left w:type="dxa" w:w="100"/>
-              <w:bottom w:type="dxa" w:w="60"/>
-              <w:right w:type="dxa" w:w="100"/>
-            </w:tcMar>
-          </w:tcPr>
-          <w:p>
-            <w:r>
-              <w:rPr>
-                <w:rFonts w:ascii="Times New Roman" w:cs="Times New Roman" w:eastAsia="Times New Roman" w:hAnsi="Times New Roman"/>
-                <w:sz w:val="20"/>
-                <w:szCs w:val="20"/>
-              </w:rPr>
-              <w:t xml:space="preserve">0.36 to 0.59</w:t>
-            </w:r>
-          </w:p>
-        </w:tc>
-        <w:tc>
-          <w:tcPr>
-            <w:tcW w:type="dxa" w:w="3800"/>
-            <w:tcBorders>
-              <w:top w:val="single" w:color="999999" w:sz="1"/>
-              <w:left w:val="single" w:color="999999" w:sz="1"/>
-              <w:bottom w:val="single" w:color="999999" w:sz="1"/>
-              <w:right w:val="single" w:color="999999" w:sz="1"/>
-            </w:tcBorders>
-            <w:tcMar>
-              <w:top w:type="dxa" w:w="60"/>
-              <w:left w:type="dxa" w:w="100"/>
-              <w:bottom w:type="dxa" w:w="60"/>
-              <w:right w:type="dxa" w:w="100"/>
-            </w:tcMar>
-          </w:tcPr>
-          <w:p>
-            <w:r>
-              <w:rPr>
-                <w:rFonts w:ascii="Times New Roman" w:cs="Times New Roman" w:eastAsia="Times New Roman" w:hAnsi="Times New Roman"/>
-                <w:sz w:val="20"/>
-                <w:szCs w:val="20"/>
-              </w:rPr>
-              <w:t xml:space="preserve">fair to moderate; regex over-counts heavily (0.595 vs judge 0.255, 1.7B base)</w:t>
-            </w:r>
-          </w:p>
-        </w:tc>
-      </w:tr>
-      <w:tr>
-        <w:tc>
-          <w:tcPr>
-            <w:tcW w:type="dxa" w:w="1900"/>
-            <w:tcBorders>
-              <w:top w:val="single" w:color="999999" w:sz="1"/>
-              <w:left w:val="single" w:color="999999" w:sz="1"/>
-              <w:bottom w:val="single" w:color="999999" w:sz="1"/>
-              <w:right w:val="single" w:color="999999" w:sz="1"/>
-            </w:tcBorders>
-            <w:tcMar>
-              <w:top w:type="dxa" w:w="60"/>
-              <w:left w:type="dxa" w:w="100"/>
-              <w:bottom w:type="dxa" w:w="60"/>
-              <w:right w:type="dxa" w:w="100"/>
-            </w:tcMar>
-          </w:tcPr>
-          <w:p>
-            <w:r>
-              <w:rPr>
-                <w:rFonts w:ascii="Times New Roman" w:cs="Times New Roman" w:eastAsia="Times New Roman" w:hAnsi="Times New Roman"/>
-                <w:sz w:val="20"/>
-                <w:szCs w:val="20"/>
-              </w:rPr>
-              <w:t xml:space="preserve">Mistral</w:t>
-            </w:r>
-          </w:p>
-        </w:tc>
-        <w:tc>
-          <w:tcPr>
-            <w:tcW w:type="dxa" w:w="3660"/>
-            <w:tcBorders>
-              <w:top w:val="single" w:color="999999" w:sz="1"/>
-              <w:left w:val="single" w:color="999999" w:sz="1"/>
-              <w:bottom w:val="single" w:color="999999" w:sz="1"/>
-              <w:right w:val="single" w:color="999999" w:sz="1"/>
-            </w:tcBorders>
-            <w:tcMar>
-              <w:top w:type="dxa" w:w="60"/>
-              <w:left w:type="dxa" w:w="100"/>
-              <w:bottom w:type="dxa" w:w="60"/>
-              <w:right w:type="dxa" w:w="100"/>
-            </w:tcMar>
-          </w:tcPr>
-          <w:p>
-            <w:r>
-              <w:rPr>
-                <w:rFonts w:ascii="Times New Roman" w:cs="Times New Roman" w:eastAsia="Times New Roman" w:hAnsi="Times New Roman"/>
-                <w:sz w:val="20"/>
-                <w:szCs w:val="20"/>
-              </w:rPr>
-              <w:t xml:space="preserve">0.25 to 0.29</w:t>
-            </w:r>
-          </w:p>
-        </w:tc>
-        <w:tc>
-          <w:tcPr>
-            <w:tcW w:type="dxa" w:w="3800"/>
-            <w:tcBorders>
-              <w:top w:val="single" w:color="999999" w:sz="1"/>
-              <w:left w:val="single" w:color="999999" w:sz="1"/>
-              <w:bottom w:val="single" w:color="999999" w:sz="1"/>
-              <w:right w:val="single" w:color="999999" w:sz="1"/>
-            </w:tcBorders>
-            <w:tcMar>
-              <w:top w:type="dxa" w:w="60"/>
-              <w:left w:type="dxa" w:w="100"/>
-              <w:bottom w:type="dxa" w:w="60"/>
-              <w:right w:type="dxa" w:w="100"/>
-            </w:tcMar>
-          </w:tcPr>
-          <w:p>
-            <w:r>
-              <w:rPr>
-                <w:rFonts w:ascii="Times New Roman" w:cs="Times New Roman" w:eastAsia="Times New Roman" w:hAnsi="Times New Roman"/>
-                <w:sz w:val="20"/>
-                <w:szCs w:val="20"/>
-              </w:rPr>
-              <w:t xml:space="preserve">fair, the lowest; regex 0.890 vs judge 0.565 (4-bit)</w:t>
-            </w:r>
-          </w:p>
-        </w:tc>
-      </w:tr>
-      <w:tr>
-        <w:tc>
-          <w:tcPr>
-            <w:tcW w:type="dxa" w:w="1900"/>
-            <w:tcBorders>
-              <w:top w:val="single" w:color="999999" w:sz="1"/>
-              <w:left w:val="single" w:color="999999" w:sz="1"/>
-              <w:bottom w:val="single" w:color="999999" w:sz="1"/>
-              <w:right w:val="single" w:color="999999" w:sz="1"/>
-            </w:tcBorders>
-            <w:tcMar>
-              <w:top w:type="dxa" w:w="60"/>
-              <w:left w:type="dxa" w:w="100"/>
-              <w:bottom w:type="dxa" w:w="60"/>
-              <w:right w:type="dxa" w:w="100"/>
-            </w:tcMar>
-          </w:tcPr>
-          <w:p>
-            <w:r>
-              <w:rPr>
-                <w:rFonts w:ascii="Times New Roman" w:cs="Times New Roman" w:eastAsia="Times New Roman" w:hAnsi="Times New Roman"/>
-                <w:sz w:val="20"/>
-                <w:szCs w:val="20"/>
-              </w:rPr>
-              <w:t xml:space="preserve">Llama</w:t>
-            </w:r>
-          </w:p>
-        </w:tc>
-        <w:tc>
-          <w:tcPr>
-            <w:tcW w:type="dxa" w:w="3660"/>
-            <w:tcBorders>
-              <w:top w:val="single" w:color="999999" w:sz="1"/>
-              <w:left w:val="single" w:color="999999" w:sz="1"/>
-              <w:bottom w:val="single" w:color="999999" w:sz="1"/>
-              <w:right w:val="single" w:color="999999" w:sz="1"/>
-            </w:tcBorders>
-            <w:tcMar>
-              <w:top w:type="dxa" w:w="60"/>
-              <w:left w:type="dxa" w:w="100"/>
-              <w:bottom w:type="dxa" w:w="60"/>
-              <w:right w:type="dxa" w:w="100"/>
-            </w:tcMar>
-          </w:tcPr>
-          <w:p>
-            <w:r>
-              <w:rPr>
-                <w:rFonts w:ascii="Times New Roman" w:cs="Times New Roman" w:eastAsia="Times New Roman" w:hAnsi="Times New Roman"/>
-                <w:sz w:val="20"/>
-                <w:szCs w:val="20"/>
-              </w:rPr>
-              <w:t xml:space="preserve">0.71 to 0.84</w:t>
-            </w:r>
-          </w:p>
-        </w:tc>
-        <w:tc>
-          <w:tcPr>
-            <w:tcW w:type="dxa" w:w="3800"/>
-            <w:tcBorders>
-              <w:top w:val="single" w:color="999999" w:sz="1"/>
-              <w:left w:val="single" w:color="999999" w:sz="1"/>
-              <w:bottom w:val="single" w:color="999999" w:sz="1"/>
-              <w:right w:val="single" w:color="999999" w:sz="1"/>
-            </w:tcBorders>
-            <w:tcMar>
-              <w:top w:type="dxa" w:w="60"/>
-              <w:left w:type="dxa" w:w="100"/>
-              <w:bottom w:type="dxa" w:w="60"/>
-              <w:right w:type="dxa" w:w="100"/>
-            </w:tcMar>
-          </w:tcPr>
-          <w:p>
-            <w:r>
-              <w:rPr>
-                <w:rFonts w:ascii="Times New Roman" w:cs="Times New Roman" w:eastAsia="Times New Roman" w:hAnsi="Times New Roman"/>
-                <w:sz w:val="20"/>
-                <w:szCs w:val="20"/>
-              </w:rPr>
-              <w:t xml:space="preserve">substantial to almost perfect; little ambiguous middle ground</w:t>
-            </w:r>
-          </w:p>
-        </w:tc>
-      </w:tr>
-      <w:tr>
-        <w:tc>
-          <w:tcPr>
-            <w:tcW w:type="dxa" w:w="1900"/>
-            <w:tcBorders>
-              <w:top w:val="single" w:color="999999" w:sz="1"/>
-              <w:left w:val="single" w:color="999999" w:sz="1"/>
-              <w:bottom w:val="single" w:color="999999" w:sz="1"/>
-              <w:right w:val="single" w:color="999999" w:sz="1"/>
-            </w:tcBorders>
-            <w:tcMar>
-              <w:top w:type="dxa" w:w="60"/>
-              <w:left w:type="dxa" w:w="100"/>
-              <w:bottom w:type="dxa" w:w="60"/>
-              <w:right w:type="dxa" w:w="100"/>
-            </w:tcMar>
-          </w:tcPr>
-          <w:p>
-            <w:r>
-              <w:rPr>
-                <w:rFonts w:ascii="Times New Roman" w:cs="Times New Roman" w:eastAsia="Times New Roman" w:hAnsi="Times New Roman"/>
-                <w:sz w:val="20"/>
-                <w:szCs w:val="20"/>
-              </w:rPr>
-              <w:t xml:space="preserve">Phi</w:t>
-            </w:r>
-          </w:p>
-        </w:tc>
-        <w:tc>
-          <w:tcPr>
-            <w:tcW w:type="dxa" w:w="3660"/>
-            <w:tcBorders>
-              <w:top w:val="single" w:color="999999" w:sz="1"/>
-              <w:left w:val="single" w:color="999999" w:sz="1"/>
-              <w:bottom w:val="single" w:color="999999" w:sz="1"/>
-              <w:right w:val="single" w:color="999999" w:sz="1"/>
-            </w:tcBorders>
-            <w:tcMar>
-              <w:top w:type="dxa" w:w="60"/>
-              <w:left w:type="dxa" w:w="100"/>
-              <w:bottom w:type="dxa" w:w="60"/>
-              <w:right w:type="dxa" w:w="100"/>
-            </w:tcMar>
-          </w:tcPr>
-          <w:p>
-            <w:r>
-              <w:rPr>
-                <w:rFonts w:ascii="Times New Roman" w:cs="Times New Roman" w:eastAsia="Times New Roman" w:hAnsi="Times New Roman"/>
-                <w:sz w:val="20"/>
-                <w:szCs w:val="20"/>
-              </w:rPr>
-              <w:t xml:space="preserve">0.67 to 0.77</w:t>
-            </w:r>
-          </w:p>
-        </w:tc>
-        <w:tc>
-          <w:tcPr>
-            <w:tcW w:type="dxa" w:w="3800"/>
-            <w:tcBorders>
-              <w:top w:val="single" w:color="999999" w:sz="1"/>
-              <w:left w:val="single" w:color="999999" w:sz="1"/>
-              <w:bottom w:val="single" w:color="999999" w:sz="1"/>
-              <w:right w:val="single" w:color="999999" w:sz="1"/>
-            </w:tcBorders>
-            <w:tcMar>
-              <w:top w:type="dxa" w:w="60"/>
-              <w:left w:type="dxa" w:w="100"/>
-              <w:bottom w:type="dxa" w:w="60"/>
-              <w:right w:type="dxa" w:w="100"/>
-            </w:tcMar>
-          </w:tcPr>
-          <w:p>
-            <w:r>
-              <w:rPr>
-                <w:rFonts w:ascii="Times New Roman" w:cs="Times New Roman" w:eastAsia="Times New Roman" w:hAnsi="Times New Roman"/>
-                <w:sz w:val="20"/>
-                <w:szCs w:val="20"/>
-              </w:rPr>
-              <w:t xml:space="preserve">substantial; like Llama</w:t>
-            </w:r>
-          </w:p>
-        </w:tc>
-      </w:tr>
-    </w:tbl>
-    <w:p>
-      <w:pPr>
-        <w:spacing w:after="200" w:before="60"/>
-        <w:jc w:val="center"/>
-      </w:pPr>
-      <w:r>
-        <w:rPr>
-          <w:rFonts w:ascii="Times New Roman" w:cs="Times New Roman" w:eastAsia="Times New Roman" w:hAnsi="Times New Roman"/>
-          <w:i/>
-          <w:iCs/>
-          <w:sz w:val="20"/>
-          <w:szCs w:val="20"/>
-        </w:rPr>
-        <w:t xml:space="preserve">Table 6.1  Judge-versus-regex agreement (Cohen’s κ) by model family (fp16-vs-NF4 main study, 512-token reference budget).</w:t>
-      </w:r>
-    </w:p>
-    <w:p>
-      <w:pPr>
         <w:spacing w:after="60" w:before="140"/>
         <w:jc w:val="center"/>
       </w:pPr>
       <w:r>
         <w:drawing>
           <wp:inline distT="0" distB="0" distL="0" distR="0">
-            <wp:extent cx="4953000" cy="2257425"/>
+            <wp:extent cx="4953000" cy="3990975"/>
             <wp:effectExtent t="0" r="0" b="0" l="0"/>
             <wp:docPr id="1" name="" descr="" title=""/>
             <wp:cNvGraphicFramePr>
@@ -4457,6 +1897,2794 @@
                   <pic:spPr bwMode="auto">
                     <a:xfrm>
                       <a:off x="0" y="0"/>
+                      <a:ext cx="4953000" cy="3990975"/>
+                    </a:xfrm>
+                    <a:prstGeom prst="rect">
+                      <a:avLst/>
+                    </a:prstGeom>
+                  </pic:spPr>
+                </pic:pic>
+              </a:graphicData>
+            </a:graphic>
+          </wp:inline>
+        </w:drawing>
+      </w:r>
+    </w:p>
+    <w:p>
+      <w:pPr>
+        <w:spacing w:after="200"/>
+        <w:jc w:val="center"/>
+      </w:pPr>
+      <w:r>
+        <w:rPr>
+          <w:rFonts w:ascii="Times New Roman" w:cs="Times New Roman" w:eastAsia="Times New Roman" w:hAnsi="Times New Roman"/>
+          <w:i/>
+          <w:iCs/>
+          <w:sz w:val="20"/>
+          <w:szCs w:val="20"/>
+        </w:rPr>
+        <w:t xml:space="preserve">Figure 1. Study design. Five matched model pairs spanning four families are evaluated at fp16 and NF4 four-bit, with an INT8 precision point as a third level, across four benchmarks. Both members of a pair share the same checkpoint and pinned revision, the same prompts, the same seed and the same decoding settings, so numerical precision is the only difference between them. Every pair-level contrast passes through the same paired-inference pipeline before it is labelled.</w:t>
+      </w:r>
+    </w:p>
+    <w:p>
+      <w:pPr>
+        <w:pStyle w:val="Heading2"/>
+        <w:spacing w:after="140" w:before="200"/>
+      </w:pPr>
+      <w:r>
+        <w:rPr>
+          <w:rFonts w:ascii="Times New Roman" w:cs="Times New Roman" w:eastAsia="Times New Roman" w:hAnsi="Times New Roman"/>
+          <w:b/>
+          <w:bCs/>
+          <w:sz w:val="27"/>
+          <w:szCs w:val="27"/>
+        </w:rPr>
+        <w:t xml:space="preserve">3.2  Quantization methods and the precision sweep</w:t>
+      </w:r>
+    </w:p>
+    <w:p>
+      <w:pPr>
+        <w:spacing w:after="160" w:line="276"/>
+        <w:jc w:val="both"/>
+      </w:pPr>
+      <w:r>
+        <w:rPr>
+          <w:rFonts w:ascii="Times New Roman" w:cs="Times New Roman" w:eastAsia="Times New Roman" w:hAnsi="Times New Roman"/>
+          <w:sz w:val="24"/>
+          <w:szCs w:val="24"/>
+        </w:rPr>
+        <w:t xml:space="preserve">The main study compares fp16 against NF4 four-bit quantization. A separate precision point adds INT8 (LLM.int8), so each pair can be traced across fp16 → INT8 → NF4. INT8 is a distinct mixed-precision method, not a lower-bit NF4; treating it as a separate precision dimension lets the study ask whether degradation is graded with bit-width or concentrated at a particular method. To keep the evaluated main study untouched, the INT8 members live in a separate configuration and are analysed by a dedicated precision-sweep script rather than entering the base-versus-4bit pairwise pipeline.</w:t>
+      </w:r>
+    </w:p>
+    <w:p>
+      <w:pPr>
+        <w:pStyle w:val="Heading2"/>
+        <w:spacing w:after="140" w:before="200"/>
+      </w:pPr>
+      <w:r>
+        <w:rPr>
+          <w:rFonts w:ascii="Times New Roman" w:cs="Times New Roman" w:eastAsia="Times New Roman" w:hAnsi="Times New Roman"/>
+          <w:b/>
+          <w:bCs/>
+          <w:sz w:val="27"/>
+          <w:szCs w:val="27"/>
+        </w:rPr>
+        <w:t xml:space="preserve">3.3  Benchmarks and metrics</w:t>
+      </w:r>
+    </w:p>
+    <w:p>
+      <w:pPr>
+        <w:spacing w:after="160" w:line="276"/>
+        <w:jc w:val="both"/>
+      </w:pPr>
+      <w:r>
+        <w:rPr>
+          <w:rFonts w:ascii="Times New Roman" w:cs="Times New Roman" w:eastAsia="Times New Roman" w:hAnsi="Times New Roman"/>
+          <w:sz w:val="24"/>
+          <w:szCs w:val="24"/>
+        </w:rPr>
+        <w:t xml:space="preserve">Four benchmarks span the two axes of interest. Harmful compliance (HarmBench [3]) and over-refusal (XSTest [9]) capture safety; MMLU [13] and ARC-Challenge [14] capture capability, using two independent benchmarks so that capability claims do not rest on a single test.</w:t>
+      </w:r>
+    </w:p>
+    <w:tbl>
+      <w:tblPr>
+        <w:tblW w:type="dxa" w:w="9360"/>
+        <w:tblBorders>
+          <w:top w:val="single" w:color="auto" w:sz="4"/>
+          <w:left w:val="single" w:color="auto" w:sz="4"/>
+          <w:bottom w:val="single" w:color="auto" w:sz="4"/>
+          <w:right w:val="single" w:color="auto" w:sz="4"/>
+          <w:insideH w:val="single" w:color="auto" w:sz="4"/>
+          <w:insideV w:val="single" w:color="auto" w:sz="4"/>
+        </w:tblBorders>
+      </w:tblPr>
+      <w:tblGrid>
+        <w:gridCol w:w="2400"/>
+        <w:gridCol w:w="2560"/>
+        <w:gridCol w:w="2600"/>
+        <w:gridCol w:w="1800"/>
+      </w:tblGrid>
+      <w:tr>
+        <w:trPr>
+          <w:tblHeader/>
+        </w:trPr>
+        <w:tc>
+          <w:tcPr>
+            <w:tcW w:type="dxa" w:w="2400"/>
+            <w:tcBorders>
+              <w:top w:val="single" w:color="999999" w:sz="1"/>
+              <w:left w:val="single" w:color="999999" w:sz="1"/>
+              <w:bottom w:val="single" w:color="999999" w:sz="1"/>
+              <w:right w:val="single" w:color="999999" w:sz="1"/>
+            </w:tcBorders>
+            <w:shd w:fill="D9E2F3" w:val="clear"/>
+            <w:tcMar>
+              <w:top w:type="dxa" w:w="60"/>
+              <w:left w:type="dxa" w:w="100"/>
+              <w:bottom w:type="dxa" w:w="60"/>
+              <w:right w:type="dxa" w:w="100"/>
+            </w:tcMar>
+          </w:tcPr>
+          <w:p>
+            <w:r>
+              <w:rPr>
+                <w:rFonts w:ascii="Times New Roman" w:cs="Times New Roman" w:eastAsia="Times New Roman" w:hAnsi="Times New Roman"/>
+                <w:b/>
+                <w:bCs/>
+                <w:sz w:val="20"/>
+                <w:szCs w:val="20"/>
+              </w:rPr>
+              <w:t xml:space="preserve">Benchmark</w:t>
+            </w:r>
+          </w:p>
+        </w:tc>
+        <w:tc>
+          <w:tcPr>
+            <w:tcW w:type="dxa" w:w="2560"/>
+            <w:tcBorders>
+              <w:top w:val="single" w:color="999999" w:sz="1"/>
+              <w:left w:val="single" w:color="999999" w:sz="1"/>
+              <w:bottom w:val="single" w:color="999999" w:sz="1"/>
+              <w:right w:val="single" w:color="999999" w:sz="1"/>
+            </w:tcBorders>
+            <w:shd w:fill="D9E2F3" w:val="clear"/>
+            <w:tcMar>
+              <w:top w:type="dxa" w:w="60"/>
+              <w:left w:type="dxa" w:w="100"/>
+              <w:bottom w:type="dxa" w:w="60"/>
+              <w:right w:type="dxa" w:w="100"/>
+            </w:tcMar>
+          </w:tcPr>
+          <w:p>
+            <w:r>
+              <w:rPr>
+                <w:rFonts w:ascii="Times New Roman" w:cs="Times New Roman" w:eastAsia="Times New Roman" w:hAnsi="Times New Roman"/>
+                <w:b/>
+                <w:bCs/>
+                <w:sz w:val="20"/>
+                <w:szCs w:val="20"/>
+              </w:rPr>
+              <w:t xml:space="preserve">Axis</w:t>
+            </w:r>
+          </w:p>
+        </w:tc>
+        <w:tc>
+          <w:tcPr>
+            <w:tcW w:type="dxa" w:w="2600"/>
+            <w:tcBorders>
+              <w:top w:val="single" w:color="999999" w:sz="1"/>
+              <w:left w:val="single" w:color="999999" w:sz="1"/>
+              <w:bottom w:val="single" w:color="999999" w:sz="1"/>
+              <w:right w:val="single" w:color="999999" w:sz="1"/>
+            </w:tcBorders>
+            <w:shd w:fill="D9E2F3" w:val="clear"/>
+            <w:tcMar>
+              <w:top w:type="dxa" w:w="60"/>
+              <w:left w:type="dxa" w:w="100"/>
+              <w:bottom w:type="dxa" w:w="60"/>
+              <w:right w:type="dxa" w:w="100"/>
+            </w:tcMar>
+          </w:tcPr>
+          <w:p>
+            <w:r>
+              <w:rPr>
+                <w:rFonts w:ascii="Times New Roman" w:cs="Times New Roman" w:eastAsia="Times New Roman" w:hAnsi="Times New Roman"/>
+                <w:b/>
+                <w:bCs/>
+                <w:sz w:val="20"/>
+                <w:szCs w:val="20"/>
+              </w:rPr>
+              <w:t xml:space="preserve">Primary metric</w:t>
+            </w:r>
+          </w:p>
+        </w:tc>
+        <w:tc>
+          <w:tcPr>
+            <w:tcW w:type="dxa" w:w="1800"/>
+            <w:tcBorders>
+              <w:top w:val="single" w:color="999999" w:sz="1"/>
+              <w:left w:val="single" w:color="999999" w:sz="1"/>
+              <w:bottom w:val="single" w:color="999999" w:sz="1"/>
+              <w:right w:val="single" w:color="999999" w:sz="1"/>
+            </w:tcBorders>
+            <w:shd w:fill="D9E2F3" w:val="clear"/>
+            <w:tcMar>
+              <w:top w:type="dxa" w:w="60"/>
+              <w:left w:type="dxa" w:w="100"/>
+              <w:bottom w:type="dxa" w:w="60"/>
+              <w:right w:type="dxa" w:w="100"/>
+            </w:tcMar>
+          </w:tcPr>
+          <w:p>
+            <w:r>
+              <w:rPr>
+                <w:rFonts w:ascii="Times New Roman" w:cs="Times New Roman" w:eastAsia="Times New Roman" w:hAnsi="Times New Roman"/>
+                <w:b/>
+                <w:bCs/>
+                <w:sz w:val="20"/>
+                <w:szCs w:val="20"/>
+              </w:rPr>
+              <w:t xml:space="preserve">n</w:t>
+            </w:r>
+          </w:p>
+        </w:tc>
+      </w:tr>
+      <w:tr>
+        <w:tc>
+          <w:tcPr>
+            <w:tcW w:type="dxa" w:w="2400"/>
+            <w:tcBorders>
+              <w:top w:val="single" w:color="999999" w:sz="1"/>
+              <w:left w:val="single" w:color="999999" w:sz="1"/>
+              <w:bottom w:val="single" w:color="999999" w:sz="1"/>
+              <w:right w:val="single" w:color="999999" w:sz="1"/>
+            </w:tcBorders>
+            <w:tcMar>
+              <w:top w:type="dxa" w:w="60"/>
+              <w:left w:type="dxa" w:w="100"/>
+              <w:bottom w:type="dxa" w:w="60"/>
+              <w:right w:type="dxa" w:w="100"/>
+            </w:tcMar>
+          </w:tcPr>
+          <w:p>
+            <w:r>
+              <w:rPr>
+                <w:rFonts w:ascii="Times New Roman" w:cs="Times New Roman" w:eastAsia="Times New Roman" w:hAnsi="Times New Roman"/>
+                <w:sz w:val="20"/>
+                <w:szCs w:val="20"/>
+              </w:rPr>
+              <w:t xml:space="preserve">HarmBench</w:t>
+            </w:r>
+          </w:p>
+        </w:tc>
+        <w:tc>
+          <w:tcPr>
+            <w:tcW w:type="dxa" w:w="2560"/>
+            <w:tcBorders>
+              <w:top w:val="single" w:color="999999" w:sz="1"/>
+              <w:left w:val="single" w:color="999999" w:sz="1"/>
+              <w:bottom w:val="single" w:color="999999" w:sz="1"/>
+              <w:right w:val="single" w:color="999999" w:sz="1"/>
+            </w:tcBorders>
+            <w:tcMar>
+              <w:top w:type="dxa" w:w="60"/>
+              <w:left w:type="dxa" w:w="100"/>
+              <w:bottom w:type="dxa" w:w="60"/>
+              <w:right w:type="dxa" w:w="100"/>
+            </w:tcMar>
+          </w:tcPr>
+          <w:p>
+            <w:r>
+              <w:rPr>
+                <w:rFonts w:ascii="Times New Roman" w:cs="Times New Roman" w:eastAsia="Times New Roman" w:hAnsi="Times New Roman"/>
+                <w:sz w:val="20"/>
+                <w:szCs w:val="20"/>
+              </w:rPr>
+              <w:t xml:space="preserve">Harmful compliance</w:t>
+            </w:r>
+          </w:p>
+        </w:tc>
+        <w:tc>
+          <w:tcPr>
+            <w:tcW w:type="dxa" w:w="2600"/>
+            <w:tcBorders>
+              <w:top w:val="single" w:color="999999" w:sz="1"/>
+              <w:left w:val="single" w:color="999999" w:sz="1"/>
+              <w:bottom w:val="single" w:color="999999" w:sz="1"/>
+              <w:right w:val="single" w:color="999999" w:sz="1"/>
+            </w:tcBorders>
+            <w:tcMar>
+              <w:top w:type="dxa" w:w="60"/>
+              <w:left w:type="dxa" w:w="100"/>
+              <w:bottom w:type="dxa" w:w="60"/>
+              <w:right w:type="dxa" w:w="100"/>
+            </w:tcMar>
+          </w:tcPr>
+          <w:p>
+            <w:r>
+              <w:rPr>
+                <w:rFonts w:ascii="Times New Roman" w:cs="Times New Roman" w:eastAsia="Times New Roman" w:hAnsi="Times New Roman"/>
+                <w:sz w:val="20"/>
+                <w:szCs w:val="20"/>
+              </w:rPr>
+              <w:t xml:space="preserve">Attack Success Rate</w:t>
+            </w:r>
+          </w:p>
+        </w:tc>
+        <w:tc>
+          <w:tcPr>
+            <w:tcW w:type="dxa" w:w="1800"/>
+            <w:tcBorders>
+              <w:top w:val="single" w:color="999999" w:sz="1"/>
+              <w:left w:val="single" w:color="999999" w:sz="1"/>
+              <w:bottom w:val="single" w:color="999999" w:sz="1"/>
+              <w:right w:val="single" w:color="999999" w:sz="1"/>
+            </w:tcBorders>
+            <w:tcMar>
+              <w:top w:type="dxa" w:w="60"/>
+              <w:left w:type="dxa" w:w="100"/>
+              <w:bottom w:type="dxa" w:w="60"/>
+              <w:right w:type="dxa" w:w="100"/>
+            </w:tcMar>
+          </w:tcPr>
+          <w:p>
+            <w:r>
+              <w:rPr>
+                <w:rFonts w:ascii="Times New Roman" w:cs="Times New Roman" w:eastAsia="Times New Roman" w:hAnsi="Times New Roman"/>
+                <w:sz w:val="20"/>
+                <w:szCs w:val="20"/>
+              </w:rPr>
+              <w:t xml:space="preserve">200</w:t>
+            </w:r>
+          </w:p>
+        </w:tc>
+      </w:tr>
+      <w:tr>
+        <w:tc>
+          <w:tcPr>
+            <w:tcW w:type="dxa" w:w="2400"/>
+            <w:tcBorders>
+              <w:top w:val="single" w:color="999999" w:sz="1"/>
+              <w:left w:val="single" w:color="999999" w:sz="1"/>
+              <w:bottom w:val="single" w:color="999999" w:sz="1"/>
+              <w:right w:val="single" w:color="999999" w:sz="1"/>
+            </w:tcBorders>
+            <w:tcMar>
+              <w:top w:type="dxa" w:w="60"/>
+              <w:left w:type="dxa" w:w="100"/>
+              <w:bottom w:type="dxa" w:w="60"/>
+              <w:right w:type="dxa" w:w="100"/>
+            </w:tcMar>
+          </w:tcPr>
+          <w:p>
+            <w:r>
+              <w:rPr>
+                <w:rFonts w:ascii="Times New Roman" w:cs="Times New Roman" w:eastAsia="Times New Roman" w:hAnsi="Times New Roman"/>
+                <w:sz w:val="20"/>
+                <w:szCs w:val="20"/>
+              </w:rPr>
+              <w:t xml:space="preserve">XSTest</w:t>
+            </w:r>
+          </w:p>
+        </w:tc>
+        <w:tc>
+          <w:tcPr>
+            <w:tcW w:type="dxa" w:w="2560"/>
+            <w:tcBorders>
+              <w:top w:val="single" w:color="999999" w:sz="1"/>
+              <w:left w:val="single" w:color="999999" w:sz="1"/>
+              <w:bottom w:val="single" w:color="999999" w:sz="1"/>
+              <w:right w:val="single" w:color="999999" w:sz="1"/>
+            </w:tcBorders>
+            <w:tcMar>
+              <w:top w:type="dxa" w:w="60"/>
+              <w:left w:type="dxa" w:w="100"/>
+              <w:bottom w:type="dxa" w:w="60"/>
+              <w:right w:type="dxa" w:w="100"/>
+            </w:tcMar>
+          </w:tcPr>
+          <w:p>
+            <w:r>
+              <w:rPr>
+                <w:rFonts w:ascii="Times New Roman" w:cs="Times New Roman" w:eastAsia="Times New Roman" w:hAnsi="Times New Roman"/>
+                <w:sz w:val="20"/>
+                <w:szCs w:val="20"/>
+              </w:rPr>
+              <w:t xml:space="preserve">Over-refusal</w:t>
+            </w:r>
+          </w:p>
+        </w:tc>
+        <w:tc>
+          <w:tcPr>
+            <w:tcW w:type="dxa" w:w="2600"/>
+            <w:tcBorders>
+              <w:top w:val="single" w:color="999999" w:sz="1"/>
+              <w:left w:val="single" w:color="999999" w:sz="1"/>
+              <w:bottom w:val="single" w:color="999999" w:sz="1"/>
+              <w:right w:val="single" w:color="999999" w:sz="1"/>
+            </w:tcBorders>
+            <w:tcMar>
+              <w:top w:type="dxa" w:w="60"/>
+              <w:left w:type="dxa" w:w="100"/>
+              <w:bottom w:type="dxa" w:w="60"/>
+              <w:right w:type="dxa" w:w="100"/>
+            </w:tcMar>
+          </w:tcPr>
+          <w:p>
+            <w:r>
+              <w:rPr>
+                <w:rFonts w:ascii="Times New Roman" w:cs="Times New Roman" w:eastAsia="Times New Roman" w:hAnsi="Times New Roman"/>
+                <w:sz w:val="20"/>
+                <w:szCs w:val="20"/>
+              </w:rPr>
+              <w:t xml:space="preserve">Over-refusal rate</w:t>
+            </w:r>
+          </w:p>
+        </w:tc>
+        <w:tc>
+          <w:tcPr>
+            <w:tcW w:type="dxa" w:w="1800"/>
+            <w:tcBorders>
+              <w:top w:val="single" w:color="999999" w:sz="1"/>
+              <w:left w:val="single" w:color="999999" w:sz="1"/>
+              <w:bottom w:val="single" w:color="999999" w:sz="1"/>
+              <w:right w:val="single" w:color="999999" w:sz="1"/>
+            </w:tcBorders>
+            <w:tcMar>
+              <w:top w:type="dxa" w:w="60"/>
+              <w:left w:type="dxa" w:w="100"/>
+              <w:bottom w:type="dxa" w:w="60"/>
+              <w:right w:type="dxa" w:w="100"/>
+            </w:tcMar>
+          </w:tcPr>
+          <w:p>
+            <w:r>
+              <w:rPr>
+                <w:rFonts w:ascii="Times New Roman" w:cs="Times New Roman" w:eastAsia="Times New Roman" w:hAnsi="Times New Roman"/>
+                <w:sz w:val="20"/>
+                <w:szCs w:val="20"/>
+              </w:rPr>
+              <w:t xml:space="preserve">250</w:t>
+            </w:r>
+          </w:p>
+        </w:tc>
+      </w:tr>
+      <w:tr>
+        <w:tc>
+          <w:tcPr>
+            <w:tcW w:type="dxa" w:w="2400"/>
+            <w:tcBorders>
+              <w:top w:val="single" w:color="999999" w:sz="1"/>
+              <w:left w:val="single" w:color="999999" w:sz="1"/>
+              <w:bottom w:val="single" w:color="999999" w:sz="1"/>
+              <w:right w:val="single" w:color="999999" w:sz="1"/>
+            </w:tcBorders>
+            <w:tcMar>
+              <w:top w:type="dxa" w:w="60"/>
+              <w:left w:type="dxa" w:w="100"/>
+              <w:bottom w:type="dxa" w:w="60"/>
+              <w:right w:type="dxa" w:w="100"/>
+            </w:tcMar>
+          </w:tcPr>
+          <w:p>
+            <w:r>
+              <w:rPr>
+                <w:rFonts w:ascii="Times New Roman" w:cs="Times New Roman" w:eastAsia="Times New Roman" w:hAnsi="Times New Roman"/>
+                <w:sz w:val="20"/>
+                <w:szCs w:val="20"/>
+              </w:rPr>
+              <w:t xml:space="preserve">MMLU (subset)</w:t>
+            </w:r>
+          </w:p>
+        </w:tc>
+        <w:tc>
+          <w:tcPr>
+            <w:tcW w:type="dxa" w:w="2560"/>
+            <w:tcBorders>
+              <w:top w:val="single" w:color="999999" w:sz="1"/>
+              <w:left w:val="single" w:color="999999" w:sz="1"/>
+              <w:bottom w:val="single" w:color="999999" w:sz="1"/>
+              <w:right w:val="single" w:color="999999" w:sz="1"/>
+            </w:tcBorders>
+            <w:tcMar>
+              <w:top w:type="dxa" w:w="60"/>
+              <w:left w:type="dxa" w:w="100"/>
+              <w:bottom w:type="dxa" w:w="60"/>
+              <w:right w:type="dxa" w:w="100"/>
+            </w:tcMar>
+          </w:tcPr>
+          <w:p>
+            <w:r>
+              <w:rPr>
+                <w:rFonts w:ascii="Times New Roman" w:cs="Times New Roman" w:eastAsia="Times New Roman" w:hAnsi="Times New Roman"/>
+                <w:sz w:val="20"/>
+                <w:szCs w:val="20"/>
+              </w:rPr>
+              <w:t xml:space="preserve">Capability</w:t>
+            </w:r>
+          </w:p>
+        </w:tc>
+        <w:tc>
+          <w:tcPr>
+            <w:tcW w:type="dxa" w:w="2600"/>
+            <w:tcBorders>
+              <w:top w:val="single" w:color="999999" w:sz="1"/>
+              <w:left w:val="single" w:color="999999" w:sz="1"/>
+              <w:bottom w:val="single" w:color="999999" w:sz="1"/>
+              <w:right w:val="single" w:color="999999" w:sz="1"/>
+            </w:tcBorders>
+            <w:tcMar>
+              <w:top w:type="dxa" w:w="60"/>
+              <w:left w:type="dxa" w:w="100"/>
+              <w:bottom w:type="dxa" w:w="60"/>
+              <w:right w:type="dxa" w:w="100"/>
+            </w:tcMar>
+          </w:tcPr>
+          <w:p>
+            <w:r>
+              <w:rPr>
+                <w:rFonts w:ascii="Times New Roman" w:cs="Times New Roman" w:eastAsia="Times New Roman" w:hAnsi="Times New Roman"/>
+                <w:sz w:val="20"/>
+                <w:szCs w:val="20"/>
+              </w:rPr>
+              <w:t xml:space="preserve">Accuracy</w:t>
+            </w:r>
+          </w:p>
+        </w:tc>
+        <w:tc>
+          <w:tcPr>
+            <w:tcW w:type="dxa" w:w="1800"/>
+            <w:tcBorders>
+              <w:top w:val="single" w:color="999999" w:sz="1"/>
+              <w:left w:val="single" w:color="999999" w:sz="1"/>
+              <w:bottom w:val="single" w:color="999999" w:sz="1"/>
+              <w:right w:val="single" w:color="999999" w:sz="1"/>
+            </w:tcBorders>
+            <w:tcMar>
+              <w:top w:type="dxa" w:w="60"/>
+              <w:left w:type="dxa" w:w="100"/>
+              <w:bottom w:type="dxa" w:w="60"/>
+              <w:right w:type="dxa" w:w="100"/>
+            </w:tcMar>
+          </w:tcPr>
+          <w:p>
+            <w:r>
+              <w:rPr>
+                <w:rFonts w:ascii="Times New Roman" w:cs="Times New Roman" w:eastAsia="Times New Roman" w:hAnsi="Times New Roman"/>
+                <w:sz w:val="20"/>
+                <w:szCs w:val="20"/>
+              </w:rPr>
+              <w:t xml:space="preserve">300</w:t>
+            </w:r>
+          </w:p>
+        </w:tc>
+      </w:tr>
+      <w:tr>
+        <w:tc>
+          <w:tcPr>
+            <w:tcW w:type="dxa" w:w="2400"/>
+            <w:tcBorders>
+              <w:top w:val="single" w:color="999999" w:sz="1"/>
+              <w:left w:val="single" w:color="999999" w:sz="1"/>
+              <w:bottom w:val="single" w:color="999999" w:sz="1"/>
+              <w:right w:val="single" w:color="999999" w:sz="1"/>
+            </w:tcBorders>
+            <w:tcMar>
+              <w:top w:type="dxa" w:w="60"/>
+              <w:left w:type="dxa" w:w="100"/>
+              <w:bottom w:type="dxa" w:w="60"/>
+              <w:right w:type="dxa" w:w="100"/>
+            </w:tcMar>
+          </w:tcPr>
+          <w:p>
+            <w:r>
+              <w:rPr>
+                <w:rFonts w:ascii="Times New Roman" w:cs="Times New Roman" w:eastAsia="Times New Roman" w:hAnsi="Times New Roman"/>
+                <w:sz w:val="20"/>
+                <w:szCs w:val="20"/>
+              </w:rPr>
+              <w:t xml:space="preserve">ARC-Challenge</w:t>
+            </w:r>
+          </w:p>
+        </w:tc>
+        <w:tc>
+          <w:tcPr>
+            <w:tcW w:type="dxa" w:w="2560"/>
+            <w:tcBorders>
+              <w:top w:val="single" w:color="999999" w:sz="1"/>
+              <w:left w:val="single" w:color="999999" w:sz="1"/>
+              <w:bottom w:val="single" w:color="999999" w:sz="1"/>
+              <w:right w:val="single" w:color="999999" w:sz="1"/>
+            </w:tcBorders>
+            <w:tcMar>
+              <w:top w:type="dxa" w:w="60"/>
+              <w:left w:type="dxa" w:w="100"/>
+              <w:bottom w:type="dxa" w:w="60"/>
+              <w:right w:type="dxa" w:w="100"/>
+            </w:tcMar>
+          </w:tcPr>
+          <w:p>
+            <w:r>
+              <w:rPr>
+                <w:rFonts w:ascii="Times New Roman" w:cs="Times New Roman" w:eastAsia="Times New Roman" w:hAnsi="Times New Roman"/>
+                <w:sz w:val="20"/>
+                <w:szCs w:val="20"/>
+              </w:rPr>
+              <w:t xml:space="preserve">Capability</w:t>
+            </w:r>
+          </w:p>
+        </w:tc>
+        <w:tc>
+          <w:tcPr>
+            <w:tcW w:type="dxa" w:w="2600"/>
+            <w:tcBorders>
+              <w:top w:val="single" w:color="999999" w:sz="1"/>
+              <w:left w:val="single" w:color="999999" w:sz="1"/>
+              <w:bottom w:val="single" w:color="999999" w:sz="1"/>
+              <w:right w:val="single" w:color="999999" w:sz="1"/>
+            </w:tcBorders>
+            <w:tcMar>
+              <w:top w:type="dxa" w:w="60"/>
+              <w:left w:type="dxa" w:w="100"/>
+              <w:bottom w:type="dxa" w:w="60"/>
+              <w:right w:type="dxa" w:w="100"/>
+            </w:tcMar>
+          </w:tcPr>
+          <w:p>
+            <w:r>
+              <w:rPr>
+                <w:rFonts w:ascii="Times New Roman" w:cs="Times New Roman" w:eastAsia="Times New Roman" w:hAnsi="Times New Roman"/>
+                <w:sz w:val="20"/>
+                <w:szCs w:val="20"/>
+              </w:rPr>
+              <w:t xml:space="preserve">Accuracy</w:t>
+            </w:r>
+          </w:p>
+        </w:tc>
+        <w:tc>
+          <w:tcPr>
+            <w:tcW w:type="dxa" w:w="1800"/>
+            <w:tcBorders>
+              <w:top w:val="single" w:color="999999" w:sz="1"/>
+              <w:left w:val="single" w:color="999999" w:sz="1"/>
+              <w:bottom w:val="single" w:color="999999" w:sz="1"/>
+              <w:right w:val="single" w:color="999999" w:sz="1"/>
+            </w:tcBorders>
+            <w:tcMar>
+              <w:top w:type="dxa" w:w="60"/>
+              <w:left w:type="dxa" w:w="100"/>
+              <w:bottom w:type="dxa" w:w="60"/>
+              <w:right w:type="dxa" w:w="100"/>
+            </w:tcMar>
+          </w:tcPr>
+          <w:p>
+            <w:r>
+              <w:rPr>
+                <w:rFonts w:ascii="Times New Roman" w:cs="Times New Roman" w:eastAsia="Times New Roman" w:hAnsi="Times New Roman"/>
+                <w:sz w:val="20"/>
+                <w:szCs w:val="20"/>
+              </w:rPr>
+              <w:t xml:space="preserve">1172</w:t>
+            </w:r>
+          </w:p>
+        </w:tc>
+      </w:tr>
+    </w:tbl>
+    <w:p>
+      <w:pPr>
+        <w:spacing w:after="200" w:before="60"/>
+        <w:jc w:val="center"/>
+      </w:pPr>
+      <w:r>
+        <w:rPr>
+          <w:rFonts w:ascii="Times New Roman" w:cs="Times New Roman" w:eastAsia="Times New Roman" w:hAnsi="Times New Roman"/>
+          <w:i/>
+          <w:iCs/>
+          <w:sz w:val="20"/>
+          <w:szCs w:val="20"/>
+        </w:rPr>
+        <w:t xml:space="preserve">Table 3.2  Benchmarks, primary metrics, and sample budgets.</w:t>
+      </w:r>
+    </w:p>
+    <w:p>
+      <w:pPr>
+        <w:spacing w:after="160" w:line="276"/>
+        <w:jc w:val="both"/>
+      </w:pPr>
+      <w:r>
+        <w:rPr>
+          <w:rFonts w:ascii="Times New Roman" w:cs="Times New Roman" w:eastAsia="Times New Roman" w:hAnsi="Times New Roman"/>
+          <w:sz w:val="24"/>
+          <w:szCs w:val="24"/>
+        </w:rPr>
+        <w:t xml:space="preserve">A threat-model boundary applies to the safety axis. The HarmBench standard configuration supplies curated harmful behaviour requests directly, and this study applies no adversarial attack or jailbreak transformation on top of them (no GCG, PAIR, AutoDAN, or any other attack pipeline from the HarmBench suite). Attack Success Rate in this thesis therefore measures harmful compliance under direct requests, equivalent to HarmBench’s DirectRequest baseline and the weakest threat model in its taxonomy, not robustness to optimised adversarial attack. Attack-augmented evaluation is future work (Chapter 9).</w:t>
+      </w:r>
+    </w:p>
+    <w:p>
+      <w:pPr>
+        <w:pStyle w:val="Heading2"/>
+        <w:spacing w:after="140" w:before="200"/>
+      </w:pPr>
+      <w:r>
+        <w:rPr>
+          <w:rFonts w:ascii="Times New Roman" w:cs="Times New Roman" w:eastAsia="Times New Roman" w:hAnsi="Times New Roman"/>
+          <w:b/>
+          <w:bCs/>
+          <w:sz w:val="27"/>
+          <w:szCs w:val="27"/>
+        </w:rPr>
+        <w:t xml:space="preserve">3.4  Scoring: classifier-primary, regex-as-foil</w:t>
+      </w:r>
+    </w:p>
+    <w:p>
+      <w:pPr>
+        <w:spacing w:after="160" w:line="276"/>
+        <w:jc w:val="both"/>
+      </w:pPr>
+      <w:r>
+        <w:rPr>
+          <w:rFonts w:ascii="Times New Roman" w:cs="Times New Roman" w:eastAsia="Times New Roman" w:hAnsi="Times New Roman"/>
+          <w:sz w:val="24"/>
+          <w:szCs w:val="24"/>
+        </w:rPr>
+        <w:t xml:space="preserve">HarmBench Attack Success Rate is scored by the official HarmBench classifier (cais/HarmBench-Llama-2-13b-cls) [3] — prompted with the Hugging Face model-card template rather than the GitHub evaluation-harness variant, so absolute ASR levels are not directly harness-comparable while matched-pair deltas are unaffected — run in full precision so that the reference instrument is not itself confounded by quantization. A second, architecturally independent judge (GPT-4o; run 2026-06-14 — the API alias’s dated snapshot was not recorded, so the revision-pinned open-weight LlamaGuard third judge is the reproducible arm) re-scores the same generations as a robustness check [11], [12]; it applies a condensed one-sentence yes/no rubric that encodes the same harmful-behaviour criterion as the HarmBench classifier, not that classifier’s full enumerated template. A deterministic refusal regex is retained only as a secondary, transparent proxy. This choice is itself a research object: the thesis reports the agreement between scorers and shows that the regex over-counts, which is why it is demoted. MMLU and ARC use deterministic exact match; XSTest over-refusal uses the regex as its primary scorer, cross-checked by an independent three-class refusal judge as a sensitivity layer (§7.2) (the HarmBench classifier judges harmful compliance only). XSTest’s own protocol scores over-refusal with LLM-based three-way labelling (full compliance / partial refusal / full refusal); this study instead retains a deterministic binary refusal regex as the primary scorer, a deliberate, reproducibility-motivated deviation that yields a coarser refusal / non-refusal construct, and adds that three-way judge back only as a sensitivity cross-check.</w:t>
+      </w:r>
+    </w:p>
+    <w:p>
+      <w:pPr>
+        <w:pStyle w:val="Heading2"/>
+        <w:spacing w:after="140" w:before="200"/>
+      </w:pPr>
+      <w:r>
+        <w:rPr>
+          <w:rFonts w:ascii="Times New Roman" w:cs="Times New Roman" w:eastAsia="Times New Roman" w:hAnsi="Times New Roman"/>
+          <w:b/>
+          <w:bCs/>
+          <w:sz w:val="27"/>
+          <w:szCs w:val="27"/>
+        </w:rPr>
+        <w:t xml:space="preserve">3.5  Capability-anchored interpretation</w:t>
+      </w:r>
+    </w:p>
+    <w:p>
+      <w:pPr>
+        <w:spacing w:after="160" w:line="276"/>
+        <w:jc w:val="both"/>
+      </w:pPr>
+      <w:r>
+        <w:rPr>
+          <w:rFonts w:ascii="Times New Roman" w:cs="Times New Roman" w:eastAsia="Times New Roman" w:hAnsi="Times New Roman"/>
+          <w:sz w:val="24"/>
+          <w:szCs w:val="24"/>
+        </w:rPr>
+        <w:t xml:space="preserve">A rule-based interpretation layer combines the safety and capability deltas into a single diagnostic label, so that a rise in harmful compliance accompanied by a capability drop is not mistaken for a pure alignment shift, and vice versa. Table 3.3 lists the labels. The anchor is what licenses reading a safety move as alignment rather than capability artefact: if capability is preserved, a safety move is a candidate alignment shift; if capability collapses, an apparent safety "improvement" may merely be the model becoming less coherent.</w:t>
+      </w:r>
+    </w:p>
+    <w:tbl>
+      <w:tblPr>
+        <w:tblW w:type="dxa" w:w="9360"/>
+        <w:tblBorders>
+          <w:top w:val="single" w:color="auto" w:sz="4"/>
+          <w:left w:val="single" w:color="auto" w:sz="4"/>
+          <w:bottom w:val="single" w:color="auto" w:sz="4"/>
+          <w:right w:val="single" w:color="auto" w:sz="4"/>
+          <w:insideH w:val="single" w:color="auto" w:sz="4"/>
+          <w:insideV w:val="single" w:color="auto" w:sz="4"/>
+        </w:tblBorders>
+      </w:tblPr>
+      <w:tblGrid>
+        <w:gridCol w:w="4200"/>
+        <w:gridCol w:w="5160"/>
+      </w:tblGrid>
+      <w:tr>
+        <w:trPr>
+          <w:tblHeader/>
+        </w:trPr>
+        <w:tc>
+          <w:tcPr>
+            <w:tcW w:type="dxa" w:w="4200"/>
+            <w:tcBorders>
+              <w:top w:val="single" w:color="999999" w:sz="1"/>
+              <w:left w:val="single" w:color="999999" w:sz="1"/>
+              <w:bottom w:val="single" w:color="999999" w:sz="1"/>
+              <w:right w:val="single" w:color="999999" w:sz="1"/>
+            </w:tcBorders>
+            <w:shd w:fill="D9E2F3" w:val="clear"/>
+            <w:tcMar>
+              <w:top w:type="dxa" w:w="60"/>
+              <w:left w:type="dxa" w:w="100"/>
+              <w:bottom w:type="dxa" w:w="60"/>
+              <w:right w:type="dxa" w:w="100"/>
+            </w:tcMar>
+          </w:tcPr>
+          <w:p>
+            <w:r>
+              <w:rPr>
+                <w:rFonts w:ascii="Times New Roman" w:cs="Times New Roman" w:eastAsia="Times New Roman" w:hAnsi="Times New Roman"/>
+                <w:b/>
+                <w:bCs/>
+                <w:sz w:val="20"/>
+                <w:szCs w:val="20"/>
+              </w:rPr>
+              <w:t xml:space="preserve">Label</w:t>
+            </w:r>
+          </w:p>
+        </w:tc>
+        <w:tc>
+          <w:tcPr>
+            <w:tcW w:type="dxa" w:w="5160"/>
+            <w:tcBorders>
+              <w:top w:val="single" w:color="999999" w:sz="1"/>
+              <w:left w:val="single" w:color="999999" w:sz="1"/>
+              <w:bottom w:val="single" w:color="999999" w:sz="1"/>
+              <w:right w:val="single" w:color="999999" w:sz="1"/>
+            </w:tcBorders>
+            <w:shd w:fill="D9E2F3" w:val="clear"/>
+            <w:tcMar>
+              <w:top w:type="dxa" w:w="60"/>
+              <w:left w:type="dxa" w:w="100"/>
+              <w:bottom w:type="dxa" w:w="60"/>
+              <w:right w:type="dxa" w:w="100"/>
+            </w:tcMar>
+          </w:tcPr>
+          <w:p>
+            <w:r>
+              <w:rPr>
+                <w:rFonts w:ascii="Times New Roman" w:cs="Times New Roman" w:eastAsia="Times New Roman" w:hAnsi="Times New Roman"/>
+                <w:b/>
+                <w:bCs/>
+                <w:sz w:val="20"/>
+                <w:szCs w:val="20"/>
+              </w:rPr>
+              <w:t xml:space="preserve">Reading</w:t>
+            </w:r>
+          </w:p>
+        </w:tc>
+      </w:tr>
+      <w:tr>
+        <w:tc>
+          <w:tcPr>
+            <w:tcW w:type="dxa" w:w="4200"/>
+            <w:tcBorders>
+              <w:top w:val="single" w:color="999999" w:sz="1"/>
+              <w:left w:val="single" w:color="999999" w:sz="1"/>
+              <w:bottom w:val="single" w:color="999999" w:sz="1"/>
+              <w:right w:val="single" w:color="999999" w:sz="1"/>
+            </w:tcBorders>
+            <w:tcMar>
+              <w:top w:type="dxa" w:w="60"/>
+              <w:left w:type="dxa" w:w="100"/>
+              <w:bottom w:type="dxa" w:w="60"/>
+              <w:right w:type="dxa" w:w="100"/>
+            </w:tcMar>
+          </w:tcPr>
+          <w:p>
+            <w:r>
+              <w:rPr>
+                <w:rFonts w:ascii="Times New Roman" w:cs="Times New Roman" w:eastAsia="Times New Roman" w:hAnsi="Times New Roman"/>
+                <w:sz w:val="20"/>
+                <w:szCs w:val="20"/>
+              </w:rPr>
+              <w:t xml:space="preserve">broad_degradation</w:t>
+            </w:r>
+          </w:p>
+        </w:tc>
+        <w:tc>
+          <w:tcPr>
+            <w:tcW w:type="dxa" w:w="5160"/>
+            <w:tcBorders>
+              <w:top w:val="single" w:color="999999" w:sz="1"/>
+              <w:left w:val="single" w:color="999999" w:sz="1"/>
+              <w:bottom w:val="single" w:color="999999" w:sz="1"/>
+              <w:right w:val="single" w:color="999999" w:sz="1"/>
+            </w:tcBorders>
+            <w:tcMar>
+              <w:top w:type="dxa" w:w="60"/>
+              <w:left w:type="dxa" w:w="100"/>
+              <w:bottom w:type="dxa" w:w="60"/>
+              <w:right w:type="dxa" w:w="100"/>
+            </w:tcMar>
+          </w:tcPr>
+          <w:p>
+            <w:r>
+              <w:rPr>
+                <w:rFonts w:ascii="Times New Roman" w:cs="Times New Roman" w:eastAsia="Times New Roman" w:hAnsi="Times New Roman"/>
+                <w:sz w:val="20"/>
+                <w:szCs w:val="20"/>
+              </w:rPr>
+              <w:t xml:space="preserve">Worsens on both safety and capability axes.</w:t>
+            </w:r>
+          </w:p>
+        </w:tc>
+      </w:tr>
+      <w:tr>
+        <w:tc>
+          <w:tcPr>
+            <w:tcW w:type="dxa" w:w="4200"/>
+            <w:tcBorders>
+              <w:top w:val="single" w:color="999999" w:sz="1"/>
+              <w:left w:val="single" w:color="999999" w:sz="1"/>
+              <w:bottom w:val="single" w:color="999999" w:sz="1"/>
+              <w:right w:val="single" w:color="999999" w:sz="1"/>
+            </w:tcBorders>
+            <w:tcMar>
+              <w:top w:type="dxa" w:w="60"/>
+              <w:left w:type="dxa" w:w="100"/>
+              <w:bottom w:type="dxa" w:w="60"/>
+              <w:right w:type="dxa" w:w="100"/>
+            </w:tcMar>
+          </w:tcPr>
+          <w:p>
+            <w:r>
+              <w:rPr>
+                <w:rFonts w:ascii="Times New Roman" w:cs="Times New Roman" w:eastAsia="Times New Roman" w:hAnsi="Times New Roman"/>
+                <w:sz w:val="20"/>
+                <w:szCs w:val="20"/>
+              </w:rPr>
+              <w:t xml:space="preserve">alignment_degradation</w:t>
+            </w:r>
+          </w:p>
+        </w:tc>
+        <w:tc>
+          <w:tcPr>
+            <w:tcW w:type="dxa" w:w="5160"/>
+            <w:tcBorders>
+              <w:top w:val="single" w:color="999999" w:sz="1"/>
+              <w:left w:val="single" w:color="999999" w:sz="1"/>
+              <w:bottom w:val="single" w:color="999999" w:sz="1"/>
+              <w:right w:val="single" w:color="999999" w:sz="1"/>
+            </w:tcBorders>
+            <w:tcMar>
+              <w:top w:type="dxa" w:w="60"/>
+              <w:left w:type="dxa" w:w="100"/>
+              <w:bottom w:type="dxa" w:w="60"/>
+              <w:right w:type="dxa" w:w="100"/>
+            </w:tcMar>
+          </w:tcPr>
+          <w:p>
+            <w:r>
+              <w:rPr>
+                <w:rFonts w:ascii="Times New Roman" w:cs="Times New Roman" w:eastAsia="Times New Roman" w:hAnsi="Times New Roman"/>
+                <w:sz w:val="20"/>
+                <w:szCs w:val="20"/>
+              </w:rPr>
+              <w:t xml:space="preserve">Safety worsens, capability preserved (candidate alignment shift).</w:t>
+            </w:r>
+          </w:p>
+        </w:tc>
+      </w:tr>
+      <w:tr>
+        <w:tc>
+          <w:tcPr>
+            <w:tcW w:type="dxa" w:w="4200"/>
+            <w:tcBorders>
+              <w:top w:val="single" w:color="999999" w:sz="1"/>
+              <w:left w:val="single" w:color="999999" w:sz="1"/>
+              <w:bottom w:val="single" w:color="999999" w:sz="1"/>
+              <w:right w:val="single" w:color="999999" w:sz="1"/>
+            </w:tcBorders>
+            <w:tcMar>
+              <w:top w:type="dxa" w:w="60"/>
+              <w:left w:type="dxa" w:w="100"/>
+              <w:bottom w:type="dxa" w:w="60"/>
+              <w:right w:type="dxa" w:w="100"/>
+            </w:tcMar>
+          </w:tcPr>
+          <w:p>
+            <w:r>
+              <w:rPr>
+                <w:rFonts w:ascii="Times New Roman" w:cs="Times New Roman" w:eastAsia="Times New Roman" w:hAnsi="Times New Roman"/>
+                <w:sz w:val="20"/>
+                <w:szCs w:val="20"/>
+              </w:rPr>
+              <w:t xml:space="preserve">alignment_improvement</w:t>
+            </w:r>
+          </w:p>
+        </w:tc>
+        <w:tc>
+          <w:tcPr>
+            <w:tcW w:type="dxa" w:w="5160"/>
+            <w:tcBorders>
+              <w:top w:val="single" w:color="999999" w:sz="1"/>
+              <w:left w:val="single" w:color="999999" w:sz="1"/>
+              <w:bottom w:val="single" w:color="999999" w:sz="1"/>
+              <w:right w:val="single" w:color="999999" w:sz="1"/>
+            </w:tcBorders>
+            <w:tcMar>
+              <w:top w:type="dxa" w:w="60"/>
+              <w:left w:type="dxa" w:w="100"/>
+              <w:bottom w:type="dxa" w:w="60"/>
+              <w:right w:type="dxa" w:w="100"/>
+            </w:tcMar>
+          </w:tcPr>
+          <w:p>
+            <w:r>
+              <w:rPr>
+                <w:rFonts w:ascii="Times New Roman" w:cs="Times New Roman" w:eastAsia="Times New Roman" w:hAnsi="Times New Roman"/>
+                <w:sz w:val="20"/>
+                <w:szCs w:val="20"/>
+              </w:rPr>
+              <w:t xml:space="preserve">Harmful compliance falls, capability preserved.</w:t>
+            </w:r>
+          </w:p>
+        </w:tc>
+      </w:tr>
+      <w:tr>
+        <w:tc>
+          <w:tcPr>
+            <w:tcW w:type="dxa" w:w="4200"/>
+            <w:tcBorders>
+              <w:top w:val="single" w:color="999999" w:sz="1"/>
+              <w:left w:val="single" w:color="999999" w:sz="1"/>
+              <w:bottom w:val="single" w:color="999999" w:sz="1"/>
+              <w:right w:val="single" w:color="999999" w:sz="1"/>
+            </w:tcBorders>
+            <w:tcMar>
+              <w:top w:type="dxa" w:w="60"/>
+              <w:left w:type="dxa" w:w="100"/>
+              <w:bottom w:type="dxa" w:w="60"/>
+              <w:right w:type="dxa" w:w="100"/>
+            </w:tcMar>
+          </w:tcPr>
+          <w:p>
+            <w:r>
+              <w:rPr>
+                <w:rFonts w:ascii="Times New Roman" w:cs="Times New Roman" w:eastAsia="Times New Roman" w:hAnsi="Times New Roman"/>
+                <w:sz w:val="20"/>
+                <w:szCs w:val="20"/>
+              </w:rPr>
+              <w:t xml:space="preserve">capability_collapse_masquerading_as_safety</w:t>
+            </w:r>
+          </w:p>
+        </w:tc>
+        <w:tc>
+          <w:tcPr>
+            <w:tcW w:type="dxa" w:w="5160"/>
+            <w:tcBorders>
+              <w:top w:val="single" w:color="999999" w:sz="1"/>
+              <w:left w:val="single" w:color="999999" w:sz="1"/>
+              <w:bottom w:val="single" w:color="999999" w:sz="1"/>
+              <w:right w:val="single" w:color="999999" w:sz="1"/>
+            </w:tcBorders>
+            <w:tcMar>
+              <w:top w:type="dxa" w:w="60"/>
+              <w:left w:type="dxa" w:w="100"/>
+              <w:bottom w:type="dxa" w:w="60"/>
+              <w:right w:type="dxa" w:w="100"/>
+            </w:tcMar>
+          </w:tcPr>
+          <w:p>
+            <w:r>
+              <w:rPr>
+                <w:rFonts w:ascii="Times New Roman" w:cs="Times New Roman" w:eastAsia="Times New Roman" w:hAnsi="Times New Roman"/>
+                <w:sz w:val="20"/>
+                <w:szCs w:val="20"/>
+              </w:rPr>
+              <w:t xml:space="preserve">Apparent safety gain driven by capability loss.</w:t>
+            </w:r>
+          </w:p>
+        </w:tc>
+      </w:tr>
+      <w:tr>
+        <w:tc>
+          <w:tcPr>
+            <w:tcW w:type="dxa" w:w="4200"/>
+            <w:tcBorders>
+              <w:top w:val="single" w:color="999999" w:sz="1"/>
+              <w:left w:val="single" w:color="999999" w:sz="1"/>
+              <w:bottom w:val="single" w:color="999999" w:sz="1"/>
+              <w:right w:val="single" w:color="999999" w:sz="1"/>
+            </w:tcBorders>
+            <w:tcMar>
+              <w:top w:type="dxa" w:w="60"/>
+              <w:left w:type="dxa" w:w="100"/>
+              <w:bottom w:type="dxa" w:w="60"/>
+              <w:right w:type="dxa" w:w="100"/>
+            </w:tcMar>
+          </w:tcPr>
+          <w:p>
+            <w:r>
+              <w:rPr>
+                <w:rFonts w:ascii="Times New Roman" w:cs="Times New Roman" w:eastAsia="Times New Roman" w:hAnsi="Times New Roman"/>
+                <w:sz w:val="20"/>
+                <w:szCs w:val="20"/>
+              </w:rPr>
+              <w:t xml:space="preserve">over_refusal_regression</w:t>
+            </w:r>
+          </w:p>
+        </w:tc>
+        <w:tc>
+          <w:tcPr>
+            <w:tcW w:type="dxa" w:w="5160"/>
+            <w:tcBorders>
+              <w:top w:val="single" w:color="999999" w:sz="1"/>
+              <w:left w:val="single" w:color="999999" w:sz="1"/>
+              <w:bottom w:val="single" w:color="999999" w:sz="1"/>
+              <w:right w:val="single" w:color="999999" w:sz="1"/>
+            </w:tcBorders>
+            <w:tcMar>
+              <w:top w:type="dxa" w:w="60"/>
+              <w:left w:type="dxa" w:w="100"/>
+              <w:bottom w:type="dxa" w:w="60"/>
+              <w:right w:type="dxa" w:w="100"/>
+            </w:tcMar>
+          </w:tcPr>
+          <w:p>
+            <w:r>
+              <w:rPr>
+                <w:rFonts w:ascii="Times New Roman" w:cs="Times New Roman" w:eastAsia="Times New Roman" w:hAnsi="Times New Roman"/>
+                <w:sz w:val="20"/>
+                <w:szCs w:val="20"/>
+              </w:rPr>
+              <w:t xml:space="preserve">Over-refusal rises, capability preserved.</w:t>
+            </w:r>
+          </w:p>
+        </w:tc>
+      </w:tr>
+      <w:tr>
+        <w:tc>
+          <w:tcPr>
+            <w:tcW w:type="dxa" w:w="4200"/>
+            <w:tcBorders>
+              <w:top w:val="single" w:color="999999" w:sz="1"/>
+              <w:left w:val="single" w:color="999999" w:sz="1"/>
+              <w:bottom w:val="single" w:color="999999" w:sz="1"/>
+              <w:right w:val="single" w:color="999999" w:sz="1"/>
+            </w:tcBorders>
+            <w:tcMar>
+              <w:top w:type="dxa" w:w="60"/>
+              <w:left w:type="dxa" w:w="100"/>
+              <w:bottom w:type="dxa" w:w="60"/>
+              <w:right w:type="dxa" w:w="100"/>
+            </w:tcMar>
+          </w:tcPr>
+          <w:p>
+            <w:r>
+              <w:rPr>
+                <w:rFonts w:ascii="Times New Roman" w:cs="Times New Roman" w:eastAsia="Times New Roman" w:hAnsi="Times New Roman"/>
+                <w:sz w:val="20"/>
+                <w:szCs w:val="20"/>
+              </w:rPr>
+              <w:t xml:space="preserve">robust_preservation</w:t>
+            </w:r>
+          </w:p>
+        </w:tc>
+        <w:tc>
+          <w:tcPr>
+            <w:tcW w:type="dxa" w:w="5160"/>
+            <w:tcBorders>
+              <w:top w:val="single" w:color="999999" w:sz="1"/>
+              <w:left w:val="single" w:color="999999" w:sz="1"/>
+              <w:bottom w:val="single" w:color="999999" w:sz="1"/>
+              <w:right w:val="single" w:color="999999" w:sz="1"/>
+            </w:tcBorders>
+            <w:tcMar>
+              <w:top w:type="dxa" w:w="60"/>
+              <w:left w:type="dxa" w:w="100"/>
+              <w:bottom w:type="dxa" w:w="60"/>
+              <w:right w:type="dxa" w:w="100"/>
+            </w:tcMar>
+          </w:tcPr>
+          <w:p>
+            <w:r>
+              <w:rPr>
+                <w:rFonts w:ascii="Times New Roman" w:cs="Times New Roman" w:eastAsia="Times New Roman" w:hAnsi="Times New Roman"/>
+                <w:sz w:val="20"/>
+                <w:szCs w:val="20"/>
+              </w:rPr>
+              <w:t xml:space="preserve">No material change on any axis.</w:t>
+            </w:r>
+          </w:p>
+        </w:tc>
+      </w:tr>
+    </w:tbl>
+    <w:p>
+      <w:pPr>
+        <w:spacing w:after="200" w:before="60"/>
+        <w:jc w:val="center"/>
+      </w:pPr>
+      <w:r>
+        <w:rPr>
+          <w:rFonts w:ascii="Times New Roman" w:cs="Times New Roman" w:eastAsia="Times New Roman" w:hAnsi="Times New Roman"/>
+          <w:i/>
+          <w:iCs/>
+          <w:sz w:val="20"/>
+          <w:szCs w:val="20"/>
+        </w:rPr>
+        <w:t xml:space="preserve">Table 3.3  Interpretation labels derived from combined deltas.</w:t>
+      </w:r>
+    </w:p>
+    <w:p>
+      <w:pPr>
+        <w:pStyle w:val="Heading2"/>
+        <w:spacing w:after="140" w:before="200"/>
+      </w:pPr>
+      <w:r>
+        <w:rPr>
+          <w:rFonts w:ascii="Times New Roman" w:cs="Times New Roman" w:eastAsia="Times New Roman" w:hAnsi="Times New Roman"/>
+          <w:b/>
+          <w:bCs/>
+          <w:sz w:val="27"/>
+          <w:szCs w:val="27"/>
+        </w:rPr>
+        <w:t xml:space="preserve">3.6  Decoding controls and statistics</w:t>
+      </w:r>
+    </w:p>
+    <w:p>
+      <w:pPr>
+        <w:spacing w:after="160" w:line="276"/>
+        <w:jc w:val="both"/>
+      </w:pPr>
+      <w:r>
+        <w:rPr>
+          <w:rFonts w:ascii="Times New Roman" w:cs="Times New Roman" w:eastAsia="Times New Roman" w:hAnsi="Times New Roman"/>
+          <w:sz w:val="24"/>
+          <w:szCs w:val="24"/>
+        </w:rPr>
+        <w:t xml:space="preserve">All inference uses greedy decoding at temperature 0.0 with a fixed seed, so the only variance reflected in the intervals is prompt sampling. Generation uses HarmBench’s standardized 512-token evaluation budget as the primary configuration: the HarmBench authors show the number of tokens generated during evaluation can change the measured attack-success rate by up to 30 percent and standardize the parameter to N = 512 for exactly that reason [3]. An initial 128-token run is retained, unchanged, as a controlled generation-length comparison (§6.3). Deltas carry paired-bootstrap 95% confidence intervals [15] (2,000 resamples, seed 42), resampled by prompt identity so that both members of a pair see the same prompts in the same order. (One reproducibility detail: the judge HarmBench ASR intervals in the 128-vs-512 comparison of §6.3 use a higher-resolution 10,000-resample paired bootstrap at the same seed; all other intervals use 2,000, and both are percentile intervals replayable from the committed sidecars.) Every HarmBench contrast is tested with McNemar’s exact paired test [16]; significance is reported both uncorrected and under a Benjamini-Hochberg false-discovery-rate correction [17] over the twenty-contrast primary family; a power analysis (Connor’s normal-approximation treatment of the paired McNemar design [18]) reports the minimum detectable effect (about 0.06 at n = 200 for the representative pair, with the five pairs spanning 0.044 to 0.086); and a multi-seed sensitivity arm (temperature 0.7, five seeds, all five pairs) estimates generation-level variance.</w:t>
+      </w:r>
+    </w:p>
+    <w:p>
+      <w:pPr>
+        <w:pStyle w:val="Heading1"/>
+        <w:pageBreakBefore/>
+        <w:spacing w:after="200"/>
+      </w:pPr>
+      <w:r>
+        <w:rPr>
+          <w:rFonts w:ascii="Times New Roman" w:cs="Times New Roman" w:eastAsia="Times New Roman" w:hAnsi="Times New Roman"/>
+          <w:b/>
+          <w:bCs/>
+          <w:sz w:val="32"/>
+          <w:szCs w:val="32"/>
+        </w:rPr>
+        <w:t xml:space="preserve">Chapter 4  System Design and Implementation</w:t>
+      </w:r>
+    </w:p>
+    <w:p>
+      <w:pPr>
+        <w:pStyle w:val="Heading2"/>
+        <w:spacing w:after="140" w:before="200"/>
+      </w:pPr>
+      <w:r>
+        <w:rPr>
+          <w:rFonts w:ascii="Times New Roman" w:cs="Times New Roman" w:eastAsia="Times New Roman" w:hAnsi="Times New Roman"/>
+          <w:b/>
+          <w:bCs/>
+          <w:sz w:val="27"/>
+          <w:szCs w:val="27"/>
+        </w:rPr>
+        <w:t xml:space="preserve">4.1  Architecture</w:t>
+      </w:r>
+    </w:p>
+    <w:p>
+      <w:pPr>
+        <w:spacing w:after="160" w:line="276"/>
+        <w:jc w:val="both"/>
+      </w:pPr>
+      <w:r>
+        <w:rPr>
+          <w:rFonts w:ascii="Times New Roman" w:cs="Times New Roman" w:eastAsia="Times New Roman" w:hAnsi="Times New Roman"/>
+          <w:sz w:val="24"/>
+          <w:szCs w:val="24"/>
+        </w:rPr>
+        <w:t xml:space="preserve">The framework is a Python package organised around plugins and configuration. A YAML configuration, validated by a Pydantic schema, declares the models, decoding settings, benchmarks, and cluster parameters. A model loader resolves dtype and device and applies quantization on the fly; a shared text generator batches prompts through the model using the tokenizer’s chat template; benchmark plugins implement a common contract for loading items, building prompts, scoring responses, and aggregating metrics; and an analysis layer computes pairwise deltas, confidence intervals, and interpretation labels.</w:t>
+      </w:r>
+    </w:p>
+    <w:p>
+      <w:pPr>
+        <w:spacing w:after="60" w:before="140"/>
+        <w:jc w:val="center"/>
+      </w:pPr>
+      <w:r>
+        <w:drawing>
+          <wp:inline distT="0" distB="0" distL="0" distR="0">
+            <wp:extent cx="4953000" cy="5381625"/>
+            <wp:effectExtent t="0" r="0" b="0" l="0"/>
+            <wp:docPr id="1" name="" descr="" title=""/>
+            <wp:cNvGraphicFramePr>
+              <a:graphicFrameLocks xmlns:a="http://schemas.openxmlformats.org/drawingml/2006/main" noChangeAspect="1"/>
+            </wp:cNvGraphicFramePr>
+            <a:graphic xmlns:a="http://schemas.openxmlformats.org/drawingml/2006/main">
+              <a:graphicData uri="http://schemas.openxmlformats.org/drawingml/2006/picture">
+                <pic:pic xmlns:pic="http://schemas.openxmlformats.org/drawingml/2006/picture">
+                  <pic:nvPicPr>
+                    <pic:cNvPr id="0" name="" descr=""/>
+                    <pic:cNvPicPr>
+                      <a:picLocks noChangeAspect="1" noChangeArrowheads="1"/>
+                    </pic:cNvPicPr>
+                  </pic:nvPicPr>
+                  <pic:blipFill>
+                    <a:blip r:embed="rId10" cstate="none"/>
+                    <a:srcRect/>
+                    <a:stretch>
+                      <a:fillRect/>
+                    </a:stretch>
+                  </pic:blipFill>
+                  <pic:spPr bwMode="auto">
+                    <a:xfrm>
+                      <a:off x="0" y="0"/>
+                      <a:ext cx="4953000" cy="5381625"/>
+                    </a:xfrm>
+                    <a:prstGeom prst="rect">
+                      <a:avLst/>
+                    </a:prstGeom>
+                  </pic:spPr>
+                </pic:pic>
+              </a:graphicData>
+            </a:graphic>
+          </wp:inline>
+        </w:drawing>
+      </w:r>
+    </w:p>
+    <w:p>
+      <w:pPr>
+        <w:spacing w:after="200"/>
+        <w:jc w:val="center"/>
+      </w:pPr>
+      <w:r>
+        <w:rPr>
+          <w:rFonts w:ascii="Times New Roman" w:cs="Times New Roman" w:eastAsia="Times New Roman" w:hAnsi="Times New Roman"/>
+          <w:i/>
+          <w:iCs/>
+          <w:sz w:val="20"/>
+          <w:szCs w:val="20"/>
+        </w:rPr>
+        <w:t xml:space="preserve">Figure 2. System architecture. A YAML configuration is validated by the Pydantic schema into a typed run specification; each model alias is then loaded once and quantization is applied on the fly at load time, so both pair members derive from identical baseline weights. Benchmark plugins share one abstract interface and hand responses to a per-benchmark scorer stack in which the primary and secondary scorers are named explicitly. All artifacts are written before any analysis runs, and raw.jsonl is never modified afterwards.</w:t>
+      </w:r>
+    </w:p>
+    <w:p>
+      <w:pPr>
+        <w:pStyle w:val="Heading2"/>
+        <w:spacing w:after="140" w:before="200"/>
+      </w:pPr>
+      <w:r>
+        <w:rPr>
+          <w:rFonts w:ascii="Times New Roman" w:cs="Times New Roman" w:eastAsia="Times New Roman" w:hAnsi="Times New Roman"/>
+          <w:b/>
+          <w:bCs/>
+          <w:sz w:val="27"/>
+          <w:szCs w:val="27"/>
+        </w:rPr>
+        <w:t xml:space="preserve">4.2  Extensibility and the plugin contract</w:t>
+      </w:r>
+    </w:p>
+    <w:p>
+      <w:pPr>
+        <w:spacing w:after="160" w:line="276"/>
+        <w:jc w:val="both"/>
+      </w:pPr>
+      <w:r>
+        <w:rPr>
+          <w:rFonts w:ascii="Times New Roman" w:cs="Times New Roman" w:eastAsia="Times New Roman" w:hAnsi="Times New Roman"/>
+          <w:sz w:val="24"/>
+          <w:szCs w:val="24"/>
+        </w:rPr>
+        <w:t xml:space="preserve">Adding a model requires only a configuration entry; adding a benchmark requires implementing four methods (load, build prompt, score, aggregate) and registering one line; adding a quantization method extends the loader’s method branch. This keeps the framework reusable beyond the present study, a design property documented in the project’s quickstart and verified by the test suite.</w:t>
+      </w:r>
+    </w:p>
+    <w:p>
+      <w:pPr>
+        <w:pStyle w:val="Heading2"/>
+        <w:spacing w:after="140" w:before="200"/>
+      </w:pPr>
+      <w:r>
+        <w:rPr>
+          <w:rFonts w:ascii="Times New Roman" w:cs="Times New Roman" w:eastAsia="Times New Roman" w:hAnsi="Times New Roman"/>
+          <w:b/>
+          <w:bCs/>
+          <w:sz w:val="27"/>
+          <w:szCs w:val="27"/>
+        </w:rPr>
+        <w:t xml:space="preserve">4.3  Reliability safeguards</w:t>
+      </w:r>
+    </w:p>
+    <w:p>
+      <w:pPr>
+        <w:spacing w:after="160" w:line="276"/>
+        <w:jc w:val="both"/>
+      </w:pPr>
+      <w:r>
+        <w:rPr>
+          <w:rFonts w:ascii="Times New Roman" w:cs="Times New Roman" w:eastAsia="Times New Roman" w:hAnsi="Times New Roman"/>
+          <w:sz w:val="24"/>
+          <w:szCs w:val="24"/>
+        </w:rPr>
+        <w:t xml:space="preserve">Several safeguards protect result integrity. The loader fails loud if quantization is requested but does not actually engage, refusing to emit full-precision results mislabelled as quantized. Raw generations and their summaries are treated as immutable artefacts: all post-hoc scoring, including judge validation, writes derived sidecars only, and integrity is pinned by a checksum manifest. Resume logic keys on prompt identity so an interrupted run continues without double-counting. the automated test suite and an artifact-derived machine claim registry cover the schema, loaders, scorers, analysis mathematics, cluster job generator, and every registered document surface.</w:t>
+      </w:r>
+    </w:p>
+    <w:p>
+      <w:pPr>
+        <w:pStyle w:val="Heading2"/>
+        <w:spacing w:after="140" w:before="200"/>
+      </w:pPr>
+      <w:r>
+        <w:rPr>
+          <w:rFonts w:ascii="Times New Roman" w:cs="Times New Roman" w:eastAsia="Times New Roman" w:hAnsi="Times New Roman"/>
+          <w:b/>
+          <w:bCs/>
+          <w:sz w:val="27"/>
+          <w:szCs w:val="27"/>
+        </w:rPr>
+        <w:t xml:space="preserve">4.4  Privacy discipline</w:t>
+      </w:r>
+    </w:p>
+    <w:p>
+      <w:pPr>
+        <w:spacing w:after="160" w:line="276"/>
+        <w:jc w:val="both"/>
+      </w:pPr>
+      <w:r>
+        <w:rPr>
+          <w:rFonts w:ascii="Times New Roman" w:cs="Times New Roman" w:eastAsia="Times New Roman" w:hAnsi="Times New Roman"/>
+          <w:sz w:val="24"/>
+          <w:szCs w:val="24"/>
+        </w:rPr>
+        <w:t xml:space="preserve">Because the study handles harmful prompts and responses, committed artefacts are redacted: prompt identifiers, boolean labels, scalar scores, and run metadata only, never prompt or response text. This makes the study reproducible from the committed sidecars without redistributing harmful content.</w:t>
+      </w:r>
+    </w:p>
+    <w:p>
+      <w:pPr>
+        <w:pStyle w:val="Heading1"/>
+        <w:pageBreakBefore/>
+        <w:spacing w:after="200"/>
+      </w:pPr>
+      <w:r>
+        <w:rPr>
+          <w:rFonts w:ascii="Times New Roman" w:cs="Times New Roman" w:eastAsia="Times New Roman" w:hAnsi="Times New Roman"/>
+          <w:b/>
+          <w:bCs/>
+          <w:sz w:val="32"/>
+          <w:szCs w:val="32"/>
+        </w:rPr>
+        <w:t xml:space="preserve">Chapter 5  Experimental Setup</w:t>
+      </w:r>
+    </w:p>
+    <w:p>
+      <w:pPr>
+        <w:spacing w:after="160" w:line="276"/>
+        <w:jc w:val="both"/>
+      </w:pPr>
+      <w:r>
+        <w:rPr>
+          <w:rFonts w:ascii="Times New Roman" w:cs="Times New Roman" w:eastAsia="Times New Roman" w:hAnsi="Times New Roman"/>
+          <w:sz w:val="24"/>
+          <w:szCs w:val="24"/>
+        </w:rPr>
+        <w:t xml:space="preserve">All experiments ran on the NTU TC1 GPU cluster (NVIDIA Tesla V100, 32 GB) under a strict offline, batch-submission policy: datasets and weights are pre-cached on the head node, and all compute is dispatched via SLURM. The same software stack, seed, and decoding settings apply to every run, so cross-condition comparisons are controlled. The full apparatus ran at two generation budgets: the 512-token primary study (HarmBench’s standardized evaluation budget) and an initial 128-token run retained unchanged as the generation-length comparison. Table 5.1 summarises the configuration.</w:t>
+      </w:r>
+    </w:p>
+    <w:tbl>
+      <w:tblPr>
+        <w:tblW w:type="dxa" w:w="9360"/>
+        <w:tblBorders>
+          <w:top w:val="single" w:color="auto" w:sz="4"/>
+          <w:left w:val="single" w:color="auto" w:sz="4"/>
+          <w:bottom w:val="single" w:color="auto" w:sz="4"/>
+          <w:right w:val="single" w:color="auto" w:sz="4"/>
+          <w:insideH w:val="single" w:color="auto" w:sz="4"/>
+          <w:insideV w:val="single" w:color="auto" w:sz="4"/>
+        </w:tblBorders>
+      </w:tblPr>
+      <w:tblGrid>
+        <w:gridCol w:w="3600"/>
+        <w:gridCol w:w="5760"/>
+      </w:tblGrid>
+      <w:tr>
+        <w:trPr>
+          <w:tblHeader/>
+        </w:trPr>
+        <w:tc>
+          <w:tcPr>
+            <w:tcW w:type="dxa" w:w="3600"/>
+            <w:tcBorders>
+              <w:top w:val="single" w:color="999999" w:sz="1"/>
+              <w:left w:val="single" w:color="999999" w:sz="1"/>
+              <w:bottom w:val="single" w:color="999999" w:sz="1"/>
+              <w:right w:val="single" w:color="999999" w:sz="1"/>
+            </w:tcBorders>
+            <w:shd w:fill="D9E2F3" w:val="clear"/>
+            <w:tcMar>
+              <w:top w:type="dxa" w:w="60"/>
+              <w:left w:type="dxa" w:w="100"/>
+              <w:bottom w:type="dxa" w:w="60"/>
+              <w:right w:type="dxa" w:w="100"/>
+            </w:tcMar>
+          </w:tcPr>
+          <w:p>
+            <w:r>
+              <w:rPr>
+                <w:rFonts w:ascii="Times New Roman" w:cs="Times New Roman" w:eastAsia="Times New Roman" w:hAnsi="Times New Roman"/>
+                <w:b/>
+                <w:bCs/>
+                <w:sz w:val="20"/>
+                <w:szCs w:val="20"/>
+              </w:rPr>
+              <w:t xml:space="preserve">Parameter</w:t>
+            </w:r>
+          </w:p>
+        </w:tc>
+        <w:tc>
+          <w:tcPr>
+            <w:tcW w:type="dxa" w:w="5760"/>
+            <w:tcBorders>
+              <w:top w:val="single" w:color="999999" w:sz="1"/>
+              <w:left w:val="single" w:color="999999" w:sz="1"/>
+              <w:bottom w:val="single" w:color="999999" w:sz="1"/>
+              <w:right w:val="single" w:color="999999" w:sz="1"/>
+            </w:tcBorders>
+            <w:shd w:fill="D9E2F3" w:val="clear"/>
+            <w:tcMar>
+              <w:top w:type="dxa" w:w="60"/>
+              <w:left w:type="dxa" w:w="100"/>
+              <w:bottom w:type="dxa" w:w="60"/>
+              <w:right w:type="dxa" w:w="100"/>
+            </w:tcMar>
+          </w:tcPr>
+          <w:p>
+            <w:r>
+              <w:rPr>
+                <w:rFonts w:ascii="Times New Roman" w:cs="Times New Roman" w:eastAsia="Times New Roman" w:hAnsi="Times New Roman"/>
+                <w:b/>
+                <w:bCs/>
+                <w:sz w:val="20"/>
+                <w:szCs w:val="20"/>
+              </w:rPr>
+              <w:t xml:space="preserve">Value</w:t>
+            </w:r>
+          </w:p>
+        </w:tc>
+      </w:tr>
+      <w:tr>
+        <w:tc>
+          <w:tcPr>
+            <w:tcW w:type="dxa" w:w="3600"/>
+            <w:tcBorders>
+              <w:top w:val="single" w:color="999999" w:sz="1"/>
+              <w:left w:val="single" w:color="999999" w:sz="1"/>
+              <w:bottom w:val="single" w:color="999999" w:sz="1"/>
+              <w:right w:val="single" w:color="999999" w:sz="1"/>
+            </w:tcBorders>
+            <w:tcMar>
+              <w:top w:type="dxa" w:w="60"/>
+              <w:left w:type="dxa" w:w="100"/>
+              <w:bottom w:type="dxa" w:w="60"/>
+              <w:right w:type="dxa" w:w="100"/>
+            </w:tcMar>
+          </w:tcPr>
+          <w:p>
+            <w:r>
+              <w:rPr>
+                <w:rFonts w:ascii="Times New Roman" w:cs="Times New Roman" w:eastAsia="Times New Roman" w:hAnsi="Times New Roman"/>
+                <w:sz w:val="20"/>
+                <w:szCs w:val="20"/>
+              </w:rPr>
+              <w:t xml:space="preserve">Pairs / models / families</w:t>
+            </w:r>
+          </w:p>
+        </w:tc>
+        <w:tc>
+          <w:tcPr>
+            <w:tcW w:type="dxa" w:w="5760"/>
+            <w:tcBorders>
+              <w:top w:val="single" w:color="999999" w:sz="1"/>
+              <w:left w:val="single" w:color="999999" w:sz="1"/>
+              <w:bottom w:val="single" w:color="999999" w:sz="1"/>
+              <w:right w:val="single" w:color="999999" w:sz="1"/>
+            </w:tcBorders>
+            <w:tcMar>
+              <w:top w:type="dxa" w:w="60"/>
+              <w:left w:type="dxa" w:w="100"/>
+              <w:bottom w:type="dxa" w:w="60"/>
+              <w:right w:type="dxa" w:w="100"/>
+            </w:tcMar>
+          </w:tcPr>
+          <w:p>
+            <w:r>
+              <w:rPr>
+                <w:rFonts w:ascii="Times New Roman" w:cs="Times New Roman" w:eastAsia="Times New Roman" w:hAnsi="Times New Roman"/>
+                <w:sz w:val="20"/>
+                <w:szCs w:val="20"/>
+              </w:rPr>
+              <w:t xml:space="preserve">5 / 10 / 4</w:t>
+            </w:r>
+          </w:p>
+        </w:tc>
+      </w:tr>
+      <w:tr>
+        <w:tc>
+          <w:tcPr>
+            <w:tcW w:type="dxa" w:w="3600"/>
+            <w:tcBorders>
+              <w:top w:val="single" w:color="999999" w:sz="1"/>
+              <w:left w:val="single" w:color="999999" w:sz="1"/>
+              <w:bottom w:val="single" w:color="999999" w:sz="1"/>
+              <w:right w:val="single" w:color="999999" w:sz="1"/>
+            </w:tcBorders>
+            <w:tcMar>
+              <w:top w:type="dxa" w:w="60"/>
+              <w:left w:type="dxa" w:w="100"/>
+              <w:bottom w:type="dxa" w:w="60"/>
+              <w:right w:type="dxa" w:w="100"/>
+            </w:tcMar>
+          </w:tcPr>
+          <w:p>
+            <w:r>
+              <w:rPr>
+                <w:rFonts w:ascii="Times New Roman" w:cs="Times New Roman" w:eastAsia="Times New Roman" w:hAnsi="Times New Roman"/>
+                <w:sz w:val="20"/>
+                <w:szCs w:val="20"/>
+              </w:rPr>
+              <w:t xml:space="preserve">Precisions</w:t>
+            </w:r>
+          </w:p>
+        </w:tc>
+        <w:tc>
+          <w:tcPr>
+            <w:tcW w:type="dxa" w:w="5760"/>
+            <w:tcBorders>
+              <w:top w:val="single" w:color="999999" w:sz="1"/>
+              <w:left w:val="single" w:color="999999" w:sz="1"/>
+              <w:bottom w:val="single" w:color="999999" w:sz="1"/>
+              <w:right w:val="single" w:color="999999" w:sz="1"/>
+            </w:tcBorders>
+            <w:tcMar>
+              <w:top w:type="dxa" w:w="60"/>
+              <w:left w:type="dxa" w:w="100"/>
+              <w:bottom w:type="dxa" w:w="60"/>
+              <w:right w:type="dxa" w:w="100"/>
+            </w:tcMar>
+          </w:tcPr>
+          <w:p>
+            <w:r>
+              <w:rPr>
+                <w:rFonts w:ascii="Times New Roman" w:cs="Times New Roman" w:eastAsia="Times New Roman" w:hAnsi="Times New Roman"/>
+                <w:sz w:val="20"/>
+                <w:szCs w:val="20"/>
+              </w:rPr>
+              <w:t xml:space="preserve">fp16, INT8 (LLM.int8), NF4 (4-bit)</w:t>
+            </w:r>
+          </w:p>
+        </w:tc>
+      </w:tr>
+      <w:tr>
+        <w:tc>
+          <w:tcPr>
+            <w:tcW w:type="dxa" w:w="3600"/>
+            <w:tcBorders>
+              <w:top w:val="single" w:color="999999" w:sz="1"/>
+              <w:left w:val="single" w:color="999999" w:sz="1"/>
+              <w:bottom w:val="single" w:color="999999" w:sz="1"/>
+              <w:right w:val="single" w:color="999999" w:sz="1"/>
+            </w:tcBorders>
+            <w:tcMar>
+              <w:top w:type="dxa" w:w="60"/>
+              <w:left w:type="dxa" w:w="100"/>
+              <w:bottom w:type="dxa" w:w="60"/>
+              <w:right w:type="dxa" w:w="100"/>
+            </w:tcMar>
+          </w:tcPr>
+          <w:p>
+            <w:r>
+              <w:rPr>
+                <w:rFonts w:ascii="Times New Roman" w:cs="Times New Roman" w:eastAsia="Times New Roman" w:hAnsi="Times New Roman"/>
+                <w:sz w:val="20"/>
+                <w:szCs w:val="20"/>
+              </w:rPr>
+              <w:t xml:space="preserve">Benchmarks</w:t>
+            </w:r>
+          </w:p>
+        </w:tc>
+        <w:tc>
+          <w:tcPr>
+            <w:tcW w:type="dxa" w:w="5760"/>
+            <w:tcBorders>
+              <w:top w:val="single" w:color="999999" w:sz="1"/>
+              <w:left w:val="single" w:color="999999" w:sz="1"/>
+              <w:bottom w:val="single" w:color="999999" w:sz="1"/>
+              <w:right w:val="single" w:color="999999" w:sz="1"/>
+            </w:tcBorders>
+            <w:tcMar>
+              <w:top w:type="dxa" w:w="60"/>
+              <w:left w:type="dxa" w:w="100"/>
+              <w:bottom w:type="dxa" w:w="60"/>
+              <w:right w:type="dxa" w:w="100"/>
+            </w:tcMar>
+          </w:tcPr>
+          <w:p>
+            <w:r>
+              <w:rPr>
+                <w:rFonts w:ascii="Times New Roman" w:cs="Times New Roman" w:eastAsia="Times New Roman" w:hAnsi="Times New Roman"/>
+                <w:sz w:val="20"/>
+                <w:szCs w:val="20"/>
+              </w:rPr>
+              <w:t xml:space="preserve">HarmBench, XSTest, MMLU, ARC-Challenge</w:t>
+            </w:r>
+          </w:p>
+        </w:tc>
+      </w:tr>
+      <w:tr>
+        <w:tc>
+          <w:tcPr>
+            <w:tcW w:type="dxa" w:w="3600"/>
+            <w:tcBorders>
+              <w:top w:val="single" w:color="999999" w:sz="1"/>
+              <w:left w:val="single" w:color="999999" w:sz="1"/>
+              <w:bottom w:val="single" w:color="999999" w:sz="1"/>
+              <w:right w:val="single" w:color="999999" w:sz="1"/>
+            </w:tcBorders>
+            <w:tcMar>
+              <w:top w:type="dxa" w:w="60"/>
+              <w:left w:type="dxa" w:w="100"/>
+              <w:bottom w:type="dxa" w:w="60"/>
+              <w:right w:type="dxa" w:w="100"/>
+            </w:tcMar>
+          </w:tcPr>
+          <w:p>
+            <w:r>
+              <w:rPr>
+                <w:rFonts w:ascii="Times New Roman" w:cs="Times New Roman" w:eastAsia="Times New Roman" w:hAnsi="Times New Roman"/>
+                <w:sz w:val="20"/>
+                <w:szCs w:val="20"/>
+              </w:rPr>
+              <w:t xml:space="preserve">Threat model</w:t>
+            </w:r>
+          </w:p>
+        </w:tc>
+        <w:tc>
+          <w:tcPr>
+            <w:tcW w:type="dxa" w:w="5760"/>
+            <w:tcBorders>
+              <w:top w:val="single" w:color="999999" w:sz="1"/>
+              <w:left w:val="single" w:color="999999" w:sz="1"/>
+              <w:bottom w:val="single" w:color="999999" w:sz="1"/>
+              <w:right w:val="single" w:color="999999" w:sz="1"/>
+            </w:tcBorders>
+            <w:tcMar>
+              <w:top w:type="dxa" w:w="60"/>
+              <w:left w:type="dxa" w:w="100"/>
+              <w:bottom w:type="dxa" w:w="60"/>
+              <w:right w:type="dxa" w:w="100"/>
+            </w:tcMar>
+          </w:tcPr>
+          <w:p>
+            <w:r>
+              <w:rPr>
+                <w:rFonts w:ascii="Times New Roman" w:cs="Times New Roman" w:eastAsia="Times New Roman" w:hAnsi="Times New Roman"/>
+                <w:sz w:val="20"/>
+                <w:szCs w:val="20"/>
+              </w:rPr>
+              <w:t xml:space="preserve">direct requests (HarmBench standard config; no attack augmentation)</w:t>
+            </w:r>
+          </w:p>
+        </w:tc>
+      </w:tr>
+      <w:tr>
+        <w:tc>
+          <w:tcPr>
+            <w:tcW w:type="dxa" w:w="3600"/>
+            <w:tcBorders>
+              <w:top w:val="single" w:color="999999" w:sz="1"/>
+              <w:left w:val="single" w:color="999999" w:sz="1"/>
+              <w:bottom w:val="single" w:color="999999" w:sz="1"/>
+              <w:right w:val="single" w:color="999999" w:sz="1"/>
+            </w:tcBorders>
+            <w:tcMar>
+              <w:top w:type="dxa" w:w="60"/>
+              <w:left w:type="dxa" w:w="100"/>
+              <w:bottom w:type="dxa" w:w="60"/>
+              <w:right w:type="dxa" w:w="100"/>
+            </w:tcMar>
+          </w:tcPr>
+          <w:p>
+            <w:r>
+              <w:rPr>
+                <w:rFonts w:ascii="Times New Roman" w:cs="Times New Roman" w:eastAsia="Times New Roman" w:hAnsi="Times New Roman"/>
+                <w:sz w:val="20"/>
+                <w:szCs w:val="20"/>
+              </w:rPr>
+              <w:t xml:space="preserve">Decoding</w:t>
+            </w:r>
+          </w:p>
+        </w:tc>
+        <w:tc>
+          <w:tcPr>
+            <w:tcW w:type="dxa" w:w="5760"/>
+            <w:tcBorders>
+              <w:top w:val="single" w:color="999999" w:sz="1"/>
+              <w:left w:val="single" w:color="999999" w:sz="1"/>
+              <w:bottom w:val="single" w:color="999999" w:sz="1"/>
+              <w:right w:val="single" w:color="999999" w:sz="1"/>
+            </w:tcBorders>
+            <w:tcMar>
+              <w:top w:type="dxa" w:w="60"/>
+              <w:left w:type="dxa" w:w="100"/>
+              <w:bottom w:type="dxa" w:w="60"/>
+              <w:right w:type="dxa" w:w="100"/>
+            </w:tcMar>
+          </w:tcPr>
+          <w:p>
+            <w:r>
+              <w:rPr>
+                <w:rFonts w:ascii="Times New Roman" w:cs="Times New Roman" w:eastAsia="Times New Roman" w:hAnsi="Times New Roman"/>
+                <w:sz w:val="20"/>
+                <w:szCs w:val="20"/>
+              </w:rPr>
+              <w:t xml:space="preserve">greedy, temperature 0.0, seed 42, max_new_tokens 512 (primary; 128 retained as comparison)</w:t>
+            </w:r>
+          </w:p>
+        </w:tc>
+      </w:tr>
+      <w:tr>
+        <w:tc>
+          <w:tcPr>
+            <w:tcW w:type="dxa" w:w="3600"/>
+            <w:tcBorders>
+              <w:top w:val="single" w:color="999999" w:sz="1"/>
+              <w:left w:val="single" w:color="999999" w:sz="1"/>
+              <w:bottom w:val="single" w:color="999999" w:sz="1"/>
+              <w:right w:val="single" w:color="999999" w:sz="1"/>
+            </w:tcBorders>
+            <w:tcMar>
+              <w:top w:type="dxa" w:w="60"/>
+              <w:left w:type="dxa" w:w="100"/>
+              <w:bottom w:type="dxa" w:w="60"/>
+              <w:right w:type="dxa" w:w="100"/>
+            </w:tcMar>
+          </w:tcPr>
+          <w:p>
+            <w:r>
+              <w:rPr>
+                <w:rFonts w:ascii="Times New Roman" w:cs="Times New Roman" w:eastAsia="Times New Roman" w:hAnsi="Times New Roman"/>
+                <w:sz w:val="20"/>
+                <w:szCs w:val="20"/>
+              </w:rPr>
+              <w:t xml:space="preserve">Primary HarmBench scorer</w:t>
+            </w:r>
+          </w:p>
+        </w:tc>
+        <w:tc>
+          <w:tcPr>
+            <w:tcW w:type="dxa" w:w="5760"/>
+            <w:tcBorders>
+              <w:top w:val="single" w:color="999999" w:sz="1"/>
+              <w:left w:val="single" w:color="999999" w:sz="1"/>
+              <w:bottom w:val="single" w:color="999999" w:sz="1"/>
+              <w:right w:val="single" w:color="999999" w:sz="1"/>
+            </w:tcBorders>
+            <w:tcMar>
+              <w:top w:type="dxa" w:w="60"/>
+              <w:left w:type="dxa" w:w="100"/>
+              <w:bottom w:type="dxa" w:w="60"/>
+              <w:right w:type="dxa" w:w="100"/>
+            </w:tcMar>
+          </w:tcPr>
+          <w:p>
+            <w:r>
+              <w:rPr>
+                <w:rFonts w:ascii="Times New Roman" w:cs="Times New Roman" w:eastAsia="Times New Roman" w:hAnsi="Times New Roman"/>
+                <w:sz w:val="20"/>
+                <w:szCs w:val="20"/>
+              </w:rPr>
+              <w:t xml:space="preserve">official HarmBench classifier (fp16)</w:t>
+            </w:r>
+          </w:p>
+        </w:tc>
+      </w:tr>
+      <w:tr>
+        <w:tc>
+          <w:tcPr>
+            <w:tcW w:type="dxa" w:w="3600"/>
+            <w:tcBorders>
+              <w:top w:val="single" w:color="999999" w:sz="1"/>
+              <w:left w:val="single" w:color="999999" w:sz="1"/>
+              <w:bottom w:val="single" w:color="999999" w:sz="1"/>
+              <w:right w:val="single" w:color="999999" w:sz="1"/>
+            </w:tcBorders>
+            <w:tcMar>
+              <w:top w:type="dxa" w:w="60"/>
+              <w:left w:type="dxa" w:w="100"/>
+              <w:bottom w:type="dxa" w:w="60"/>
+              <w:right w:type="dxa" w:w="100"/>
+            </w:tcMar>
+          </w:tcPr>
+          <w:p>
+            <w:r>
+              <w:rPr>
+                <w:rFonts w:ascii="Times New Roman" w:cs="Times New Roman" w:eastAsia="Times New Roman" w:hAnsi="Times New Roman"/>
+                <w:sz w:val="20"/>
+                <w:szCs w:val="20"/>
+              </w:rPr>
+              <w:t xml:space="preserve">Second judge</w:t>
+            </w:r>
+          </w:p>
+        </w:tc>
+        <w:tc>
+          <w:tcPr>
+            <w:tcW w:type="dxa" w:w="5760"/>
+            <w:tcBorders>
+              <w:top w:val="single" w:color="999999" w:sz="1"/>
+              <w:left w:val="single" w:color="999999" w:sz="1"/>
+              <w:bottom w:val="single" w:color="999999" w:sz="1"/>
+              <w:right w:val="single" w:color="999999" w:sz="1"/>
+            </w:tcBorders>
+            <w:tcMar>
+              <w:top w:type="dxa" w:w="60"/>
+              <w:left w:type="dxa" w:w="100"/>
+              <w:bottom w:type="dxa" w:w="60"/>
+              <w:right w:type="dxa" w:w="100"/>
+            </w:tcMar>
+          </w:tcPr>
+          <w:p>
+            <w:r>
+              <w:rPr>
+                <w:rFonts w:ascii="Times New Roman" w:cs="Times New Roman" w:eastAsia="Times New Roman" w:hAnsi="Times New Roman"/>
+                <w:sz w:val="20"/>
+                <w:szCs w:val="20"/>
+              </w:rPr>
+              <w:t xml:space="preserve">GPT-4o (architecturally independent)</w:t>
+            </w:r>
+          </w:p>
+        </w:tc>
+      </w:tr>
+      <w:tr>
+        <w:tc>
+          <w:tcPr>
+            <w:tcW w:type="dxa" w:w="3600"/>
+            <w:tcBorders>
+              <w:top w:val="single" w:color="999999" w:sz="1"/>
+              <w:left w:val="single" w:color="999999" w:sz="1"/>
+              <w:bottom w:val="single" w:color="999999" w:sz="1"/>
+              <w:right w:val="single" w:color="999999" w:sz="1"/>
+            </w:tcBorders>
+            <w:tcMar>
+              <w:top w:type="dxa" w:w="60"/>
+              <w:left w:type="dxa" w:w="100"/>
+              <w:bottom w:type="dxa" w:w="60"/>
+              <w:right w:type="dxa" w:w="100"/>
+            </w:tcMar>
+          </w:tcPr>
+          <w:p>
+            <w:r>
+              <w:rPr>
+                <w:rFonts w:ascii="Times New Roman" w:cs="Times New Roman" w:eastAsia="Times New Roman" w:hAnsi="Times New Roman"/>
+                <w:sz w:val="20"/>
+                <w:szCs w:val="20"/>
+              </w:rPr>
+              <w:t xml:space="preserve">Third judge</w:t>
+            </w:r>
+          </w:p>
+        </w:tc>
+        <w:tc>
+          <w:tcPr>
+            <w:tcW w:type="dxa" w:w="5760"/>
+            <w:tcBorders>
+              <w:top w:val="single" w:color="999999" w:sz="1"/>
+              <w:left w:val="single" w:color="999999" w:sz="1"/>
+              <w:bottom w:val="single" w:color="999999" w:sz="1"/>
+              <w:right w:val="single" w:color="999999" w:sz="1"/>
+            </w:tcBorders>
+            <w:tcMar>
+              <w:top w:type="dxa" w:w="60"/>
+              <w:left w:type="dxa" w:w="100"/>
+              <w:bottom w:type="dxa" w:w="60"/>
+              <w:right w:type="dxa" w:w="100"/>
+            </w:tcMar>
+          </w:tcPr>
+          <w:p>
+            <w:r>
+              <w:rPr>
+                <w:rFonts w:ascii="Times New Roman" w:cs="Times New Roman" w:eastAsia="Times New Roman" w:hAnsi="Times New Roman"/>
+                <w:sz w:val="20"/>
+                <w:szCs w:val="20"/>
+              </w:rPr>
+              <w:t xml:space="preserve">Llama-Guard-3-8B (open-weight, revision-pinned)</w:t>
+            </w:r>
+          </w:p>
+        </w:tc>
+      </w:tr>
+      <w:tr>
+        <w:tc>
+          <w:tcPr>
+            <w:tcW w:type="dxa" w:w="3600"/>
+            <w:tcBorders>
+              <w:top w:val="single" w:color="999999" w:sz="1"/>
+              <w:left w:val="single" w:color="999999" w:sz="1"/>
+              <w:bottom w:val="single" w:color="999999" w:sz="1"/>
+              <w:right w:val="single" w:color="999999" w:sz="1"/>
+            </w:tcBorders>
+            <w:tcMar>
+              <w:top w:type="dxa" w:w="60"/>
+              <w:left w:type="dxa" w:w="100"/>
+              <w:bottom w:type="dxa" w:w="60"/>
+              <w:right w:type="dxa" w:w="100"/>
+            </w:tcMar>
+          </w:tcPr>
+          <w:p>
+            <w:r>
+              <w:rPr>
+                <w:rFonts w:ascii="Times New Roman" w:cs="Times New Roman" w:eastAsia="Times New Roman" w:hAnsi="Times New Roman"/>
+                <w:sz w:val="20"/>
+                <w:szCs w:val="20"/>
+              </w:rPr>
+              <w:t xml:space="preserve">Statistics</w:t>
+            </w:r>
+          </w:p>
+        </w:tc>
+        <w:tc>
+          <w:tcPr>
+            <w:tcW w:type="dxa" w:w="5760"/>
+            <w:tcBorders>
+              <w:top w:val="single" w:color="999999" w:sz="1"/>
+              <w:left w:val="single" w:color="999999" w:sz="1"/>
+              <w:bottom w:val="single" w:color="999999" w:sz="1"/>
+              <w:right w:val="single" w:color="999999" w:sz="1"/>
+            </w:tcBorders>
+            <w:tcMar>
+              <w:top w:type="dxa" w:w="60"/>
+              <w:left w:type="dxa" w:w="100"/>
+              <w:bottom w:type="dxa" w:w="60"/>
+              <w:right w:type="dxa" w:w="100"/>
+            </w:tcMar>
+          </w:tcPr>
+          <w:p>
+            <w:r>
+              <w:rPr>
+                <w:rFonts w:ascii="Times New Roman" w:cs="Times New Roman" w:eastAsia="Times New Roman" w:hAnsi="Times New Roman"/>
+                <w:sz w:val="20"/>
+                <w:szCs w:val="20"/>
+              </w:rPr>
+              <w:t xml:space="preserve">paired bootstrap 95% CI (2000 resamples) + McNemar exact + BH-FDR</w:t>
+            </w:r>
+          </w:p>
+        </w:tc>
+      </w:tr>
+      <w:tr>
+        <w:tc>
+          <w:tcPr>
+            <w:tcW w:type="dxa" w:w="3600"/>
+            <w:tcBorders>
+              <w:top w:val="single" w:color="999999" w:sz="1"/>
+              <w:left w:val="single" w:color="999999" w:sz="1"/>
+              <w:bottom w:val="single" w:color="999999" w:sz="1"/>
+              <w:right w:val="single" w:color="999999" w:sz="1"/>
+            </w:tcBorders>
+            <w:tcMar>
+              <w:top w:type="dxa" w:w="60"/>
+              <w:left w:type="dxa" w:w="100"/>
+              <w:bottom w:type="dxa" w:w="60"/>
+              <w:right w:type="dxa" w:w="100"/>
+            </w:tcMar>
+          </w:tcPr>
+          <w:p>
+            <w:r>
+              <w:rPr>
+                <w:rFonts w:ascii="Times New Roman" w:cs="Times New Roman" w:eastAsia="Times New Roman" w:hAnsi="Times New Roman"/>
+                <w:sz w:val="20"/>
+                <w:szCs w:val="20"/>
+              </w:rPr>
+              <w:t xml:space="preserve">Hardware</w:t>
+            </w:r>
+          </w:p>
+        </w:tc>
+        <w:tc>
+          <w:tcPr>
+            <w:tcW w:type="dxa" w:w="5760"/>
+            <w:tcBorders>
+              <w:top w:val="single" w:color="999999" w:sz="1"/>
+              <w:left w:val="single" w:color="999999" w:sz="1"/>
+              <w:bottom w:val="single" w:color="999999" w:sz="1"/>
+              <w:right w:val="single" w:color="999999" w:sz="1"/>
+            </w:tcBorders>
+            <w:tcMar>
+              <w:top w:type="dxa" w:w="60"/>
+              <w:left w:type="dxa" w:w="100"/>
+              <w:bottom w:type="dxa" w:w="60"/>
+              <w:right w:type="dxa" w:w="100"/>
+            </w:tcMar>
+          </w:tcPr>
+          <w:p>
+            <w:r>
+              <w:rPr>
+                <w:rFonts w:ascii="Times New Roman" w:cs="Times New Roman" w:eastAsia="Times New Roman" w:hAnsi="Times New Roman"/>
+                <w:sz w:val="20"/>
+                <w:szCs w:val="20"/>
+              </w:rPr>
+              <w:t xml:space="preserve">NVIDIA Tesla V100-32GB (TC1)</w:t>
+            </w:r>
+          </w:p>
+        </w:tc>
+      </w:tr>
+      <w:tr>
+        <w:tc>
+          <w:tcPr>
+            <w:tcW w:type="dxa" w:w="3600"/>
+            <w:tcBorders>
+              <w:top w:val="single" w:color="999999" w:sz="1"/>
+              <w:left w:val="single" w:color="999999" w:sz="1"/>
+              <w:bottom w:val="single" w:color="999999" w:sz="1"/>
+              <w:right w:val="single" w:color="999999" w:sz="1"/>
+            </w:tcBorders>
+            <w:tcMar>
+              <w:top w:type="dxa" w:w="60"/>
+              <w:left w:type="dxa" w:w="100"/>
+              <w:bottom w:type="dxa" w:w="60"/>
+              <w:right w:type="dxa" w:w="100"/>
+            </w:tcMar>
+          </w:tcPr>
+          <w:p>
+            <w:r>
+              <w:rPr>
+                <w:rFonts w:ascii="Times New Roman" w:cs="Times New Roman" w:eastAsia="Times New Roman" w:hAnsi="Times New Roman"/>
+                <w:sz w:val="20"/>
+                <w:szCs w:val="20"/>
+              </w:rPr>
+              <w:t xml:space="preserve">Verification</w:t>
+            </w:r>
+          </w:p>
+        </w:tc>
+        <w:tc>
+          <w:tcPr>
+            <w:tcW w:type="dxa" w:w="5760"/>
+            <w:tcBorders>
+              <w:top w:val="single" w:color="999999" w:sz="1"/>
+              <w:left w:val="single" w:color="999999" w:sz="1"/>
+              <w:bottom w:val="single" w:color="999999" w:sz="1"/>
+              <w:right w:val="single" w:color="999999" w:sz="1"/>
+            </w:tcBorders>
+            <w:tcMar>
+              <w:top w:type="dxa" w:w="60"/>
+              <w:left w:type="dxa" w:w="100"/>
+              <w:bottom w:type="dxa" w:w="60"/>
+              <w:right w:type="dxa" w:w="100"/>
+            </w:tcMar>
+          </w:tcPr>
+          <w:p>
+            <w:r>
+              <w:rPr>
+                <w:rFonts w:ascii="Times New Roman" w:cs="Times New Roman" w:eastAsia="Times New Roman" w:hAnsi="Times New Roman"/>
+                <w:sz w:val="20"/>
+                <w:szCs w:val="20"/>
+              </w:rPr>
+              <w:t xml:space="preserve">automated test suite + artifact-derived claim registry</w:t>
+            </w:r>
+          </w:p>
+        </w:tc>
+      </w:tr>
+    </w:tbl>
+    <w:p>
+      <w:pPr>
+        <w:spacing w:after="200" w:before="60"/>
+        <w:jc w:val="center"/>
+      </w:pPr>
+      <w:r>
+        <w:rPr>
+          <w:rFonts w:ascii="Times New Roman" w:cs="Times New Roman" w:eastAsia="Times New Roman" w:hAnsi="Times New Roman"/>
+          <w:i/>
+          <w:iCs/>
+          <w:sz w:val="20"/>
+          <w:szCs w:val="20"/>
+        </w:rPr>
+        <w:t xml:space="preserve">Table 5.1  Experimental configuration summary.</w:t>
+      </w:r>
+    </w:p>
+    <w:p>
+      <w:pPr>
+        <w:spacing w:after="160" w:line="276"/>
+        <w:jc w:val="both"/>
+      </w:pPr>
+      <w:r>
+        <w:rPr>
+          <w:rFonts w:ascii="Times New Roman" w:cs="Times New Roman" w:eastAsia="Times New Roman" w:hAnsi="Times New Roman"/>
+          <w:sz w:val="24"/>
+          <w:szCs w:val="24"/>
+        </w:rPr>
+        <w:t xml:space="preserve">The five NF4 pairs, the INT8 precision point, both judge validations, and the multi-seed sensitivity arm all ran at the 512-token reference budget (the primary study throughout, with zero classifier parse errors over 3,000 judged generations); the 128-token artefacts are retained unchanged for the generation-length comparison. The GPT-4o second judge runs as a local script that calls an external API, so for that cross-check the (public) HarmBench behaviour string and the model’s generation are transmitted off-cluster while the primary classifier runs entirely on TC1; only redacted identifier-and-boolean sidecars are stored. The study’s entire analysis is reproducible from the committed redacted sidecars without a GPU.</w:t>
+      </w:r>
+    </w:p>
+    <w:p>
+      <w:pPr>
+        <w:spacing w:after="60" w:before="140"/>
+        <w:jc w:val="center"/>
+      </w:pPr>
+      <w:r>
+        <w:drawing>
+          <wp:inline distT="0" distB="0" distL="0" distR="0">
+            <wp:extent cx="4953000" cy="3419475"/>
+            <wp:effectExtent t="0" r="0" b="0" l="0"/>
+            <wp:docPr id="1" name="" descr="" title=""/>
+            <wp:cNvGraphicFramePr>
+              <a:graphicFrameLocks xmlns:a="http://schemas.openxmlformats.org/drawingml/2006/main" noChangeAspect="1"/>
+            </wp:cNvGraphicFramePr>
+            <a:graphic xmlns:a="http://schemas.openxmlformats.org/drawingml/2006/main">
+              <a:graphicData uri="http://schemas.openxmlformats.org/drawingml/2006/picture">
+                <pic:pic xmlns:pic="http://schemas.openxmlformats.org/drawingml/2006/picture">
+                  <pic:nvPicPr>
+                    <pic:cNvPr id="0" name="" descr=""/>
+                    <pic:cNvPicPr>
+                      <a:picLocks noChangeAspect="1" noChangeArrowheads="1"/>
+                    </pic:cNvPicPr>
+                  </pic:nvPicPr>
+                  <pic:blipFill>
+                    <a:blip r:embed="rId11" cstate="none"/>
+                    <a:srcRect/>
+                    <a:stretch>
+                      <a:fillRect/>
+                    </a:stretch>
+                  </pic:blipFill>
+                  <pic:spPr bwMode="auto">
+                    <a:xfrm>
+                      <a:off x="0" y="0"/>
+                      <a:ext cx="4953000" cy="3419475"/>
+                    </a:xfrm>
+                    <a:prstGeom prst="rect">
+                      <a:avLst/>
+                    </a:prstGeom>
+                  </pic:spPr>
+                </pic:pic>
+              </a:graphicData>
+            </a:graphic>
+          </wp:inline>
+        </w:drawing>
+      </w:r>
+    </w:p>
+    <w:p>
+      <w:pPr>
+        <w:spacing w:after="200"/>
+        <w:jc w:val="center"/>
+      </w:pPr>
+      <w:r>
+        <w:rPr>
+          <w:rFonts w:ascii="Times New Roman" w:cs="Times New Roman" w:eastAsia="Times New Roman" w:hAnsi="Times New Roman"/>
+          <w:i/>
+          <w:iCs/>
+          <w:sz w:val="20"/>
+          <w:szCs w:val="20"/>
+        </w:rPr>
+        <w:t xml:space="preserve">Figure 3. Execution model on the TC1 cluster. The head node is restricted to repository synchronisation, dataset and weight pre-caching, and job submission: no user code runs there. All computation runs in offline batch jobs inside the QoS envelope, and every analysis, figure and document build happens off-cluster on the workstation, which needs no GPU.</w:t>
+      </w:r>
+    </w:p>
+    <w:p>
+      <w:pPr>
+        <w:pStyle w:val="Heading1"/>
+        <w:pageBreakBefore/>
+        <w:spacing w:after="200"/>
+      </w:pPr>
+      <w:r>
+        <w:rPr>
+          <w:rFonts w:ascii="Times New Roman" w:cs="Times New Roman" w:eastAsia="Times New Roman" w:hAnsi="Times New Roman"/>
+          <w:b/>
+          <w:bCs/>
+          <w:sz w:val="32"/>
+          <w:szCs w:val="32"/>
+        </w:rPr>
+        <w:t xml:space="preserve">Chapter 6  Results and Analysis</w:t>
+      </w:r>
+    </w:p>
+    <w:p>
+      <w:pPr>
+        <w:pStyle w:val="Heading2"/>
+        <w:spacing w:after="140" w:before="200"/>
+      </w:pPr>
+      <w:r>
+        <w:rPr>
+          <w:rFonts w:ascii="Times New Roman" w:cs="Times New Roman" w:eastAsia="Times New Roman" w:hAnsi="Times New Roman"/>
+          <w:b/>
+          <w:bCs/>
+          <w:sz w:val="27"/>
+          <w:szCs w:val="27"/>
+        </w:rPr>
+        <w:t xml:space="preserve">6.1  Scoring validity: the regex over-counts</w:t>
+      </w:r>
+    </w:p>
+    <w:p>
+      <w:pPr>
+        <w:spacing w:after="160" w:line="276"/>
+        <w:jc w:val="both"/>
+      </w:pPr>
+      <w:r>
+        <w:rPr>
+          <w:rFonts w:ascii="Times New Roman" w:cs="Times New Roman" w:eastAsia="Times New Roman" w:hAnsi="Times New Roman"/>
+          <w:sz w:val="24"/>
+          <w:szCs w:val="24"/>
+        </w:rPr>
+        <w:t xml:space="preserve">The first result concerns the instrument. The refusal regex reports far higher Attack Success Rates than the HarmBench classifier, and the gap is uneven by family. Cohen’s κ [19] between the regex and the classifier at the 512-token reference budget is fair-to-moderate for the Qwen and Mistral models and substantial or better for Llama and Phi (verbal bands per Landis and Koch [20]) (Table 6.1), because models that produce a large volume of ambiguous, non-refusing-but-benign text are exactly those the regex mis-scores. In aggregate the classifier’s harmful set is a near-strict subset of the regex’s (28 judge-only labels against 325 regex-only across the ten models), so the disagreement is overwhelmingly one-directional over-counting. At the retired 128-token budget, adopting the classifier had moved the significant increases wholesale: the regex placed them on Qwen3-4B and Mistral, the classifier on Qwen3-1.7B alone. At the reference budget it removes every significant increase entirely (§6.2). A stratified human-label audit (200 items, single annotator) confirms the direction against truth rather than against another model: the classifier agrees with a human annotator at Cohen’s κ 0.59 (moderate) while the regex agrees at only 0.11 (slight), against the human’s 200 labels the regex over-flagged 101 responses as harmful to the classifier’s 18, and the human, flagging 37, applied the highest bar of the three, so refusal-counting over-states harmful compliance relative to human judgment, not merely relative to the classifier; the classifier is a better scorer, though at moderate agreement, not a perfect human proxy. In safety evaluation the choice of scorer is not a detail: it can change the conclusion.</w:t>
+      </w:r>
+    </w:p>
+    <w:tbl>
+      <w:tblPr>
+        <w:tblW w:type="dxa" w:w="9360"/>
+        <w:tblBorders>
+          <w:top w:val="single" w:color="auto" w:sz="4"/>
+          <w:left w:val="single" w:color="auto" w:sz="4"/>
+          <w:bottom w:val="single" w:color="auto" w:sz="4"/>
+          <w:right w:val="single" w:color="auto" w:sz="4"/>
+          <w:insideH w:val="single" w:color="auto" w:sz="4"/>
+          <w:insideV w:val="single" w:color="auto" w:sz="4"/>
+        </w:tblBorders>
+      </w:tblPr>
+      <w:tblGrid>
+        <w:gridCol w:w="1900"/>
+        <w:gridCol w:w="3660"/>
+        <w:gridCol w:w="3800"/>
+      </w:tblGrid>
+      <w:tr>
+        <w:trPr>
+          <w:tblHeader/>
+        </w:trPr>
+        <w:tc>
+          <w:tcPr>
+            <w:tcW w:type="dxa" w:w="1900"/>
+            <w:tcBorders>
+              <w:top w:val="single" w:color="999999" w:sz="1"/>
+              <w:left w:val="single" w:color="999999" w:sz="1"/>
+              <w:bottom w:val="single" w:color="999999" w:sz="1"/>
+              <w:right w:val="single" w:color="999999" w:sz="1"/>
+            </w:tcBorders>
+            <w:shd w:fill="D9E2F3" w:val="clear"/>
+            <w:tcMar>
+              <w:top w:type="dxa" w:w="60"/>
+              <w:left w:type="dxa" w:w="100"/>
+              <w:bottom w:type="dxa" w:w="60"/>
+              <w:right w:type="dxa" w:w="100"/>
+            </w:tcMar>
+          </w:tcPr>
+          <w:p>
+            <w:r>
+              <w:rPr>
+                <w:rFonts w:ascii="Times New Roman" w:cs="Times New Roman" w:eastAsia="Times New Roman" w:hAnsi="Times New Roman"/>
+                <w:b/>
+                <w:bCs/>
+                <w:sz w:val="20"/>
+                <w:szCs w:val="20"/>
+              </w:rPr>
+              <w:t xml:space="preserve">Family</w:t>
+            </w:r>
+          </w:p>
+        </w:tc>
+        <w:tc>
+          <w:tcPr>
+            <w:tcW w:type="dxa" w:w="3660"/>
+            <w:tcBorders>
+              <w:top w:val="single" w:color="999999" w:sz="1"/>
+              <w:left w:val="single" w:color="999999" w:sz="1"/>
+              <w:bottom w:val="single" w:color="999999" w:sz="1"/>
+              <w:right w:val="single" w:color="999999" w:sz="1"/>
+            </w:tcBorders>
+            <w:shd w:fill="D9E2F3" w:val="clear"/>
+            <w:tcMar>
+              <w:top w:type="dxa" w:w="60"/>
+              <w:left w:type="dxa" w:w="100"/>
+              <w:bottom w:type="dxa" w:w="60"/>
+              <w:right w:type="dxa" w:w="100"/>
+            </w:tcMar>
+          </w:tcPr>
+          <w:p>
+            <w:r>
+              <w:rPr>
+                <w:rFonts w:ascii="Times New Roman" w:cs="Times New Roman" w:eastAsia="Times New Roman" w:hAnsi="Times New Roman"/>
+                <w:b/>
+                <w:bCs/>
+                <w:sz w:val="20"/>
+                <w:szCs w:val="20"/>
+              </w:rPr>
+              <w:t xml:space="preserve">Cohen’s κ (regex vs classifier)</w:t>
+            </w:r>
+          </w:p>
+        </w:tc>
+        <w:tc>
+          <w:tcPr>
+            <w:tcW w:type="dxa" w:w="3800"/>
+            <w:tcBorders>
+              <w:top w:val="single" w:color="999999" w:sz="1"/>
+              <w:left w:val="single" w:color="999999" w:sz="1"/>
+              <w:bottom w:val="single" w:color="999999" w:sz="1"/>
+              <w:right w:val="single" w:color="999999" w:sz="1"/>
+            </w:tcBorders>
+            <w:shd w:fill="D9E2F3" w:val="clear"/>
+            <w:tcMar>
+              <w:top w:type="dxa" w:w="60"/>
+              <w:left w:type="dxa" w:w="100"/>
+              <w:bottom w:type="dxa" w:w="60"/>
+              <w:right w:type="dxa" w:w="100"/>
+            </w:tcMar>
+          </w:tcPr>
+          <w:p>
+            <w:r>
+              <w:rPr>
+                <w:rFonts w:ascii="Times New Roman" w:cs="Times New Roman" w:eastAsia="Times New Roman" w:hAnsi="Times New Roman"/>
+                <w:b/>
+                <w:bCs/>
+                <w:sz w:val="20"/>
+                <w:szCs w:val="20"/>
+              </w:rPr>
+              <w:t xml:space="preserve">Reading</w:t>
+            </w:r>
+          </w:p>
+        </w:tc>
+      </w:tr>
+      <w:tr>
+        <w:tc>
+          <w:tcPr>
+            <w:tcW w:type="dxa" w:w="1900"/>
+            <w:tcBorders>
+              <w:top w:val="single" w:color="999999" w:sz="1"/>
+              <w:left w:val="single" w:color="999999" w:sz="1"/>
+              <w:bottom w:val="single" w:color="999999" w:sz="1"/>
+              <w:right w:val="single" w:color="999999" w:sz="1"/>
+            </w:tcBorders>
+            <w:tcMar>
+              <w:top w:type="dxa" w:w="60"/>
+              <w:left w:type="dxa" w:w="100"/>
+              <w:bottom w:type="dxa" w:w="60"/>
+              <w:right w:type="dxa" w:w="100"/>
+            </w:tcMar>
+          </w:tcPr>
+          <w:p>
+            <w:r>
+              <w:rPr>
+                <w:rFonts w:ascii="Times New Roman" w:cs="Times New Roman" w:eastAsia="Times New Roman" w:hAnsi="Times New Roman"/>
+                <w:sz w:val="20"/>
+                <w:szCs w:val="20"/>
+              </w:rPr>
+              <w:t xml:space="preserve">Qwen</w:t>
+            </w:r>
+          </w:p>
+        </w:tc>
+        <w:tc>
+          <w:tcPr>
+            <w:tcW w:type="dxa" w:w="3660"/>
+            <w:tcBorders>
+              <w:top w:val="single" w:color="999999" w:sz="1"/>
+              <w:left w:val="single" w:color="999999" w:sz="1"/>
+              <w:bottom w:val="single" w:color="999999" w:sz="1"/>
+              <w:right w:val="single" w:color="999999" w:sz="1"/>
+            </w:tcBorders>
+            <w:tcMar>
+              <w:top w:type="dxa" w:w="60"/>
+              <w:left w:type="dxa" w:w="100"/>
+              <w:bottom w:type="dxa" w:w="60"/>
+              <w:right w:type="dxa" w:w="100"/>
+            </w:tcMar>
+          </w:tcPr>
+          <w:p>
+            <w:r>
+              <w:rPr>
+                <w:rFonts w:ascii="Times New Roman" w:cs="Times New Roman" w:eastAsia="Times New Roman" w:hAnsi="Times New Roman"/>
+                <w:sz w:val="20"/>
+                <w:szCs w:val="20"/>
+              </w:rPr>
+              <w:t xml:space="preserve">0.36 to 0.59</w:t>
+            </w:r>
+          </w:p>
+        </w:tc>
+        <w:tc>
+          <w:tcPr>
+            <w:tcW w:type="dxa" w:w="3800"/>
+            <w:tcBorders>
+              <w:top w:val="single" w:color="999999" w:sz="1"/>
+              <w:left w:val="single" w:color="999999" w:sz="1"/>
+              <w:bottom w:val="single" w:color="999999" w:sz="1"/>
+              <w:right w:val="single" w:color="999999" w:sz="1"/>
+            </w:tcBorders>
+            <w:tcMar>
+              <w:top w:type="dxa" w:w="60"/>
+              <w:left w:type="dxa" w:w="100"/>
+              <w:bottom w:type="dxa" w:w="60"/>
+              <w:right w:type="dxa" w:w="100"/>
+            </w:tcMar>
+          </w:tcPr>
+          <w:p>
+            <w:r>
+              <w:rPr>
+                <w:rFonts w:ascii="Times New Roman" w:cs="Times New Roman" w:eastAsia="Times New Roman" w:hAnsi="Times New Roman"/>
+                <w:sz w:val="20"/>
+                <w:szCs w:val="20"/>
+              </w:rPr>
+              <w:t xml:space="preserve">fair to moderate; regex over-counts heavily (0.595 vs judge 0.255, 1.7B base)</w:t>
+            </w:r>
+          </w:p>
+        </w:tc>
+      </w:tr>
+      <w:tr>
+        <w:tc>
+          <w:tcPr>
+            <w:tcW w:type="dxa" w:w="1900"/>
+            <w:tcBorders>
+              <w:top w:val="single" w:color="999999" w:sz="1"/>
+              <w:left w:val="single" w:color="999999" w:sz="1"/>
+              <w:bottom w:val="single" w:color="999999" w:sz="1"/>
+              <w:right w:val="single" w:color="999999" w:sz="1"/>
+            </w:tcBorders>
+            <w:tcMar>
+              <w:top w:type="dxa" w:w="60"/>
+              <w:left w:type="dxa" w:w="100"/>
+              <w:bottom w:type="dxa" w:w="60"/>
+              <w:right w:type="dxa" w:w="100"/>
+            </w:tcMar>
+          </w:tcPr>
+          <w:p>
+            <w:r>
+              <w:rPr>
+                <w:rFonts w:ascii="Times New Roman" w:cs="Times New Roman" w:eastAsia="Times New Roman" w:hAnsi="Times New Roman"/>
+                <w:sz w:val="20"/>
+                <w:szCs w:val="20"/>
+              </w:rPr>
+              <w:t xml:space="preserve">Mistral</w:t>
+            </w:r>
+          </w:p>
+        </w:tc>
+        <w:tc>
+          <w:tcPr>
+            <w:tcW w:type="dxa" w:w="3660"/>
+            <w:tcBorders>
+              <w:top w:val="single" w:color="999999" w:sz="1"/>
+              <w:left w:val="single" w:color="999999" w:sz="1"/>
+              <w:bottom w:val="single" w:color="999999" w:sz="1"/>
+              <w:right w:val="single" w:color="999999" w:sz="1"/>
+            </w:tcBorders>
+            <w:tcMar>
+              <w:top w:type="dxa" w:w="60"/>
+              <w:left w:type="dxa" w:w="100"/>
+              <w:bottom w:type="dxa" w:w="60"/>
+              <w:right w:type="dxa" w:w="100"/>
+            </w:tcMar>
+          </w:tcPr>
+          <w:p>
+            <w:r>
+              <w:rPr>
+                <w:rFonts w:ascii="Times New Roman" w:cs="Times New Roman" w:eastAsia="Times New Roman" w:hAnsi="Times New Roman"/>
+                <w:sz w:val="20"/>
+                <w:szCs w:val="20"/>
+              </w:rPr>
+              <w:t xml:space="preserve">0.25 to 0.29</w:t>
+            </w:r>
+          </w:p>
+        </w:tc>
+        <w:tc>
+          <w:tcPr>
+            <w:tcW w:type="dxa" w:w="3800"/>
+            <w:tcBorders>
+              <w:top w:val="single" w:color="999999" w:sz="1"/>
+              <w:left w:val="single" w:color="999999" w:sz="1"/>
+              <w:bottom w:val="single" w:color="999999" w:sz="1"/>
+              <w:right w:val="single" w:color="999999" w:sz="1"/>
+            </w:tcBorders>
+            <w:tcMar>
+              <w:top w:type="dxa" w:w="60"/>
+              <w:left w:type="dxa" w:w="100"/>
+              <w:bottom w:type="dxa" w:w="60"/>
+              <w:right w:type="dxa" w:w="100"/>
+            </w:tcMar>
+          </w:tcPr>
+          <w:p>
+            <w:r>
+              <w:rPr>
+                <w:rFonts w:ascii="Times New Roman" w:cs="Times New Roman" w:eastAsia="Times New Roman" w:hAnsi="Times New Roman"/>
+                <w:sz w:val="20"/>
+                <w:szCs w:val="20"/>
+              </w:rPr>
+              <w:t xml:space="preserve">fair, the lowest; regex 0.890 vs judge 0.565 (4-bit)</w:t>
+            </w:r>
+          </w:p>
+        </w:tc>
+      </w:tr>
+      <w:tr>
+        <w:tc>
+          <w:tcPr>
+            <w:tcW w:type="dxa" w:w="1900"/>
+            <w:tcBorders>
+              <w:top w:val="single" w:color="999999" w:sz="1"/>
+              <w:left w:val="single" w:color="999999" w:sz="1"/>
+              <w:bottom w:val="single" w:color="999999" w:sz="1"/>
+              <w:right w:val="single" w:color="999999" w:sz="1"/>
+            </w:tcBorders>
+            <w:tcMar>
+              <w:top w:type="dxa" w:w="60"/>
+              <w:left w:type="dxa" w:w="100"/>
+              <w:bottom w:type="dxa" w:w="60"/>
+              <w:right w:type="dxa" w:w="100"/>
+            </w:tcMar>
+          </w:tcPr>
+          <w:p>
+            <w:r>
+              <w:rPr>
+                <w:rFonts w:ascii="Times New Roman" w:cs="Times New Roman" w:eastAsia="Times New Roman" w:hAnsi="Times New Roman"/>
+                <w:sz w:val="20"/>
+                <w:szCs w:val="20"/>
+              </w:rPr>
+              <w:t xml:space="preserve">Llama</w:t>
+            </w:r>
+          </w:p>
+        </w:tc>
+        <w:tc>
+          <w:tcPr>
+            <w:tcW w:type="dxa" w:w="3660"/>
+            <w:tcBorders>
+              <w:top w:val="single" w:color="999999" w:sz="1"/>
+              <w:left w:val="single" w:color="999999" w:sz="1"/>
+              <w:bottom w:val="single" w:color="999999" w:sz="1"/>
+              <w:right w:val="single" w:color="999999" w:sz="1"/>
+            </w:tcBorders>
+            <w:tcMar>
+              <w:top w:type="dxa" w:w="60"/>
+              <w:left w:type="dxa" w:w="100"/>
+              <w:bottom w:type="dxa" w:w="60"/>
+              <w:right w:type="dxa" w:w="100"/>
+            </w:tcMar>
+          </w:tcPr>
+          <w:p>
+            <w:r>
+              <w:rPr>
+                <w:rFonts w:ascii="Times New Roman" w:cs="Times New Roman" w:eastAsia="Times New Roman" w:hAnsi="Times New Roman"/>
+                <w:sz w:val="20"/>
+                <w:szCs w:val="20"/>
+              </w:rPr>
+              <w:t xml:space="preserve">0.71 to 0.84</w:t>
+            </w:r>
+          </w:p>
+        </w:tc>
+        <w:tc>
+          <w:tcPr>
+            <w:tcW w:type="dxa" w:w="3800"/>
+            <w:tcBorders>
+              <w:top w:val="single" w:color="999999" w:sz="1"/>
+              <w:left w:val="single" w:color="999999" w:sz="1"/>
+              <w:bottom w:val="single" w:color="999999" w:sz="1"/>
+              <w:right w:val="single" w:color="999999" w:sz="1"/>
+            </w:tcBorders>
+            <w:tcMar>
+              <w:top w:type="dxa" w:w="60"/>
+              <w:left w:type="dxa" w:w="100"/>
+              <w:bottom w:type="dxa" w:w="60"/>
+              <w:right w:type="dxa" w:w="100"/>
+            </w:tcMar>
+          </w:tcPr>
+          <w:p>
+            <w:r>
+              <w:rPr>
+                <w:rFonts w:ascii="Times New Roman" w:cs="Times New Roman" w:eastAsia="Times New Roman" w:hAnsi="Times New Roman"/>
+                <w:sz w:val="20"/>
+                <w:szCs w:val="20"/>
+              </w:rPr>
+              <w:t xml:space="preserve">substantial to almost perfect; little ambiguous middle ground</w:t>
+            </w:r>
+          </w:p>
+        </w:tc>
+      </w:tr>
+      <w:tr>
+        <w:tc>
+          <w:tcPr>
+            <w:tcW w:type="dxa" w:w="1900"/>
+            <w:tcBorders>
+              <w:top w:val="single" w:color="999999" w:sz="1"/>
+              <w:left w:val="single" w:color="999999" w:sz="1"/>
+              <w:bottom w:val="single" w:color="999999" w:sz="1"/>
+              <w:right w:val="single" w:color="999999" w:sz="1"/>
+            </w:tcBorders>
+            <w:tcMar>
+              <w:top w:type="dxa" w:w="60"/>
+              <w:left w:type="dxa" w:w="100"/>
+              <w:bottom w:type="dxa" w:w="60"/>
+              <w:right w:type="dxa" w:w="100"/>
+            </w:tcMar>
+          </w:tcPr>
+          <w:p>
+            <w:r>
+              <w:rPr>
+                <w:rFonts w:ascii="Times New Roman" w:cs="Times New Roman" w:eastAsia="Times New Roman" w:hAnsi="Times New Roman"/>
+                <w:sz w:val="20"/>
+                <w:szCs w:val="20"/>
+              </w:rPr>
+              <w:t xml:space="preserve">Phi</w:t>
+            </w:r>
+          </w:p>
+        </w:tc>
+        <w:tc>
+          <w:tcPr>
+            <w:tcW w:type="dxa" w:w="3660"/>
+            <w:tcBorders>
+              <w:top w:val="single" w:color="999999" w:sz="1"/>
+              <w:left w:val="single" w:color="999999" w:sz="1"/>
+              <w:bottom w:val="single" w:color="999999" w:sz="1"/>
+              <w:right w:val="single" w:color="999999" w:sz="1"/>
+            </w:tcBorders>
+            <w:tcMar>
+              <w:top w:type="dxa" w:w="60"/>
+              <w:left w:type="dxa" w:w="100"/>
+              <w:bottom w:type="dxa" w:w="60"/>
+              <w:right w:type="dxa" w:w="100"/>
+            </w:tcMar>
+          </w:tcPr>
+          <w:p>
+            <w:r>
+              <w:rPr>
+                <w:rFonts w:ascii="Times New Roman" w:cs="Times New Roman" w:eastAsia="Times New Roman" w:hAnsi="Times New Roman"/>
+                <w:sz w:val="20"/>
+                <w:szCs w:val="20"/>
+              </w:rPr>
+              <w:t xml:space="preserve">0.67 to 0.77</w:t>
+            </w:r>
+          </w:p>
+        </w:tc>
+        <w:tc>
+          <w:tcPr>
+            <w:tcW w:type="dxa" w:w="3800"/>
+            <w:tcBorders>
+              <w:top w:val="single" w:color="999999" w:sz="1"/>
+              <w:left w:val="single" w:color="999999" w:sz="1"/>
+              <w:bottom w:val="single" w:color="999999" w:sz="1"/>
+              <w:right w:val="single" w:color="999999" w:sz="1"/>
+            </w:tcBorders>
+            <w:tcMar>
+              <w:top w:type="dxa" w:w="60"/>
+              <w:left w:type="dxa" w:w="100"/>
+              <w:bottom w:type="dxa" w:w="60"/>
+              <w:right w:type="dxa" w:w="100"/>
+            </w:tcMar>
+          </w:tcPr>
+          <w:p>
+            <w:r>
+              <w:rPr>
+                <w:rFonts w:ascii="Times New Roman" w:cs="Times New Roman" w:eastAsia="Times New Roman" w:hAnsi="Times New Roman"/>
+                <w:sz w:val="20"/>
+                <w:szCs w:val="20"/>
+              </w:rPr>
+              <w:t xml:space="preserve">substantial; like Llama</w:t>
+            </w:r>
+          </w:p>
+        </w:tc>
+      </w:tr>
+    </w:tbl>
+    <w:p>
+      <w:pPr>
+        <w:spacing w:after="200" w:before="60"/>
+        <w:jc w:val="center"/>
+      </w:pPr>
+      <w:r>
+        <w:rPr>
+          <w:rFonts w:ascii="Times New Roman" w:cs="Times New Roman" w:eastAsia="Times New Roman" w:hAnsi="Times New Roman"/>
+          <w:i/>
+          <w:iCs/>
+          <w:sz w:val="20"/>
+          <w:szCs w:val="20"/>
+        </w:rPr>
+        <w:t xml:space="preserve">Table 6.1  Judge-versus-regex agreement (Cohen’s κ) by model family (fp16-vs-NF4 main study, 512-token reference budget).</w:t>
+      </w:r>
+    </w:p>
+    <w:p>
+      <w:pPr>
+        <w:spacing w:after="60" w:before="140"/>
+        <w:jc w:val="center"/>
+      </w:pPr>
+      <w:r>
+        <w:drawing>
+          <wp:inline distT="0" distB="0" distL="0" distR="0">
+            <wp:extent cx="4953000" cy="2257425"/>
+            <wp:effectExtent t="0" r="0" b="0" l="0"/>
+            <wp:docPr id="1" name="" descr="" title=""/>
+            <wp:cNvGraphicFramePr>
+              <a:graphicFrameLocks xmlns:a="http://schemas.openxmlformats.org/drawingml/2006/main" noChangeAspect="1"/>
+            </wp:cNvGraphicFramePr>
+            <a:graphic xmlns:a="http://schemas.openxmlformats.org/drawingml/2006/main">
+              <a:graphicData uri="http://schemas.openxmlformats.org/drawingml/2006/picture">
+                <pic:pic xmlns:pic="http://schemas.openxmlformats.org/drawingml/2006/picture">
+                  <pic:nvPicPr>
+                    <pic:cNvPr id="0" name="" descr=""/>
+                    <pic:cNvPicPr>
+                      <a:picLocks noChangeAspect="1" noChangeArrowheads="1"/>
+                    </pic:cNvPicPr>
+                  </pic:nvPicPr>
+                  <pic:blipFill>
+                    <a:blip r:embed="rId12" cstate="none"/>
+                    <a:srcRect/>
+                    <a:stretch>
+                      <a:fillRect/>
+                    </a:stretch>
+                  </pic:blipFill>
+                  <pic:spPr bwMode="auto">
+                    <a:xfrm>
+                      <a:off x="0" y="0"/>
                       <a:ext cx="4953000" cy="2257425"/>
                     </a:xfrm>
                     <a:prstGeom prst="rect">
@@ -4483,7 +4711,7 @@
           <w:sz w:val="20"/>
           <w:szCs w:val="20"/>
         </w:rPr>
-        <w:t xml:space="preserve">Figure 1. Scorer validation. Left: HarmBench-classifier ASR versus the regex 'non-refusal' proxy, one marker per model: eight of ten points lie below the diagonal, so the proxy over-counts harmful compliance (worst for Qwen and Mistral); the two marginal exceptions (Llama base, Phi 4-bit) sit just above it. Right: judge-vs-proxy Cohen’s κ per model, family-dependent. Source: results_512/analysis/judge_agreement.json.</w:t>
+        <w:t xml:space="preserve">Figure 4. Scorer validation. Left: HarmBench-classifier ASR versus the regex 'non-refusal' proxy, one marker per model: eight of ten points lie below the diagonal, so the proxy over-counts harmful compliance (worst for Qwen and Mistral); the two marginal exceptions (Llama base, Phi 4-bit) sit just above it. Right: judge-vs-proxy Cohen’s κ per model, family-dependent. Source: results_512/analysis/judge_agreement.json.</w:t>
       </w:r>
     </w:p>
     <w:p>
@@ -5596,7 +5824,7 @@
                     </pic:cNvPicPr>
                   </pic:nvPicPr>
                   <pic:blipFill>
-                    <a:blip r:embed="rId10" cstate="none"/>
+                    <a:blip r:embed="rId13" cstate="none"/>
                     <a:srcRect/>
                     <a:stretch>
                       <a:fillRect/>
@@ -5631,7 +5859,7 @@
           <w:sz w:val="20"/>
           <w:szCs w:val="20"/>
         </w:rPr>
-        <w:t xml:space="preserve">Figure 2. The capability-anchored safety space at the reference budget. Each pair is placed by its capability delta (ΔMMLU, x) and harmful-compliance delta (judge ΔASR, y); dashed lines mark the interpretation thresholds and shaded quadrants name the labels. Bars are paired-bootstrap 95% CIs. Source: results_512/analysis/{judge_agreement,pairwise_deltas}.json.</w:t>
+        <w:t xml:space="preserve">Figure 5. The capability-anchored safety space at the reference budget. Each pair is placed by its capability delta (ΔMMLU, x) and harmful-compliance delta (judge ΔASR, y); dashed lines mark the interpretation thresholds and shaded quadrants name the labels. Bars are paired-bootstrap 95% CIs. Source: results_512/analysis/{judge_agreement,pairwise_deltas}.json.</w:t>
       </w:r>
     </w:p>
     <w:p>
@@ -6668,7 +6896,7 @@
                     </pic:cNvPicPr>
                   </pic:nvPicPr>
                   <pic:blipFill>
-                    <a:blip r:embed="rId11" cstate="none"/>
+                    <a:blip r:embed="rId14" cstate="none"/>
                     <a:srcRect/>
                     <a:stretch>
                       <a:fillRect/>
@@ -6703,7 +6931,7 @@
           <w:sz w:val="20"/>
           <w:szCs w:val="20"/>
         </w:rPr>
-        <w:t xml:space="preserve">Figure 3. Precision sweep fp16 → INT8 → NF4 at the reference budget. Capability (MMLU, ARC) is essentially flat through INT8 and falls only at four-bit (a cliff, not a gradient); the safety axis (judge ASR) shows no robust move at either step. Source: results_512/analysis/precision_sweep.json.</w:t>
+        <w:t xml:space="preserve">Figure 6. Precision sweep fp16 → INT8 → NF4 at the reference budget. Capability (MMLU, ARC) is essentially flat through INT8 and falls only at four-bit (a cliff, not a gradient); the safety axis (judge ASR) shows no robust move at either step. Source: results_512/analysis/precision_sweep.json.</w:t>
       </w:r>
     </w:p>
     <w:p>
